--- a/ADO.NET.docx
+++ b/ADO.NET.docx
@@ -5,6 +5,7 @@
     <w:p>
       <w:pPr>
         <w:pStyle w:val="Heading1"/>
+        <w:spacing w:before="0"/>
         <w:rPr>
           <w:rFonts w:eastAsia="Times New Roman"/>
         </w:rPr>
@@ -14,6 +15,23 @@
           <w:rFonts w:eastAsia="Times New Roman"/>
         </w:rPr>
         <w:t>Introduction to ADO.NET</w:t>
+      </w:r>
+      <w:r>
+        <w:rPr>
+          <w:rFonts w:eastAsia="Times New Roman"/>
+        </w:rPr>
+        <w:t xml:space="preserve"> </w:t>
+      </w:r>
+      <w:bookmarkStart w:id="0" w:name="_GoBack"/>
+      <w:bookmarkEnd w:id="0"/>
+      <w:r>
+        <w:rPr>
+          <w:rFonts w:eastAsia="Times New Roman"/>
+        </w:rPr>
+        <w:t>(</w:t>
+      </w:r>
+      <w:r>
+        <w:t>ActiveX Data Objects)</w:t>
       </w:r>
     </w:p>
     <w:p>
@@ -92,7 +110,6 @@
         </w:rPr>
         <w:t xml:space="preserve">To talk to a database, you need these four classes (found in </w:t>
       </w:r>
-      <w:proofErr w:type="spellStart"/>
       <w:r>
         <w:rPr>
           <w:rFonts w:ascii="Courier New" w:eastAsia="Times New Roman" w:hAnsi="Courier New" w:cs="Courier New"/>
@@ -100,7 +117,6 @@
         </w:rPr>
         <w:t>Microsoft.Data.SqlClient</w:t>
       </w:r>
-      <w:proofErr w:type="spellEnd"/>
       <w:r>
         <w:rPr>
           <w:rFonts w:ascii="Times New Roman" w:eastAsia="Times New Roman" w:hAnsi="Times New Roman" w:cs="Times New Roman"/>
@@ -123,7 +139,6 @@
           <w:szCs w:val="24"/>
         </w:rPr>
       </w:pPr>
-      <w:proofErr w:type="spellStart"/>
       <w:r>
         <w:rPr>
           <w:rFonts w:ascii="Times New Roman" w:eastAsia="Times New Roman" w:hAnsi="Times New Roman" w:cs="Times New Roman"/>
@@ -132,9 +147,16 @@
           <w:sz w:val="24"/>
           <w:szCs w:val="24"/>
         </w:rPr>
-        <w:t>SqlConnection</w:t>
-      </w:r>
-      <w:proofErr w:type="spellEnd"/>
+        <w:t>SqlConnection:</w:t>
+      </w:r>
+      <w:r>
+        <w:rPr>
+          <w:rFonts w:ascii="Times New Roman" w:eastAsia="Times New Roman" w:hAnsi="Times New Roman" w:cs="Times New Roman"/>
+          <w:sz w:val="24"/>
+          <w:szCs w:val="24"/>
+        </w:rPr>
+        <w:t xml:space="preserve"> The </w:t>
+      </w:r>
       <w:r>
         <w:rPr>
           <w:rFonts w:ascii="Times New Roman" w:eastAsia="Times New Roman" w:hAnsi="Times New Roman" w:cs="Times New Roman"/>
@@ -143,7 +165,7 @@
           <w:sz w:val="24"/>
           <w:szCs w:val="24"/>
         </w:rPr>
-        <w:t>:</w:t>
+        <w:t>Physical Connection</w:t>
       </w:r>
       <w:r>
         <w:rPr>
@@ -151,8 +173,22 @@
           <w:sz w:val="24"/>
           <w:szCs w:val="24"/>
         </w:rPr>
-        <w:t xml:space="preserve"> The </w:t>
-      </w:r>
+        <w:t>. It requires a "Connection String" (the address, database name, and credentials).</w:t>
+      </w:r>
+    </w:p>
+    <w:p>
+      <w:pPr>
+        <w:numPr>
+          <w:ilvl w:val="0"/>
+          <w:numId w:val="1"/>
+        </w:numPr>
+        <w:spacing w:before="100" w:beforeAutospacing="1" w:after="100" w:afterAutospacing="1" w:line="240" w:lineRule="auto"/>
+        <w:rPr>
+          <w:rFonts w:ascii="Times New Roman" w:eastAsia="Times New Roman" w:hAnsi="Times New Roman" w:cs="Times New Roman"/>
+          <w:sz w:val="24"/>
+          <w:szCs w:val="24"/>
+        </w:rPr>
+      </w:pPr>
       <w:r>
         <w:rPr>
           <w:rFonts w:ascii="Times New Roman" w:eastAsia="Times New Roman" w:hAnsi="Times New Roman" w:cs="Times New Roman"/>
@@ -161,7 +197,7 @@
           <w:sz w:val="24"/>
           <w:szCs w:val="24"/>
         </w:rPr>
-        <w:t>Physical Connection</w:t>
+        <w:t>SqlCommand:</w:t>
       </w:r>
       <w:r>
         <w:rPr>
@@ -169,7 +205,55 @@
           <w:sz w:val="24"/>
           <w:szCs w:val="24"/>
         </w:rPr>
-        <w:t>. It requires a "Connection String" (the address, database name, and credentials).</w:t>
+        <w:t xml:space="preserve"> The </w:t>
+      </w:r>
+      <w:r>
+        <w:rPr>
+          <w:rFonts w:ascii="Times New Roman" w:eastAsia="Times New Roman" w:hAnsi="Times New Roman" w:cs="Times New Roman"/>
+          <w:b/>
+          <w:bCs/>
+          <w:sz w:val="24"/>
+          <w:szCs w:val="24"/>
+        </w:rPr>
+        <w:t>SQL Instruction</w:t>
+      </w:r>
+      <w:r>
+        <w:rPr>
+          <w:rFonts w:ascii="Times New Roman" w:eastAsia="Times New Roman" w:hAnsi="Times New Roman" w:cs="Times New Roman"/>
+          <w:sz w:val="24"/>
+          <w:szCs w:val="24"/>
+        </w:rPr>
+        <w:t xml:space="preserve">. It holds the query you want to run (e.g., </w:t>
+      </w:r>
+      <w:r>
+        <w:rPr>
+          <w:rFonts w:ascii="Courier New" w:eastAsia="Times New Roman" w:hAnsi="Courier New" w:cs="Courier New"/>
+          <w:sz w:val="20"/>
+        </w:rPr>
+        <w:t>SELECT</w:t>
+      </w:r>
+      <w:r>
+        <w:rPr>
+          <w:rFonts w:ascii="Times New Roman" w:eastAsia="Times New Roman" w:hAnsi="Times New Roman" w:cs="Times New Roman"/>
+          <w:sz w:val="24"/>
+          <w:szCs w:val="24"/>
+        </w:rPr>
+        <w:t xml:space="preserve">, </w:t>
+      </w:r>
+      <w:r>
+        <w:rPr>
+          <w:rFonts w:ascii="Courier New" w:eastAsia="Times New Roman" w:hAnsi="Courier New" w:cs="Courier New"/>
+          <w:sz w:val="20"/>
+        </w:rPr>
+        <w:t>INSERT</w:t>
+      </w:r>
+      <w:r>
+        <w:rPr>
+          <w:rFonts w:ascii="Times New Roman" w:eastAsia="Times New Roman" w:hAnsi="Times New Roman" w:cs="Times New Roman"/>
+          <w:sz w:val="24"/>
+          <w:szCs w:val="24"/>
+        </w:rPr>
+        <w:t>).</w:t>
       </w:r>
     </w:p>
     <w:p>
@@ -185,7 +269,6 @@
           <w:szCs w:val="24"/>
         </w:rPr>
       </w:pPr>
-      <w:proofErr w:type="spellStart"/>
       <w:r>
         <w:rPr>
           <w:rFonts w:ascii="Times New Roman" w:eastAsia="Times New Roman" w:hAnsi="Times New Roman" w:cs="Times New Roman"/>
@@ -194,9 +277,16 @@
           <w:sz w:val="24"/>
           <w:szCs w:val="24"/>
         </w:rPr>
-        <w:t>SqlCommand</w:t>
-      </w:r>
-      <w:proofErr w:type="spellEnd"/>
+        <w:t>SqlDataReader:</w:t>
+      </w:r>
+      <w:r>
+        <w:rPr>
+          <w:rFonts w:ascii="Times New Roman" w:eastAsia="Times New Roman" w:hAnsi="Times New Roman" w:cs="Times New Roman"/>
+          <w:sz w:val="24"/>
+          <w:szCs w:val="24"/>
+        </w:rPr>
+        <w:t xml:space="preserve"> The </w:t>
+      </w:r>
       <w:r>
         <w:rPr>
           <w:rFonts w:ascii="Times New Roman" w:eastAsia="Times New Roman" w:hAnsi="Times New Roman" w:cs="Times New Roman"/>
@@ -205,7 +295,7 @@
           <w:sz w:val="24"/>
           <w:szCs w:val="24"/>
         </w:rPr>
-        <w:t>:</w:t>
+        <w:t>Fast-Forward Stream</w:t>
       </w:r>
       <w:r>
         <w:rPr>
@@ -213,8 +303,22 @@
           <w:sz w:val="24"/>
           <w:szCs w:val="24"/>
         </w:rPr>
-        <w:t xml:space="preserve"> The </w:t>
-      </w:r>
+        <w:t>. It reads data from the database row-by-row in a "forward-only" direction.</w:t>
+      </w:r>
+    </w:p>
+    <w:p>
+      <w:pPr>
+        <w:numPr>
+          <w:ilvl w:val="0"/>
+          <w:numId w:val="1"/>
+        </w:numPr>
+        <w:spacing w:before="100" w:beforeAutospacing="1" w:after="100" w:afterAutospacing="1" w:line="240" w:lineRule="auto"/>
+        <w:rPr>
+          <w:rFonts w:ascii="Times New Roman" w:eastAsia="Times New Roman" w:hAnsi="Times New Roman" w:cs="Times New Roman"/>
+          <w:sz w:val="24"/>
+          <w:szCs w:val="24"/>
+        </w:rPr>
+      </w:pPr>
       <w:r>
         <w:rPr>
           <w:rFonts w:ascii="Times New Roman" w:eastAsia="Times New Roman" w:hAnsi="Times New Roman" w:cs="Times New Roman"/>
@@ -223,7 +327,7 @@
           <w:sz w:val="24"/>
           <w:szCs w:val="24"/>
         </w:rPr>
-        <w:t>SQL Instruction</w:t>
+        <w:t>SqlDataAdapter:</w:t>
       </w:r>
       <w:r>
         <w:rPr>
@@ -231,53 +335,8 @@
           <w:sz w:val="24"/>
           <w:szCs w:val="24"/>
         </w:rPr>
-        <w:t xml:space="preserve">. It holds the query you want to run (e.g., </w:t>
-      </w:r>
-      <w:r>
-        <w:rPr>
-          <w:rFonts w:ascii="Courier New" w:eastAsia="Times New Roman" w:hAnsi="Courier New" w:cs="Courier New"/>
-          <w:sz w:val="20"/>
-        </w:rPr>
-        <w:t>SELECT</w:t>
-      </w:r>
-      <w:r>
-        <w:rPr>
-          <w:rFonts w:ascii="Times New Roman" w:eastAsia="Times New Roman" w:hAnsi="Times New Roman" w:cs="Times New Roman"/>
-          <w:sz w:val="24"/>
-          <w:szCs w:val="24"/>
-        </w:rPr>
-        <w:t xml:space="preserve">, </w:t>
-      </w:r>
-      <w:r>
-        <w:rPr>
-          <w:rFonts w:ascii="Courier New" w:eastAsia="Times New Roman" w:hAnsi="Courier New" w:cs="Courier New"/>
-          <w:sz w:val="20"/>
-        </w:rPr>
-        <w:t>INSERT</w:t>
-      </w:r>
-      <w:r>
-        <w:rPr>
-          <w:rFonts w:ascii="Times New Roman" w:eastAsia="Times New Roman" w:hAnsi="Times New Roman" w:cs="Times New Roman"/>
-          <w:sz w:val="24"/>
-          <w:szCs w:val="24"/>
-        </w:rPr>
-        <w:t>).</w:t>
-      </w:r>
-    </w:p>
-    <w:p>
-      <w:pPr>
-        <w:numPr>
-          <w:ilvl w:val="0"/>
-          <w:numId w:val="1"/>
-        </w:numPr>
-        <w:spacing w:before="100" w:beforeAutospacing="1" w:after="100" w:afterAutospacing="1" w:line="240" w:lineRule="auto"/>
-        <w:rPr>
-          <w:rFonts w:ascii="Times New Roman" w:eastAsia="Times New Roman" w:hAnsi="Times New Roman" w:cs="Times New Roman"/>
-          <w:sz w:val="24"/>
-          <w:szCs w:val="24"/>
-        </w:rPr>
-      </w:pPr>
-      <w:proofErr w:type="spellStart"/>
+        <w:t xml:space="preserve"> The </w:t>
+      </w:r>
       <w:r>
         <w:rPr>
           <w:rFonts w:ascii="Times New Roman" w:eastAsia="Times New Roman" w:hAnsi="Times New Roman" w:cs="Times New Roman"/>
@@ -286,18 +345,7 @@
           <w:sz w:val="24"/>
           <w:szCs w:val="24"/>
         </w:rPr>
-        <w:t>SqlDataReader</w:t>
-      </w:r>
-      <w:proofErr w:type="spellEnd"/>
-      <w:r>
-        <w:rPr>
-          <w:rFonts w:ascii="Times New Roman" w:eastAsia="Times New Roman" w:hAnsi="Times New Roman" w:cs="Times New Roman"/>
-          <w:b/>
-          <w:bCs/>
-          <w:sz w:val="24"/>
-          <w:szCs w:val="24"/>
-        </w:rPr>
-        <w:t>:</w:t>
+        <w:t>Bridge</w:t>
       </w:r>
       <w:r>
         <w:rPr>
@@ -305,17 +353,14 @@
           <w:sz w:val="24"/>
           <w:szCs w:val="24"/>
         </w:rPr>
-        <w:t xml:space="preserve"> The </w:t>
-      </w:r>
-      <w:r>
-        <w:rPr>
-          <w:rFonts w:ascii="Times New Roman" w:eastAsia="Times New Roman" w:hAnsi="Times New Roman" w:cs="Times New Roman"/>
-          <w:b/>
-          <w:bCs/>
-          <w:sz w:val="24"/>
-          <w:szCs w:val="24"/>
-        </w:rPr>
-        <w:t>Fast-Forward Stream</w:t>
+        <w:t xml:space="preserve">. It acts as a middleman to fill a </w:t>
+      </w:r>
+      <w:r>
+        <w:rPr>
+          <w:rFonts w:ascii="Courier New" w:eastAsia="Times New Roman" w:hAnsi="Courier New" w:cs="Courier New"/>
+          <w:sz w:val="20"/>
+        </w:rPr>
+        <w:t>DataSet</w:t>
       </w:r>
       <w:r>
         <w:rPr>
@@ -323,102 +368,21 @@
           <w:sz w:val="24"/>
           <w:szCs w:val="24"/>
         </w:rPr>
-        <w:t>. It reads data from the database row-by-row in a "forward-only" direction.</w:t>
-      </w:r>
-    </w:p>
-    <w:p>
-      <w:pPr>
-        <w:numPr>
-          <w:ilvl w:val="0"/>
-          <w:numId w:val="1"/>
-        </w:numPr>
-        <w:spacing w:before="100" w:beforeAutospacing="1" w:after="100" w:afterAutospacing="1" w:line="240" w:lineRule="auto"/>
+        <w:t xml:space="preserve"> or </w:t>
+      </w:r>
+      <w:r>
+        <w:rPr>
+          <w:rFonts w:ascii="Courier New" w:eastAsia="Times New Roman" w:hAnsi="Courier New" w:cs="Courier New"/>
+          <w:sz w:val="20"/>
+        </w:rPr>
+        <w:t>DataTable</w:t>
+      </w:r>
+      <w:r>
         <w:rPr>
           <w:rFonts w:ascii="Times New Roman" w:eastAsia="Times New Roman" w:hAnsi="Times New Roman" w:cs="Times New Roman"/>
           <w:sz w:val="24"/>
           <w:szCs w:val="24"/>
         </w:rPr>
-      </w:pPr>
-      <w:proofErr w:type="spellStart"/>
-      <w:r>
-        <w:rPr>
-          <w:rFonts w:ascii="Times New Roman" w:eastAsia="Times New Roman" w:hAnsi="Times New Roman" w:cs="Times New Roman"/>
-          <w:b/>
-          <w:bCs/>
-          <w:sz w:val="24"/>
-          <w:szCs w:val="24"/>
-        </w:rPr>
-        <w:t>SqlDataAdapter</w:t>
-      </w:r>
-      <w:proofErr w:type="spellEnd"/>
-      <w:r>
-        <w:rPr>
-          <w:rFonts w:ascii="Times New Roman" w:eastAsia="Times New Roman" w:hAnsi="Times New Roman" w:cs="Times New Roman"/>
-          <w:b/>
-          <w:bCs/>
-          <w:sz w:val="24"/>
-          <w:szCs w:val="24"/>
-        </w:rPr>
-        <w:t>:</w:t>
-      </w:r>
-      <w:r>
-        <w:rPr>
-          <w:rFonts w:ascii="Times New Roman" w:eastAsia="Times New Roman" w:hAnsi="Times New Roman" w:cs="Times New Roman"/>
-          <w:sz w:val="24"/>
-          <w:szCs w:val="24"/>
-        </w:rPr>
-        <w:t xml:space="preserve"> The </w:t>
-      </w:r>
-      <w:r>
-        <w:rPr>
-          <w:rFonts w:ascii="Times New Roman" w:eastAsia="Times New Roman" w:hAnsi="Times New Roman" w:cs="Times New Roman"/>
-          <w:b/>
-          <w:bCs/>
-          <w:sz w:val="24"/>
-          <w:szCs w:val="24"/>
-        </w:rPr>
-        <w:t>Bridge</w:t>
-      </w:r>
-      <w:r>
-        <w:rPr>
-          <w:rFonts w:ascii="Times New Roman" w:eastAsia="Times New Roman" w:hAnsi="Times New Roman" w:cs="Times New Roman"/>
-          <w:sz w:val="24"/>
-          <w:szCs w:val="24"/>
-        </w:rPr>
-        <w:t xml:space="preserve">. It acts as a middleman to fill a </w:t>
-      </w:r>
-      <w:proofErr w:type="spellStart"/>
-      <w:r>
-        <w:rPr>
-          <w:rFonts w:ascii="Courier New" w:eastAsia="Times New Roman" w:hAnsi="Courier New" w:cs="Courier New"/>
-          <w:sz w:val="20"/>
-        </w:rPr>
-        <w:t>DataSet</w:t>
-      </w:r>
-      <w:proofErr w:type="spellEnd"/>
-      <w:r>
-        <w:rPr>
-          <w:rFonts w:ascii="Times New Roman" w:eastAsia="Times New Roman" w:hAnsi="Times New Roman" w:cs="Times New Roman"/>
-          <w:sz w:val="24"/>
-          <w:szCs w:val="24"/>
-        </w:rPr>
-        <w:t xml:space="preserve"> or </w:t>
-      </w:r>
-      <w:proofErr w:type="spellStart"/>
-      <w:r>
-        <w:rPr>
-          <w:rFonts w:ascii="Courier New" w:eastAsia="Times New Roman" w:hAnsi="Courier New" w:cs="Courier New"/>
-          <w:sz w:val="20"/>
-        </w:rPr>
-        <w:t>DataTable</w:t>
-      </w:r>
-      <w:proofErr w:type="spellEnd"/>
-      <w:r>
-        <w:rPr>
-          <w:rFonts w:ascii="Times New Roman" w:eastAsia="Times New Roman" w:hAnsi="Times New Roman" w:cs="Times New Roman"/>
-          <w:sz w:val="24"/>
-          <w:szCs w:val="24"/>
-        </w:rPr>
         <w:t xml:space="preserve"> for disconnected data use.</w:t>
       </w:r>
     </w:p>
@@ -437,14 +401,12 @@
       <w:r>
         <w:t xml:space="preserve">Once the connection is open, you execute your </w:t>
       </w:r>
-      <w:proofErr w:type="spellStart"/>
       <w:r>
         <w:rPr>
           <w:rStyle w:val="HTMLCode"/>
         </w:rPr>
         <w:t>SqlCommand</w:t>
       </w:r>
-      <w:proofErr w:type="spellEnd"/>
       <w:r>
         <w:t xml:space="preserve"> using different methods based on what you expect back:</w:t>
       </w:r>
@@ -454,13 +416,8 @@
         <w:pStyle w:val="Heading3"/>
       </w:pPr>
       <w:r>
-        <w:t xml:space="preserve">A. </w:t>
-      </w:r>
-      <w:proofErr w:type="spellStart"/>
-      <w:r>
-        <w:t>ExecuteNonQuery</w:t>
-      </w:r>
-      <w:proofErr w:type="spellEnd"/>
+        <w:t>A. ExecuteNonQuery</w:t>
+      </w:r>
     </w:p>
     <w:p>
       <w:pPr>
@@ -561,13 +518,8 @@
         <w:pStyle w:val="Heading3"/>
       </w:pPr>
       <w:r>
-        <w:t xml:space="preserve">B. </w:t>
-      </w:r>
-      <w:proofErr w:type="spellStart"/>
-      <w:r>
-        <w:t>ExecuteReader</w:t>
-      </w:r>
-      <w:proofErr w:type="spellEnd"/>
+        <w:t>B. ExecuteReader</w:t>
+      </w:r>
     </w:p>
     <w:p>
       <w:pPr>
@@ -615,7 +567,6 @@
       <w:r>
         <w:t xml:space="preserve"> A </w:t>
       </w:r>
-      <w:proofErr w:type="spellStart"/>
       <w:r>
         <w:rPr>
           <w:b/>
@@ -623,7 +574,6 @@
         </w:rPr>
         <w:t>SqlDataReader</w:t>
       </w:r>
-      <w:proofErr w:type="spellEnd"/>
       <w:r>
         <w:t xml:space="preserve"> object.</w:t>
       </w:r>
@@ -652,13 +602,8 @@
         <w:pStyle w:val="Heading3"/>
       </w:pPr>
       <w:r>
-        <w:t xml:space="preserve">C. </w:t>
-      </w:r>
-      <w:proofErr w:type="spellStart"/>
-      <w:r>
-        <w:t>ExecuteScalar</w:t>
-      </w:r>
-      <w:proofErr w:type="spellEnd"/>
+        <w:t>C. ExecuteScalar</w:t>
+      </w:r>
     </w:p>
     <w:p>
       <w:pPr>
@@ -863,39 +808,7 @@
           <w:i/>
           <w:iCs/>
         </w:rPr>
-        <w:t xml:space="preserve"> Connection, Command, </w:t>
-      </w:r>
-      <w:proofErr w:type="spellStart"/>
-      <w:r>
-        <w:rPr>
-          <w:i/>
-          <w:iCs/>
-        </w:rPr>
-        <w:t>DataReader</w:t>
-      </w:r>
-      <w:proofErr w:type="spellEnd"/>
-      <w:r>
-        <w:rPr>
-          <w:i/>
-          <w:iCs/>
-        </w:rPr>
-        <w:t xml:space="preserve">, and </w:t>
-      </w:r>
-      <w:proofErr w:type="spellStart"/>
-      <w:r>
-        <w:rPr>
-          <w:i/>
-          <w:iCs/>
-        </w:rPr>
-        <w:t>DataAdapter</w:t>
-      </w:r>
-      <w:proofErr w:type="spellEnd"/>
-      <w:r>
-        <w:rPr>
-          <w:i/>
-          <w:iCs/>
-        </w:rPr>
-        <w:t xml:space="preserve"> </w:t>
+        <w:t xml:space="preserve"> Connection, Command, DataReader, and DataAdapter </w:t>
       </w:r>
       <w:r>
         <w:t xml:space="preserve">objects. </w:t>
@@ -910,15 +823,7 @@
         </w:numPr>
       </w:pPr>
       <w:r>
-        <w:t xml:space="preserve">An application can access data either through a dataset or through a </w:t>
-      </w:r>
-      <w:proofErr w:type="spellStart"/>
-      <w:r>
-        <w:t>datareader</w:t>
-      </w:r>
-      <w:proofErr w:type="spellEnd"/>
-      <w:r>
-        <w:t xml:space="preserve"> object.</w:t>
+        <w:t>An application can access data either through a dataset or through a datareader object.</w:t>
       </w:r>
     </w:p>
     <w:p>
@@ -946,11 +851,9 @@
           <w:numId w:val="9"/>
         </w:numPr>
       </w:pPr>
-      <w:proofErr w:type="spellStart"/>
       <w:r>
         <w:t>DataSet</w:t>
       </w:r>
-      <w:proofErr w:type="spellEnd"/>
     </w:p>
     <w:p>
       <w:pPr>
@@ -974,15 +877,7 @@
         </w:numPr>
       </w:pPr>
       <w:r>
-        <w:t xml:space="preserve">SQL Server: It's used to work specifically with Microsoft SQL Server. It exists in a namespace within the </w:t>
-      </w:r>
-      <w:proofErr w:type="spellStart"/>
-      <w:r>
-        <w:t>System.Data.SqlClient</w:t>
-      </w:r>
-      <w:proofErr w:type="spellEnd"/>
-      <w:r>
-        <w:t>.</w:t>
+        <w:t>SQL Server: It's used to work specifically with Microsoft SQL Server. It exists in a namespace within the System.Data.SqlClient.</w:t>
       </w:r>
     </w:p>
     <w:p>
@@ -994,15 +889,7 @@
         </w:numPr>
       </w:pPr>
       <w:r>
-        <w:t xml:space="preserve">OLE DB: It's used to work with the OLEDB provider. The System.Data.dll assembly implements the OLEDB .NET framework data provider in the </w:t>
-      </w:r>
-      <w:proofErr w:type="spellStart"/>
-      <w:r>
-        <w:t>System.Data.OleDb</w:t>
-      </w:r>
-      <w:proofErr w:type="spellEnd"/>
-      <w:r>
-        <w:t xml:space="preserve"> namespace.</w:t>
+        <w:t>OLE DB: It's used to work with the OLEDB provider. The System.Data.dll assembly implements the OLEDB .NET framework data provider in the System.Data.OleDb namespace.</w:t>
       </w:r>
     </w:p>
     <w:p>
@@ -1027,15 +914,7 @@
       </w:pPr>
       <w:r>
         <w:lastRenderedPageBreak/>
-        <w:t xml:space="preserve">Oracle: The System.Data.OracleClient.dll assembly implements the Oracle .NET framework data provider in the </w:t>
-      </w:r>
-      <w:proofErr w:type="spellStart"/>
-      <w:r>
-        <w:t>System.Data.OracleClient</w:t>
-      </w:r>
-      <w:proofErr w:type="spellEnd"/>
-      <w:r>
-        <w:t xml:space="preserve"> namespace. The Oracle client software must be installed on the system before you can use the provider to connect to an Oracle data source.</w:t>
+        <w:t>Oracle: The System.Data.OracleClient.dll assembly implements the Oracle .NET framework data provider in the System.Data.OracleClient namespace. The Oracle client software must be installed on the system before you can use the provider to connect to an Oracle data source.</w:t>
       </w:r>
     </w:p>
     <w:p>
@@ -1083,13 +962,8 @@
           <w:numId w:val="11"/>
         </w:numPr>
       </w:pPr>
-      <w:proofErr w:type="spellStart"/>
-      <w:r>
-        <w:t>DataReader</w:t>
-      </w:r>
-      <w:proofErr w:type="spellEnd"/>
-      <w:r>
-        <w:t>: This component retrieves data from a data source in read-only and forward mode.</w:t>
+      <w:r>
+        <w:t>DataReader: This component retrieves data from a data source in read-only and forward mode.</w:t>
       </w:r>
     </w:p>
     <w:p>
@@ -1100,52 +974,21 @@
           <w:numId w:val="11"/>
         </w:numPr>
       </w:pPr>
-      <w:proofErr w:type="spellStart"/>
-      <w:r>
-        <w:t>DataAdapter</w:t>
-      </w:r>
-      <w:proofErr w:type="spellEnd"/>
-      <w:r>
-        <w:t>: Used to populate a dataset with the data retrieved from a database and to update the data source.</w:t>
+      <w:r>
+        <w:t>DataAdapter: Used to populate a dataset with the data retrieved from a database and to update the data source.</w:t>
       </w:r>
     </w:p>
     <w:p>
       <w:pPr>
         <w:pStyle w:val="Heading2"/>
       </w:pPr>
-      <w:proofErr w:type="spellStart"/>
       <w:r>
         <w:t>DataSet</w:t>
       </w:r>
-      <w:proofErr w:type="spellEnd"/>
-    </w:p>
-    <w:p>
-      <w:r>
-        <w:t xml:space="preserve">The data set is a part of a disconnected architecture. A data set is a cached memory of data retrieved from a database. </w:t>
-      </w:r>
-      <w:proofErr w:type="spellStart"/>
-      <w:r>
-        <w:t>DataSet</w:t>
-      </w:r>
-      <w:proofErr w:type="spellEnd"/>
-      <w:r>
-        <w:t xml:space="preserve"> is present in the System. Data namespace. In order to connect a </w:t>
-      </w:r>
-      <w:proofErr w:type="spellStart"/>
-      <w:r>
-        <w:t>DataSet</w:t>
-      </w:r>
-      <w:proofErr w:type="spellEnd"/>
-      <w:r>
-        <w:t xml:space="preserve"> to a data source, we need to use a </w:t>
-      </w:r>
-      <w:proofErr w:type="spellStart"/>
-      <w:r>
-        <w:t>DataAdapter</w:t>
-      </w:r>
-      <w:proofErr w:type="spellEnd"/>
-      <w:r>
-        <w:t>.</w:t>
+    </w:p>
+    <w:p>
+      <w:r>
+        <w:t>The data set is a part of a disconnected architecture. A data set is a cached memory of data retrieved from a database. DataSet is present in the System. Data namespace. In order to connect a DataSet to a data source, we need to use a DataAdapter.</w:t>
       </w:r>
     </w:p>
     <w:p>
@@ -1163,25 +1006,7 @@
           <w:sz w:val="24"/>
           <w:szCs w:val="24"/>
         </w:rPr>
-        <w:t xml:space="preserve">A </w:t>
-      </w:r>
-      <w:proofErr w:type="spellStart"/>
-      <w:r>
-        <w:rPr>
-          <w:rFonts w:ascii="Times New Roman" w:eastAsia="Times New Roman" w:hAnsi="Times New Roman" w:cs="Times New Roman"/>
-          <w:sz w:val="24"/>
-          <w:szCs w:val="24"/>
-        </w:rPr>
-        <w:t>DataSet</w:t>
-      </w:r>
-      <w:proofErr w:type="spellEnd"/>
-      <w:r>
-        <w:rPr>
-          <w:rFonts w:ascii="Times New Roman" w:eastAsia="Times New Roman" w:hAnsi="Times New Roman" w:cs="Times New Roman"/>
-          <w:sz w:val="24"/>
-          <w:szCs w:val="24"/>
-        </w:rPr>
-        <w:t xml:space="preserve"> is an </w:t>
+        <w:t xml:space="preserve">A DataSet is an </w:t>
       </w:r>
       <w:r>
         <w:rPr>
@@ -1233,7 +1058,6 @@
         </w:rPr>
         <w:t xml:space="preserve"> Once the </w:t>
       </w:r>
-      <w:proofErr w:type="spellStart"/>
       <w:r>
         <w:rPr>
           <w:rFonts w:ascii="Courier New" w:eastAsia="Times New Roman" w:hAnsi="Courier New" w:cs="Courier New"/>
@@ -1241,32 +1065,13 @@
         </w:rPr>
         <w:t>SqlDataAdapter</w:t>
       </w:r>
-      <w:proofErr w:type="spellEnd"/>
       <w:r>
         <w:rPr>
           <w:rFonts w:ascii="Times New Roman" w:eastAsia="Times New Roman" w:hAnsi="Times New Roman" w:cs="Times New Roman"/>
           <w:sz w:val="24"/>
           <w:szCs w:val="24"/>
         </w:rPr>
-        <w:t xml:space="preserve"> fills the </w:t>
-      </w:r>
-      <w:proofErr w:type="spellStart"/>
-      <w:r>
-        <w:rPr>
-          <w:rFonts w:ascii="Times New Roman" w:eastAsia="Times New Roman" w:hAnsi="Times New Roman" w:cs="Times New Roman"/>
-          <w:sz w:val="24"/>
-          <w:szCs w:val="24"/>
-        </w:rPr>
-        <w:t>DataSet</w:t>
-      </w:r>
-      <w:proofErr w:type="spellEnd"/>
-      <w:r>
-        <w:rPr>
-          <w:rFonts w:ascii="Times New Roman" w:eastAsia="Times New Roman" w:hAnsi="Times New Roman" w:cs="Times New Roman"/>
-          <w:sz w:val="24"/>
-          <w:szCs w:val="24"/>
-        </w:rPr>
-        <w:t>, the connection to the SQL Server is closed.</w:t>
+        <w:t xml:space="preserve"> fills the DataSet, the connection to the SQL Server is closed.</w:t>
       </w:r>
     </w:p>
     <w:p>
@@ -1332,7 +1137,6 @@
         </w:rPr>
         <w:t xml:space="preserve"> It lives in </w:t>
       </w:r>
-      <w:proofErr w:type="spellStart"/>
       <w:r>
         <w:rPr>
           <w:rFonts w:ascii="Courier New" w:eastAsia="Times New Roman" w:hAnsi="Courier New" w:cs="Courier New"/>
@@ -1340,7 +1144,6 @@
         </w:rPr>
         <w:t>System.Data</w:t>
       </w:r>
-      <w:proofErr w:type="spellEnd"/>
       <w:r>
         <w:rPr>
           <w:rFonts w:ascii="Times New Roman" w:eastAsia="Times New Roman" w:hAnsi="Times New Roman" w:cs="Times New Roman"/>
@@ -1445,7 +1248,6 @@
                 <w:szCs w:val="24"/>
               </w:rPr>
             </w:pPr>
-            <w:proofErr w:type="spellStart"/>
             <w:r>
               <w:rPr>
                 <w:rFonts w:ascii="Times New Roman" w:eastAsia="Times New Roman" w:hAnsi="Times New Roman" w:cs="Times New Roman"/>
@@ -1456,7 +1258,6 @@
               </w:rPr>
               <w:t>DataReader</w:t>
             </w:r>
-            <w:proofErr w:type="spellEnd"/>
           </w:p>
         </w:tc>
         <w:tc>
@@ -1480,7 +1281,6 @@
                 <w:szCs w:val="24"/>
               </w:rPr>
             </w:pPr>
-            <w:proofErr w:type="spellStart"/>
             <w:r>
               <w:rPr>
                 <w:rFonts w:ascii="Times New Roman" w:eastAsia="Times New Roman" w:hAnsi="Times New Roman" w:cs="Times New Roman"/>
@@ -1491,7 +1291,6 @@
               </w:rPr>
               <w:t>DataSet</w:t>
             </w:r>
-            <w:proofErr w:type="spellEnd"/>
           </w:p>
         </w:tc>
       </w:tr>
@@ -2042,15 +1841,7 @@
         <w:pStyle w:val="Heading3"/>
       </w:pPr>
       <w:r>
-        <w:t xml:space="preserve">When should you use a </w:t>
-      </w:r>
-      <w:proofErr w:type="spellStart"/>
-      <w:r>
-        <w:t>DataSet</w:t>
-      </w:r>
-      <w:proofErr w:type="spellEnd"/>
-      <w:r>
-        <w:t>?</w:t>
+        <w:t>When should you use a DataSet?</w:t>
       </w:r>
     </w:p>
     <w:p>
@@ -2058,15 +1849,7 @@
         <w:pStyle w:val="NormalWeb"/>
       </w:pPr>
       <w:r>
-        <w:t xml:space="preserve">In modern development, we use </w:t>
-      </w:r>
-      <w:proofErr w:type="spellStart"/>
-      <w:r>
-        <w:t>DataSets</w:t>
-      </w:r>
-      <w:proofErr w:type="spellEnd"/>
-      <w:r>
-        <w:t xml:space="preserve"> less often because of </w:t>
+        <w:t xml:space="preserve">In modern development, we use DataSets less often because of </w:t>
       </w:r>
       <w:r>
         <w:rPr>
@@ -2166,15 +1949,7 @@
         <w:pStyle w:val="Heading3"/>
       </w:pPr>
       <w:r>
-        <w:t>The "</w:t>
-      </w:r>
-      <w:proofErr w:type="gramStart"/>
-      <w:r>
-        <w:t>Senior</w:t>
-      </w:r>
-      <w:proofErr w:type="gramEnd"/>
-      <w:r>
-        <w:t>" Insight: Performance Warning</w:t>
+        <w:t>The "Senior" Insight: Performance Warning</w:t>
       </w:r>
     </w:p>
     <w:p>
@@ -2196,23 +1971,7 @@
           <w:i/>
           <w:iCs/>
         </w:rPr>
-        <w:t xml:space="preserve">"Is it a good idea to fill a </w:t>
-      </w:r>
-      <w:proofErr w:type="spellStart"/>
-      <w:r>
-        <w:rPr>
-          <w:i/>
-          <w:iCs/>
-        </w:rPr>
-        <w:t>DataSet</w:t>
-      </w:r>
-      <w:proofErr w:type="spellEnd"/>
-      <w:r>
-        <w:rPr>
-          <w:i/>
-          <w:iCs/>
-        </w:rPr>
-        <w:t xml:space="preserve"> with 1 million rows?"</w:t>
+        <w:t>"Is it a good idea to fill a DataSet with 1 million rows?"</w:t>
       </w:r>
     </w:p>
     <w:p>
@@ -2224,78 +1983,42 @@
           <w:b/>
           <w:bCs/>
         </w:rPr>
-        <w:t>The "</w:t>
-      </w:r>
-      <w:proofErr w:type="gramStart"/>
+        <w:t>The "Senior" Answer:</w:t>
+      </w:r>
+    </w:p>
+    <w:p>
+      <w:pPr>
+        <w:pStyle w:val="NormalWeb"/>
+      </w:pPr>
+      <w:r>
+        <w:t xml:space="preserve">"Absolutely not. A DataSet stores everything in the application's </w:t>
+      </w:r>
       <w:r>
         <w:rPr>
           <w:b/>
           <w:bCs/>
         </w:rPr>
-        <w:t>Senior</w:t>
-      </w:r>
-      <w:proofErr w:type="gramEnd"/>
+        <w:t>RAM</w:t>
+      </w:r>
+      <w:r>
+        <w:t xml:space="preserve">. If you pull 1 million rows into a DataSet, your application's memory usage will skyrocket, and it might even crash with an </w:t>
+      </w:r>
+      <w:r>
+        <w:rPr>
+          <w:rStyle w:val="HTMLCode"/>
+        </w:rPr>
+        <w:t>OutOfMemoryException</w:t>
+      </w:r>
+      <w:r>
+        <w:t xml:space="preserve">. For large datasets, a </w:t>
+      </w:r>
       <w:r>
         <w:rPr>
           <w:b/>
           <w:bCs/>
         </w:rPr>
-        <w:t>" Answer:</w:t>
-      </w:r>
-    </w:p>
-    <w:p>
-      <w:pPr>
-        <w:pStyle w:val="NormalWeb"/>
-      </w:pPr>
-      <w:r>
-        <w:t xml:space="preserve">"Absolutely not. A </w:t>
-      </w:r>
-      <w:proofErr w:type="spellStart"/>
-      <w:r>
-        <w:t>DataSet</w:t>
-      </w:r>
-      <w:proofErr w:type="spellEnd"/>
-      <w:r>
-        <w:t xml:space="preserve"> stores everything in the application's </w:t>
-      </w:r>
-      <w:r>
-        <w:rPr>
-          <w:b/>
-          <w:bCs/>
-        </w:rPr>
-        <w:t>RAM</w:t>
-      </w:r>
-      <w:r>
-        <w:t xml:space="preserve">. If you pull 1 million rows into a </w:t>
-      </w:r>
-      <w:proofErr w:type="spellStart"/>
-      <w:r>
-        <w:t>DataSet</w:t>
-      </w:r>
-      <w:proofErr w:type="spellEnd"/>
-      <w:r>
-        <w:t xml:space="preserve">, your application's memory usage will skyrocket, and it might even crash with an </w:t>
-      </w:r>
-      <w:proofErr w:type="spellStart"/>
-      <w:r>
-        <w:rPr>
-          <w:rStyle w:val="HTMLCode"/>
-        </w:rPr>
-        <w:t>OutOfMemoryException</w:t>
-      </w:r>
-      <w:proofErr w:type="spellEnd"/>
-      <w:r>
-        <w:t xml:space="preserve">. For large datasets, a </w:t>
-      </w:r>
-      <w:proofErr w:type="spellStart"/>
-      <w:r>
-        <w:rPr>
-          <w:b/>
-          <w:bCs/>
-        </w:rPr>
         <w:t>DataReader</w:t>
       </w:r>
-      <w:proofErr w:type="spellEnd"/>
       <w:r>
         <w:t xml:space="preserve"> is always the better choice because it only holds one row in memory at a time."</w:t>
       </w:r>
@@ -2724,15 +2447,7 @@
         <w:t>CRUD</w:t>
       </w:r>
       <w:r>
-        <w:t xml:space="preserve"> (Create, Read, Update, </w:t>
-      </w:r>
-      <w:proofErr w:type="gramStart"/>
-      <w:r>
-        <w:t>Delete</w:t>
-      </w:r>
-      <w:proofErr w:type="gramEnd"/>
-      <w:r>
-        <w:t xml:space="preserve">) operations in ADO.NET, you typically follow a 5-step pattern: </w:t>
+        <w:t xml:space="preserve"> (Create, Read, Update, Delete) operations in ADO.NET, you typically follow a 5-step pattern: </w:t>
       </w:r>
       <w:r>
         <w:rPr>
@@ -2747,32 +2462,44 @@
           <w:b/>
           <w:bCs/>
         </w:rPr>
-        <w:t>$\</w:t>
-      </w:r>
-      <w:proofErr w:type="spellStart"/>
+        <w:t>$\rightarrow$</w:t>
+      </w:r>
+      <w:r>
+        <w:rPr>
+          <w:b/>
+          <w:bCs/>
+        </w:rPr>
+        <w:t xml:space="preserve"> Command </w:t>
+      </w:r>
       <w:r>
         <w:rPr>
           <w:rStyle w:val="math-inline"/>
           <w:b/>
           <w:bCs/>
         </w:rPr>
-        <w:t>rightarrow</w:t>
-      </w:r>
-      <w:proofErr w:type="spellEnd"/>
+        <w:t>$\rightarrow$</w:t>
+      </w:r>
+      <w:r>
+        <w:rPr>
+          <w:b/>
+          <w:bCs/>
+        </w:rPr>
+        <w:t xml:space="preserve"> Parameters </w:t>
+      </w:r>
       <w:r>
         <w:rPr>
           <w:rStyle w:val="math-inline"/>
           <w:b/>
           <w:bCs/>
         </w:rPr>
-        <w:t>$</w:t>
+        <w:t>$\rightarrow$</w:t>
       </w:r>
       <w:r>
         <w:rPr>
           <w:b/>
           <w:bCs/>
         </w:rPr>
-        <w:t xml:space="preserve"> Command </w:t>
+        <w:t xml:space="preserve"> Execution </w:t>
       </w:r>
       <w:r>
         <w:rPr>
@@ -2780,91 +2507,7 @@
           <w:b/>
           <w:bCs/>
         </w:rPr>
-        <w:t>$\</w:t>
-      </w:r>
-      <w:proofErr w:type="spellStart"/>
-      <w:r>
-        <w:rPr>
-          <w:rStyle w:val="math-inline"/>
-          <w:b/>
-          <w:bCs/>
-        </w:rPr>
-        <w:t>rightarrow</w:t>
-      </w:r>
-      <w:proofErr w:type="spellEnd"/>
-      <w:r>
-        <w:rPr>
-          <w:rStyle w:val="math-inline"/>
-          <w:b/>
-          <w:bCs/>
-        </w:rPr>
-        <w:t>$</w:t>
-      </w:r>
-      <w:r>
-        <w:rPr>
-          <w:b/>
-          <w:bCs/>
-        </w:rPr>
-        <w:t xml:space="preserve"> Parameters </w:t>
-      </w:r>
-      <w:r>
-        <w:rPr>
-          <w:rStyle w:val="math-inline"/>
-          <w:b/>
-          <w:bCs/>
-        </w:rPr>
-        <w:t>$\</w:t>
-      </w:r>
-      <w:proofErr w:type="spellStart"/>
-      <w:r>
-        <w:rPr>
-          <w:rStyle w:val="math-inline"/>
-          <w:b/>
-          <w:bCs/>
-        </w:rPr>
-        <w:t>rightarrow</w:t>
-      </w:r>
-      <w:proofErr w:type="spellEnd"/>
-      <w:r>
-        <w:rPr>
-          <w:rStyle w:val="math-inline"/>
-          <w:b/>
-          <w:bCs/>
-        </w:rPr>
-        <w:t>$</w:t>
-      </w:r>
-      <w:r>
-        <w:rPr>
-          <w:b/>
-          <w:bCs/>
-        </w:rPr>
-        <w:t xml:space="preserve"> Execution </w:t>
-      </w:r>
-      <w:r>
-        <w:rPr>
-          <w:rStyle w:val="math-inline"/>
-          <w:b/>
-          <w:bCs/>
-        </w:rPr>
-        <w:t>$\</w:t>
-      </w:r>
-      <w:proofErr w:type="spellStart"/>
-      <w:r>
-        <w:rPr>
-          <w:rStyle w:val="math-inline"/>
-          <w:b/>
-          <w:bCs/>
-        </w:rPr>
-        <w:t>rightarrow</w:t>
-      </w:r>
-      <w:proofErr w:type="spellEnd"/>
-      <w:r>
-        <w:rPr>
-          <w:rStyle w:val="math-inline"/>
-          <w:b/>
-          <w:bCs/>
-        </w:rPr>
-        <w:t>$</w:t>
+        <w:t>$\rightarrow$</w:t>
       </w:r>
       <w:r>
         <w:rPr>
@@ -2906,15 +2549,7 @@
         <w:pStyle w:val="Heading3"/>
       </w:pPr>
       <w:r>
-        <w:t xml:space="preserve">1. </w:t>
-      </w:r>
-      <w:proofErr w:type="gramStart"/>
-      <w:r>
-        <w:t>The</w:t>
-      </w:r>
-      <w:proofErr w:type="gramEnd"/>
-      <w:r>
-        <w:t xml:space="preserve"> "Create" (INSERT)</w:t>
+        <w:t>1. The "Create" (INSERT)</w:t>
       </w:r>
     </w:p>
     <w:p>
@@ -2924,14 +2559,12 @@
       <w:r>
         <w:t xml:space="preserve">We use </w:t>
       </w:r>
-      <w:proofErr w:type="spellStart"/>
       <w:r>
         <w:rPr>
           <w:rStyle w:val="HTMLCode"/>
         </w:rPr>
         <w:t>ExecuteNonQuery</w:t>
       </w:r>
-      <w:proofErr w:type="spellEnd"/>
       <w:r>
         <w:t xml:space="preserve"> because we are changing the database state and only need to know how many rows were affected.</w:t>
       </w:r>
@@ -2951,14 +2584,12 @@
           <w:rStyle w:val="HTMLCode"/>
         </w:rPr>
       </w:pPr>
-      <w:proofErr w:type="gramStart"/>
       <w:r>
         <w:rPr>
           <w:rStyle w:val="hljs-keyword"/>
         </w:rPr>
         <w:t>public</w:t>
       </w:r>
-      <w:proofErr w:type="gramEnd"/>
       <w:r>
         <w:rPr>
           <w:rStyle w:val="hljs-function"/>
@@ -2977,14 +2608,12 @@
         </w:rPr>
         <w:t xml:space="preserve"> </w:t>
       </w:r>
-      <w:proofErr w:type="spellStart"/>
       <w:r>
         <w:rPr>
           <w:rStyle w:val="hljs-title"/>
         </w:rPr>
         <w:t>CreateStudent</w:t>
       </w:r>
-      <w:proofErr w:type="spellEnd"/>
       <w:r>
         <w:rPr>
           <w:rStyle w:val="hljs-function"/>
@@ -3003,14 +2632,12 @@
         </w:rPr>
         <w:t xml:space="preserve"> name, </w:t>
       </w:r>
-      <w:proofErr w:type="spellStart"/>
       <w:r>
         <w:rPr>
           <w:rStyle w:val="hljs-builtin"/>
         </w:rPr>
         <w:t>int</w:t>
       </w:r>
-      <w:proofErr w:type="spellEnd"/>
       <w:r>
         <w:rPr>
           <w:rStyle w:val="hljs-params"/>
@@ -3051,33 +2678,17 @@
         </w:rPr>
         <w:t xml:space="preserve">    </w:t>
       </w:r>
-      <w:proofErr w:type="gramStart"/>
       <w:r>
         <w:rPr>
           <w:rStyle w:val="hljs-keyword"/>
         </w:rPr>
         <w:t>using</w:t>
       </w:r>
-      <w:proofErr w:type="gramEnd"/>
-      <w:r>
-        <w:rPr>
-          <w:rStyle w:val="HTMLCode"/>
-        </w:rPr>
-        <w:t xml:space="preserve"> (</w:t>
-      </w:r>
-      <w:proofErr w:type="spellStart"/>
-      <w:r>
-        <w:rPr>
-          <w:rStyle w:val="HTMLCode"/>
-        </w:rPr>
-        <w:t>SqlConnection</w:t>
-      </w:r>
-      <w:proofErr w:type="spellEnd"/>
-      <w:r>
-        <w:rPr>
-          <w:rStyle w:val="HTMLCode"/>
-        </w:rPr>
-        <w:t xml:space="preserve"> conn = </w:t>
+      <w:r>
+        <w:rPr>
+          <w:rStyle w:val="HTMLCode"/>
+        </w:rPr>
+        <w:t xml:space="preserve"> (SqlConnection conn = </w:t>
       </w:r>
       <w:r>
         <w:rPr>
@@ -3089,35 +2700,7 @@
         <w:rPr>
           <w:rStyle w:val="HTMLCode"/>
         </w:rPr>
-        <w:t xml:space="preserve"> </w:t>
-      </w:r>
-      <w:proofErr w:type="spellStart"/>
-      <w:r>
-        <w:rPr>
-          <w:rStyle w:val="HTMLCode"/>
-        </w:rPr>
-        <w:t>SqlConnection</w:t>
-      </w:r>
-      <w:proofErr w:type="spellEnd"/>
-      <w:r>
-        <w:rPr>
-          <w:rStyle w:val="HTMLCode"/>
-        </w:rPr>
-        <w:t>(</w:t>
-      </w:r>
-      <w:proofErr w:type="spellStart"/>
-      <w:r>
-        <w:rPr>
-          <w:rStyle w:val="HTMLCode"/>
-        </w:rPr>
-        <w:t>connectionString</w:t>
-      </w:r>
-      <w:proofErr w:type="spellEnd"/>
-      <w:r>
-        <w:rPr>
-          <w:rStyle w:val="HTMLCode"/>
-        </w:rPr>
-        <w:t>))</w:t>
+        <w:t xml:space="preserve"> SqlConnection(connectionString))</w:t>
       </w:r>
     </w:p>
     <w:p>
@@ -3167,33 +2750,17 @@
         </w:rPr>
         <w:t xml:space="preserve">        </w:t>
       </w:r>
-      <w:proofErr w:type="gramStart"/>
       <w:r>
         <w:rPr>
           <w:rStyle w:val="hljs-builtin"/>
         </w:rPr>
         <w:t>string</w:t>
       </w:r>
-      <w:proofErr w:type="gramEnd"/>
-      <w:r>
-        <w:rPr>
-          <w:rStyle w:val="HTMLCode"/>
-        </w:rPr>
-        <w:t xml:space="preserve"> </w:t>
-      </w:r>
-      <w:proofErr w:type="spellStart"/>
-      <w:r>
-        <w:rPr>
-          <w:rStyle w:val="HTMLCode"/>
-        </w:rPr>
-        <w:t>sql</w:t>
-      </w:r>
-      <w:proofErr w:type="spellEnd"/>
-      <w:r>
-        <w:rPr>
-          <w:rStyle w:val="HTMLCode"/>
-        </w:rPr>
-        <w:t xml:space="preserve"> = </w:t>
+      <w:r>
+        <w:rPr>
+          <w:rStyle w:val="HTMLCode"/>
+        </w:rPr>
+        <w:t xml:space="preserve"> sql = </w:t>
       </w:r>
       <w:r>
         <w:rPr>
@@ -3219,77 +2786,119 @@
         <w:rPr>
           <w:rStyle w:val="HTMLCode"/>
         </w:rPr>
+        <w:t xml:space="preserve">        SqlCommand cmd = </w:t>
+      </w:r>
+      <w:r>
+        <w:rPr>
+          <w:rStyle w:val="hljs-keyword"/>
+        </w:rPr>
+        <w:t>new</w:t>
+      </w:r>
+      <w:r>
+        <w:rPr>
+          <w:rStyle w:val="HTMLCode"/>
+        </w:rPr>
+        <w:t xml:space="preserve"> SqlCommand(sql, conn);</w:t>
+      </w:r>
+    </w:p>
+    <w:p>
+      <w:pPr>
+        <w:pStyle w:val="HTMLPreformatted"/>
+        <w:rPr>
+          <w:rStyle w:val="HTMLCode"/>
+        </w:rPr>
+      </w:pPr>
+      <w:r>
+        <w:rPr>
+          <w:rStyle w:val="HTMLCode"/>
+        </w:rPr>
+        <w:t xml:space="preserve">        cmd.Parameters.AddWithValue(</w:t>
+      </w:r>
+      <w:r>
+        <w:rPr>
+          <w:rStyle w:val="hljs-string"/>
+        </w:rPr>
+        <w:t>"@name"</w:t>
+      </w:r>
+      <w:r>
+        <w:rPr>
+          <w:rStyle w:val="HTMLCode"/>
+        </w:rPr>
+        <w:t>, name);</w:t>
+      </w:r>
+    </w:p>
+    <w:p>
+      <w:pPr>
+        <w:pStyle w:val="HTMLPreformatted"/>
+        <w:rPr>
+          <w:rStyle w:val="HTMLCode"/>
+        </w:rPr>
+      </w:pPr>
+      <w:r>
+        <w:rPr>
+          <w:rStyle w:val="HTMLCode"/>
+        </w:rPr>
+        <w:t xml:space="preserve">        cmd.Parameters.AddWithValue(</w:t>
+      </w:r>
+      <w:r>
+        <w:rPr>
+          <w:rStyle w:val="hljs-string"/>
+        </w:rPr>
+        <w:t>"@age"</w:t>
+      </w:r>
+      <w:r>
+        <w:rPr>
+          <w:rStyle w:val="HTMLCode"/>
+        </w:rPr>
+        <w:t>, age);</w:t>
+      </w:r>
+    </w:p>
+    <w:p>
+      <w:pPr>
+        <w:pStyle w:val="HTMLPreformatted"/>
+        <w:rPr>
+          <w:rStyle w:val="HTMLCode"/>
+        </w:rPr>
+      </w:pPr>
+    </w:p>
+    <w:p>
+      <w:pPr>
+        <w:pStyle w:val="HTMLPreformatted"/>
+        <w:rPr>
+          <w:rStyle w:val="HTMLCode"/>
+        </w:rPr>
+      </w:pPr>
+      <w:r>
+        <w:rPr>
+          <w:rStyle w:val="HTMLCode"/>
+        </w:rPr>
+        <w:t xml:space="preserve">        conn.Open();</w:t>
+      </w:r>
+    </w:p>
+    <w:p>
+      <w:pPr>
+        <w:pStyle w:val="HTMLPreformatted"/>
+        <w:rPr>
+          <w:rStyle w:val="HTMLCode"/>
+        </w:rPr>
+      </w:pPr>
+      <w:r>
+        <w:rPr>
+          <w:rStyle w:val="HTMLCode"/>
+        </w:rPr>
         <w:t xml:space="preserve">        </w:t>
       </w:r>
-      <w:proofErr w:type="spellStart"/>
-      <w:r>
-        <w:rPr>
-          <w:rStyle w:val="HTMLCode"/>
-        </w:rPr>
-        <w:t>SqlCommand</w:t>
-      </w:r>
-      <w:proofErr w:type="spellEnd"/>
-      <w:r>
-        <w:rPr>
-          <w:rStyle w:val="HTMLCode"/>
-        </w:rPr>
-        <w:t xml:space="preserve"> </w:t>
-      </w:r>
-      <w:proofErr w:type="spellStart"/>
-      <w:r>
-        <w:rPr>
-          <w:rStyle w:val="HTMLCode"/>
-        </w:rPr>
-        <w:t>cmd</w:t>
-      </w:r>
-      <w:proofErr w:type="spellEnd"/>
-      <w:r>
-        <w:rPr>
-          <w:rStyle w:val="HTMLCode"/>
-        </w:rPr>
-        <w:t xml:space="preserve"> = </w:t>
-      </w:r>
-      <w:r>
-        <w:rPr>
-          <w:rStyle w:val="hljs-keyword"/>
-        </w:rPr>
-        <w:t>new</w:t>
-      </w:r>
-      <w:r>
-        <w:rPr>
-          <w:rStyle w:val="HTMLCode"/>
-        </w:rPr>
-        <w:t xml:space="preserve"> </w:t>
-      </w:r>
-      <w:proofErr w:type="spellStart"/>
-      <w:proofErr w:type="gramStart"/>
-      <w:r>
-        <w:rPr>
-          <w:rStyle w:val="HTMLCode"/>
-        </w:rPr>
-        <w:t>SqlCommand</w:t>
-      </w:r>
-      <w:proofErr w:type="spellEnd"/>
-      <w:r>
-        <w:rPr>
-          <w:rStyle w:val="HTMLCode"/>
-        </w:rPr>
-        <w:t>(</w:t>
-      </w:r>
-      <w:proofErr w:type="spellStart"/>
-      <w:proofErr w:type="gramEnd"/>
-      <w:r>
-        <w:rPr>
-          <w:rStyle w:val="HTMLCode"/>
-        </w:rPr>
-        <w:t>sql</w:t>
-      </w:r>
-      <w:proofErr w:type="spellEnd"/>
-      <w:r>
-        <w:rPr>
-          <w:rStyle w:val="HTMLCode"/>
-        </w:rPr>
-        <w:t>, conn);</w:t>
+      <w:r>
+        <w:rPr>
+          <w:rStyle w:val="hljs-builtin"/>
+        </w:rPr>
+        <w:t>int</w:t>
+      </w:r>
+      <w:r>
+        <w:rPr>
+          <w:rStyle w:val="HTMLCode"/>
+        </w:rPr>
+        <w:t xml:space="preserve"> result = cmd.ExecuteNonQuery();</w:t>
       </w:r>
     </w:p>
     <w:p>
@@ -3303,239 +2912,31 @@
         <w:rPr>
           <w:rStyle w:val="HTMLCode"/>
         </w:rPr>
-        <w:t xml:space="preserve">        </w:t>
-      </w:r>
-      <w:proofErr w:type="spellStart"/>
-      <w:proofErr w:type="gramStart"/>
-      <w:r>
-        <w:rPr>
-          <w:rStyle w:val="HTMLCode"/>
-        </w:rPr>
-        <w:t>cmd.Parameters.AddWithValue</w:t>
-      </w:r>
-      <w:proofErr w:type="spellEnd"/>
-      <w:r>
-        <w:rPr>
-          <w:rStyle w:val="HTMLCode"/>
-        </w:rPr>
-        <w:t>(</w:t>
-      </w:r>
-      <w:proofErr w:type="gramEnd"/>
+        <w:t xml:space="preserve">        Console.WriteLine(result &gt; </w:t>
+      </w:r>
+      <w:r>
+        <w:rPr>
+          <w:rStyle w:val="hljs-number"/>
+        </w:rPr>
+        <w:t>0</w:t>
+      </w:r>
+      <w:r>
+        <w:rPr>
+          <w:rStyle w:val="HTMLCode"/>
+        </w:rPr>
+        <w:t xml:space="preserve"> ? </w:t>
+      </w:r>
       <w:r>
         <w:rPr>
           <w:rStyle w:val="hljs-string"/>
         </w:rPr>
-        <w:t>"@name"</w:t>
-      </w:r>
-      <w:r>
-        <w:rPr>
-          <w:rStyle w:val="HTMLCode"/>
-        </w:rPr>
-        <w:t>, name);</w:t>
-      </w:r>
-    </w:p>
-    <w:p>
-      <w:pPr>
-        <w:pStyle w:val="HTMLPreformatted"/>
-        <w:rPr>
-          <w:rStyle w:val="HTMLCode"/>
-        </w:rPr>
-      </w:pPr>
-      <w:r>
-        <w:rPr>
-          <w:rStyle w:val="HTMLCode"/>
-        </w:rPr>
-        <w:t xml:space="preserve">        </w:t>
-      </w:r>
-      <w:proofErr w:type="spellStart"/>
-      <w:proofErr w:type="gramStart"/>
-      <w:r>
-        <w:rPr>
-          <w:rStyle w:val="HTMLCode"/>
-        </w:rPr>
-        <w:t>cmd.Parameters.AddWithValue</w:t>
-      </w:r>
-      <w:proofErr w:type="spellEnd"/>
-      <w:r>
-        <w:rPr>
-          <w:rStyle w:val="HTMLCode"/>
-        </w:rPr>
-        <w:t>(</w:t>
-      </w:r>
-      <w:proofErr w:type="gramEnd"/>
-      <w:r>
-        <w:rPr>
-          <w:rStyle w:val="hljs-string"/>
-        </w:rPr>
-        <w:t>"@age"</w:t>
-      </w:r>
-      <w:r>
-        <w:rPr>
-          <w:rStyle w:val="HTMLCode"/>
-        </w:rPr>
-        <w:t>, age);</w:t>
-      </w:r>
-    </w:p>
-    <w:p>
-      <w:pPr>
-        <w:pStyle w:val="HTMLPreformatted"/>
-        <w:rPr>
-          <w:rStyle w:val="HTMLCode"/>
-        </w:rPr>
-      </w:pPr>
-    </w:p>
-    <w:p>
-      <w:pPr>
-        <w:pStyle w:val="HTMLPreformatted"/>
-        <w:rPr>
-          <w:rStyle w:val="HTMLCode"/>
-        </w:rPr>
-      </w:pPr>
-      <w:r>
-        <w:rPr>
-          <w:rStyle w:val="HTMLCode"/>
-        </w:rPr>
-        <w:t xml:space="preserve">        </w:t>
-      </w:r>
-      <w:proofErr w:type="spellStart"/>
-      <w:proofErr w:type="gramStart"/>
-      <w:r>
-        <w:rPr>
-          <w:rStyle w:val="HTMLCode"/>
-        </w:rPr>
-        <w:t>conn.Open</w:t>
-      </w:r>
-      <w:proofErr w:type="spellEnd"/>
-      <w:r>
-        <w:rPr>
-          <w:rStyle w:val="HTMLCode"/>
-        </w:rPr>
-        <w:t>(</w:t>
-      </w:r>
-      <w:proofErr w:type="gramEnd"/>
-      <w:r>
-        <w:rPr>
-          <w:rStyle w:val="HTMLCode"/>
-        </w:rPr>
-        <w:t>);</w:t>
-      </w:r>
-    </w:p>
-    <w:p>
-      <w:pPr>
-        <w:pStyle w:val="HTMLPreformatted"/>
-        <w:rPr>
-          <w:rStyle w:val="HTMLCode"/>
-        </w:rPr>
-      </w:pPr>
-      <w:r>
-        <w:rPr>
-          <w:rStyle w:val="HTMLCode"/>
-        </w:rPr>
-        <w:t xml:space="preserve">        </w:t>
-      </w:r>
-      <w:proofErr w:type="spellStart"/>
-      <w:proofErr w:type="gramStart"/>
-      <w:r>
-        <w:rPr>
-          <w:rStyle w:val="hljs-builtin"/>
-        </w:rPr>
-        <w:t>int</w:t>
-      </w:r>
-      <w:proofErr w:type="spellEnd"/>
-      <w:proofErr w:type="gramEnd"/>
-      <w:r>
-        <w:rPr>
-          <w:rStyle w:val="HTMLCode"/>
-        </w:rPr>
-        <w:t xml:space="preserve"> result = </w:t>
-      </w:r>
-      <w:proofErr w:type="spellStart"/>
-      <w:r>
-        <w:rPr>
-          <w:rStyle w:val="HTMLCode"/>
-        </w:rPr>
-        <w:t>cmd.ExecuteNonQuery</w:t>
-      </w:r>
-      <w:proofErr w:type="spellEnd"/>
-      <w:r>
-        <w:rPr>
-          <w:rStyle w:val="HTMLCode"/>
-        </w:rPr>
-        <w:t>();</w:t>
-      </w:r>
-    </w:p>
-    <w:p>
-      <w:pPr>
-        <w:pStyle w:val="HTMLPreformatted"/>
-        <w:rPr>
-          <w:rStyle w:val="HTMLCode"/>
-        </w:rPr>
-      </w:pPr>
-      <w:r>
-        <w:rPr>
-          <w:rStyle w:val="HTMLCode"/>
-        </w:rPr>
-        <w:t xml:space="preserve">        </w:t>
-      </w:r>
-      <w:proofErr w:type="spellStart"/>
-      <w:proofErr w:type="gramStart"/>
-      <w:r>
-        <w:rPr>
-          <w:rStyle w:val="HTMLCode"/>
-        </w:rPr>
-        <w:t>Console.WriteLine</w:t>
-      </w:r>
-      <w:proofErr w:type="spellEnd"/>
-      <w:r>
-        <w:rPr>
-          <w:rStyle w:val="HTMLCode"/>
-        </w:rPr>
-        <w:t>(</w:t>
-      </w:r>
-      <w:proofErr w:type="gramEnd"/>
-      <w:r>
-        <w:rPr>
-          <w:rStyle w:val="HTMLCode"/>
-        </w:rPr>
-        <w:t xml:space="preserve">result &gt; </w:t>
-      </w:r>
-      <w:r>
-        <w:rPr>
-          <w:rStyle w:val="hljs-number"/>
-        </w:rPr>
-        <w:t>0</w:t>
-      </w:r>
-      <w:r>
-        <w:rPr>
-          <w:rStyle w:val="HTMLCode"/>
-        </w:rPr>
-        <w:t xml:space="preserve"> ? </w:t>
-      </w:r>
-      <w:r>
-        <w:rPr>
-          <w:rStyle w:val="hljs-string"/>
-        </w:rPr>
-        <w:t>"Inserted Successfully</w:t>
-      </w:r>
-      <w:proofErr w:type="gramStart"/>
-      <w:r>
-        <w:rPr>
-          <w:rStyle w:val="hljs-string"/>
-        </w:rPr>
-        <w:t>"</w:t>
-      </w:r>
-      <w:r>
-        <w:rPr>
-          <w:rStyle w:val="HTMLCode"/>
-        </w:rPr>
-        <w:t xml:space="preserve"> :</w:t>
-      </w:r>
-      <w:proofErr w:type="gramEnd"/>
-      <w:r>
-        <w:rPr>
-          <w:rStyle w:val="HTMLCode"/>
-        </w:rPr>
-        <w:t xml:space="preserve"> </w:t>
+        <w:t>"Inserted Successfully"</w:t>
+      </w:r>
+      <w:r>
+        <w:rPr>
+          <w:rStyle w:val="HTMLCode"/>
+        </w:rPr>
+        <w:t xml:space="preserve"> : </w:t>
       </w:r>
       <w:r>
         <w:rPr>
@@ -3601,14 +3002,12 @@
       <w:r>
         <w:t xml:space="preserve">We use </w:t>
       </w:r>
-      <w:proofErr w:type="spellStart"/>
       <w:r>
         <w:rPr>
           <w:rStyle w:val="HTMLCode"/>
         </w:rPr>
         <w:t>ExecuteReader</w:t>
       </w:r>
-      <w:proofErr w:type="spellEnd"/>
       <w:r>
         <w:t xml:space="preserve"> to stream the data from the database. This is the most memory-efficient way to retrieve lists.</w:t>
       </w:r>
@@ -3628,14 +3027,12 @@
           <w:rStyle w:val="HTMLCode"/>
         </w:rPr>
       </w:pPr>
-      <w:proofErr w:type="gramStart"/>
       <w:r>
         <w:rPr>
           <w:rStyle w:val="hljs-keyword"/>
         </w:rPr>
         <w:t>public</w:t>
       </w:r>
-      <w:proofErr w:type="gramEnd"/>
       <w:r>
         <w:rPr>
           <w:rStyle w:val="hljs-function"/>
@@ -3654,14 +3051,12 @@
         </w:rPr>
         <w:t xml:space="preserve"> </w:t>
       </w:r>
-      <w:proofErr w:type="spellStart"/>
       <w:r>
         <w:rPr>
           <w:rStyle w:val="hljs-title"/>
         </w:rPr>
         <w:t>ReadStudents</w:t>
       </w:r>
-      <w:proofErr w:type="spellEnd"/>
       <w:r>
         <w:rPr>
           <w:rStyle w:val="hljs-function"/>
@@ -3696,33 +3091,17 @@
         </w:rPr>
         <w:t xml:space="preserve">    </w:t>
       </w:r>
-      <w:proofErr w:type="gramStart"/>
       <w:r>
         <w:rPr>
           <w:rStyle w:val="hljs-keyword"/>
         </w:rPr>
         <w:t>using</w:t>
       </w:r>
-      <w:proofErr w:type="gramEnd"/>
-      <w:r>
-        <w:rPr>
-          <w:rStyle w:val="HTMLCode"/>
-        </w:rPr>
-        <w:t xml:space="preserve"> (</w:t>
-      </w:r>
-      <w:proofErr w:type="spellStart"/>
-      <w:r>
-        <w:rPr>
-          <w:rStyle w:val="HTMLCode"/>
-        </w:rPr>
-        <w:t>SqlConnection</w:t>
-      </w:r>
-      <w:proofErr w:type="spellEnd"/>
-      <w:r>
-        <w:rPr>
-          <w:rStyle w:val="HTMLCode"/>
-        </w:rPr>
-        <w:t xml:space="preserve"> conn = </w:t>
+      <w:r>
+        <w:rPr>
+          <w:rStyle w:val="HTMLCode"/>
+        </w:rPr>
+        <w:t xml:space="preserve"> (SqlConnection conn = </w:t>
       </w:r>
       <w:r>
         <w:rPr>
@@ -3734,35 +3113,7 @@
         <w:rPr>
           <w:rStyle w:val="HTMLCode"/>
         </w:rPr>
-        <w:t xml:space="preserve"> </w:t>
-      </w:r>
-      <w:proofErr w:type="spellStart"/>
-      <w:r>
-        <w:rPr>
-          <w:rStyle w:val="HTMLCode"/>
-        </w:rPr>
-        <w:t>SqlConnection</w:t>
-      </w:r>
-      <w:proofErr w:type="spellEnd"/>
-      <w:r>
-        <w:rPr>
-          <w:rStyle w:val="HTMLCode"/>
-        </w:rPr>
-        <w:t>(</w:t>
-      </w:r>
-      <w:proofErr w:type="spellStart"/>
-      <w:r>
-        <w:rPr>
-          <w:rStyle w:val="HTMLCode"/>
-        </w:rPr>
-        <w:t>connectionString</w:t>
-      </w:r>
-      <w:proofErr w:type="spellEnd"/>
-      <w:r>
-        <w:rPr>
-          <w:rStyle w:val="HTMLCode"/>
-        </w:rPr>
-        <w:t>))</w:t>
+        <w:t xml:space="preserve"> SqlConnection(connectionString))</w:t>
       </w:r>
     </w:p>
     <w:p>
@@ -3792,395 +3143,209 @@
         </w:rPr>
         <w:t xml:space="preserve">        </w:t>
       </w:r>
-      <w:proofErr w:type="gramStart"/>
       <w:r>
         <w:rPr>
           <w:rStyle w:val="hljs-builtin"/>
         </w:rPr>
         <w:t>string</w:t>
       </w:r>
-      <w:proofErr w:type="gramEnd"/>
-      <w:r>
-        <w:rPr>
-          <w:rStyle w:val="HTMLCode"/>
-        </w:rPr>
-        <w:t xml:space="preserve"> </w:t>
-      </w:r>
-      <w:proofErr w:type="spellStart"/>
-      <w:r>
-        <w:rPr>
-          <w:rStyle w:val="HTMLCode"/>
-        </w:rPr>
-        <w:t>sql</w:t>
-      </w:r>
-      <w:proofErr w:type="spellEnd"/>
-      <w:r>
-        <w:rPr>
-          <w:rStyle w:val="HTMLCode"/>
-        </w:rPr>
-        <w:t xml:space="preserve"> = </w:t>
+      <w:r>
+        <w:rPr>
+          <w:rStyle w:val="HTMLCode"/>
+        </w:rPr>
+        <w:t xml:space="preserve"> sql = </w:t>
       </w:r>
       <w:r>
         <w:rPr>
           <w:rStyle w:val="hljs-string"/>
         </w:rPr>
-        <w:t xml:space="preserve">"SELECT </w:t>
-      </w:r>
-      <w:proofErr w:type="spellStart"/>
+        <w:t>"SELECT StudentID, Name, Age FROM Students"</w:t>
+      </w:r>
+      <w:r>
+        <w:rPr>
+          <w:rStyle w:val="HTMLCode"/>
+        </w:rPr>
+        <w:t>;</w:t>
+      </w:r>
+    </w:p>
+    <w:p>
+      <w:pPr>
+        <w:pStyle w:val="HTMLPreformatted"/>
+        <w:rPr>
+          <w:rStyle w:val="HTMLCode"/>
+        </w:rPr>
+      </w:pPr>
+      <w:r>
+        <w:rPr>
+          <w:rStyle w:val="HTMLCode"/>
+        </w:rPr>
+        <w:t xml:space="preserve">        SqlCommand cmd = </w:t>
+      </w:r>
+      <w:r>
+        <w:rPr>
+          <w:rStyle w:val="hljs-keyword"/>
+        </w:rPr>
+        <w:t>new</w:t>
+      </w:r>
+      <w:r>
+        <w:rPr>
+          <w:rStyle w:val="HTMLCode"/>
+        </w:rPr>
+        <w:t xml:space="preserve"> SqlCommand(sql, conn);</w:t>
+      </w:r>
+    </w:p>
+    <w:p>
+      <w:pPr>
+        <w:pStyle w:val="HTMLPreformatted"/>
+        <w:rPr>
+          <w:rStyle w:val="HTMLCode"/>
+        </w:rPr>
+      </w:pPr>
+    </w:p>
+    <w:p>
+      <w:pPr>
+        <w:pStyle w:val="HTMLPreformatted"/>
+        <w:rPr>
+          <w:rStyle w:val="HTMLCode"/>
+        </w:rPr>
+      </w:pPr>
+      <w:r>
+        <w:rPr>
+          <w:rStyle w:val="HTMLCode"/>
+        </w:rPr>
+        <w:t xml:space="preserve">        conn.Open();</w:t>
+      </w:r>
+    </w:p>
+    <w:p>
+      <w:pPr>
+        <w:pStyle w:val="HTMLPreformatted"/>
+        <w:rPr>
+          <w:rStyle w:val="HTMLCode"/>
+        </w:rPr>
+      </w:pPr>
+      <w:r>
+        <w:rPr>
+          <w:rStyle w:val="HTMLCode"/>
+        </w:rPr>
+        <w:t xml:space="preserve">        </w:t>
+      </w:r>
+      <w:r>
+        <w:rPr>
+          <w:rStyle w:val="hljs-keyword"/>
+        </w:rPr>
+        <w:t>using</w:t>
+      </w:r>
+      <w:r>
+        <w:rPr>
+          <w:rStyle w:val="HTMLCode"/>
+        </w:rPr>
+        <w:t xml:space="preserve"> (SqlDataReader reader = cmd.ExecuteReader())</w:t>
+      </w:r>
+    </w:p>
+    <w:p>
+      <w:pPr>
+        <w:pStyle w:val="HTMLPreformatted"/>
+        <w:rPr>
+          <w:rStyle w:val="HTMLCode"/>
+        </w:rPr>
+      </w:pPr>
+      <w:r>
+        <w:rPr>
+          <w:rStyle w:val="HTMLCode"/>
+        </w:rPr>
+        <w:t xml:space="preserve">        {</w:t>
+      </w:r>
+    </w:p>
+    <w:p>
+      <w:pPr>
+        <w:pStyle w:val="HTMLPreformatted"/>
+        <w:rPr>
+          <w:rStyle w:val="HTMLCode"/>
+        </w:rPr>
+      </w:pPr>
+      <w:r>
+        <w:rPr>
+          <w:rStyle w:val="HTMLCode"/>
+        </w:rPr>
+        <w:t xml:space="preserve">            </w:t>
+      </w:r>
+      <w:r>
+        <w:rPr>
+          <w:rStyle w:val="hljs-keyword"/>
+        </w:rPr>
+        <w:t>while</w:t>
+      </w:r>
+      <w:r>
+        <w:rPr>
+          <w:rStyle w:val="HTMLCode"/>
+        </w:rPr>
+        <w:t xml:space="preserve"> (reader.Read())</w:t>
+      </w:r>
+    </w:p>
+    <w:p>
+      <w:pPr>
+        <w:pStyle w:val="HTMLPreformatted"/>
+        <w:rPr>
+          <w:rStyle w:val="HTMLCode"/>
+        </w:rPr>
+      </w:pPr>
+      <w:r>
+        <w:rPr>
+          <w:rStyle w:val="HTMLCode"/>
+        </w:rPr>
+        <w:t xml:space="preserve">            {</w:t>
+      </w:r>
+    </w:p>
+    <w:p>
+      <w:pPr>
+        <w:pStyle w:val="HTMLPreformatted"/>
+        <w:rPr>
+          <w:rStyle w:val="HTMLCode"/>
+        </w:rPr>
+      </w:pPr>
+      <w:r>
+        <w:rPr>
+          <w:rStyle w:val="HTMLCode"/>
+        </w:rPr>
+        <w:t xml:space="preserve">                </w:t>
+      </w:r>
+      <w:r>
+        <w:rPr>
+          <w:rStyle w:val="hljs-comment"/>
+        </w:rPr>
+        <w:t>// Access by column name or index</w:t>
+      </w:r>
+    </w:p>
+    <w:p>
+      <w:pPr>
+        <w:pStyle w:val="HTMLPreformatted"/>
+        <w:rPr>
+          <w:rStyle w:val="HTMLCode"/>
+        </w:rPr>
+      </w:pPr>
+      <w:r>
+        <w:rPr>
+          <w:rStyle w:val="HTMLCode"/>
+        </w:rPr>
+        <w:t xml:space="preserve">                Console.WriteLine(</w:t>
+      </w:r>
       <w:r>
         <w:rPr>
           <w:rStyle w:val="hljs-string"/>
         </w:rPr>
-        <w:t>StudentID</w:t>
-      </w:r>
-      <w:proofErr w:type="spellEnd"/>
+        <w:t xml:space="preserve">$"ID: </w:t>
+      </w:r>
+      <w:r>
+        <w:rPr>
+          <w:rStyle w:val="hljs-subst"/>
+        </w:rPr>
+        <w:t>{reader[</w:t>
+      </w:r>
       <w:r>
         <w:rPr>
           <w:rStyle w:val="hljs-string"/>
         </w:rPr>
-        <w:t>, Name, Age FROM Students"</w:t>
-      </w:r>
-      <w:r>
-        <w:rPr>
-          <w:rStyle w:val="HTMLCode"/>
-        </w:rPr>
-        <w:t>;</w:t>
-      </w:r>
-    </w:p>
-    <w:p>
-      <w:pPr>
-        <w:pStyle w:val="HTMLPreformatted"/>
-        <w:rPr>
-          <w:rStyle w:val="HTMLCode"/>
-        </w:rPr>
-      </w:pPr>
-      <w:r>
-        <w:rPr>
-          <w:rStyle w:val="HTMLCode"/>
-        </w:rPr>
-        <w:t xml:space="preserve">        </w:t>
-      </w:r>
-      <w:proofErr w:type="spellStart"/>
-      <w:r>
-        <w:rPr>
-          <w:rStyle w:val="HTMLCode"/>
-        </w:rPr>
-        <w:t>SqlCommand</w:t>
-      </w:r>
-      <w:proofErr w:type="spellEnd"/>
-      <w:r>
-        <w:rPr>
-          <w:rStyle w:val="HTMLCode"/>
-        </w:rPr>
-        <w:t xml:space="preserve"> </w:t>
-      </w:r>
-      <w:proofErr w:type="spellStart"/>
-      <w:r>
-        <w:rPr>
-          <w:rStyle w:val="HTMLCode"/>
-        </w:rPr>
-        <w:t>cmd</w:t>
-      </w:r>
-      <w:proofErr w:type="spellEnd"/>
-      <w:r>
-        <w:rPr>
-          <w:rStyle w:val="HTMLCode"/>
-        </w:rPr>
-        <w:t xml:space="preserve"> = </w:t>
-      </w:r>
-      <w:r>
-        <w:rPr>
-          <w:rStyle w:val="hljs-keyword"/>
-        </w:rPr>
-        <w:t>new</w:t>
-      </w:r>
-      <w:r>
-        <w:rPr>
-          <w:rStyle w:val="HTMLCode"/>
-        </w:rPr>
-        <w:t xml:space="preserve"> </w:t>
-      </w:r>
-      <w:proofErr w:type="spellStart"/>
-      <w:proofErr w:type="gramStart"/>
-      <w:r>
-        <w:rPr>
-          <w:rStyle w:val="HTMLCode"/>
-        </w:rPr>
-        <w:t>SqlCommand</w:t>
-      </w:r>
-      <w:proofErr w:type="spellEnd"/>
-      <w:r>
-        <w:rPr>
-          <w:rStyle w:val="HTMLCode"/>
-        </w:rPr>
-        <w:t>(</w:t>
-      </w:r>
-      <w:proofErr w:type="spellStart"/>
-      <w:proofErr w:type="gramEnd"/>
-      <w:r>
-        <w:rPr>
-          <w:rStyle w:val="HTMLCode"/>
-        </w:rPr>
-        <w:t>sql</w:t>
-      </w:r>
-      <w:proofErr w:type="spellEnd"/>
-      <w:r>
-        <w:rPr>
-          <w:rStyle w:val="HTMLCode"/>
-        </w:rPr>
-        <w:t>, conn);</w:t>
-      </w:r>
-    </w:p>
-    <w:p>
-      <w:pPr>
-        <w:pStyle w:val="HTMLPreformatted"/>
-        <w:rPr>
-          <w:rStyle w:val="HTMLCode"/>
-        </w:rPr>
-      </w:pPr>
-    </w:p>
-    <w:p>
-      <w:pPr>
-        <w:pStyle w:val="HTMLPreformatted"/>
-        <w:rPr>
-          <w:rStyle w:val="HTMLCode"/>
-        </w:rPr>
-      </w:pPr>
-      <w:r>
-        <w:rPr>
-          <w:rStyle w:val="HTMLCode"/>
-        </w:rPr>
-        <w:t xml:space="preserve">        </w:t>
-      </w:r>
-      <w:proofErr w:type="spellStart"/>
-      <w:proofErr w:type="gramStart"/>
-      <w:r>
-        <w:rPr>
-          <w:rStyle w:val="HTMLCode"/>
-        </w:rPr>
-        <w:t>conn.Open</w:t>
-      </w:r>
-      <w:proofErr w:type="spellEnd"/>
-      <w:r>
-        <w:rPr>
-          <w:rStyle w:val="HTMLCode"/>
-        </w:rPr>
-        <w:t>(</w:t>
-      </w:r>
-      <w:proofErr w:type="gramEnd"/>
-      <w:r>
-        <w:rPr>
-          <w:rStyle w:val="HTMLCode"/>
-        </w:rPr>
-        <w:t>);</w:t>
-      </w:r>
-    </w:p>
-    <w:p>
-      <w:pPr>
-        <w:pStyle w:val="HTMLPreformatted"/>
-        <w:rPr>
-          <w:rStyle w:val="HTMLCode"/>
-        </w:rPr>
-      </w:pPr>
-      <w:r>
-        <w:rPr>
-          <w:rStyle w:val="HTMLCode"/>
-        </w:rPr>
-        <w:t xml:space="preserve">        </w:t>
-      </w:r>
-      <w:proofErr w:type="gramStart"/>
-      <w:r>
-        <w:rPr>
-          <w:rStyle w:val="hljs-keyword"/>
-        </w:rPr>
-        <w:t>using</w:t>
-      </w:r>
-      <w:proofErr w:type="gramEnd"/>
-      <w:r>
-        <w:rPr>
-          <w:rStyle w:val="HTMLCode"/>
-        </w:rPr>
-        <w:t xml:space="preserve"> (</w:t>
-      </w:r>
-      <w:proofErr w:type="spellStart"/>
-      <w:r>
-        <w:rPr>
-          <w:rStyle w:val="HTMLCode"/>
-        </w:rPr>
-        <w:t>SqlDataReader</w:t>
-      </w:r>
-      <w:proofErr w:type="spellEnd"/>
-      <w:r>
-        <w:rPr>
-          <w:rStyle w:val="HTMLCode"/>
-        </w:rPr>
-        <w:t xml:space="preserve"> reader = </w:t>
-      </w:r>
-      <w:proofErr w:type="spellStart"/>
-      <w:r>
-        <w:rPr>
-          <w:rStyle w:val="HTMLCode"/>
-        </w:rPr>
-        <w:t>cmd.ExecuteReader</w:t>
-      </w:r>
-      <w:proofErr w:type="spellEnd"/>
-      <w:r>
-        <w:rPr>
-          <w:rStyle w:val="HTMLCode"/>
-        </w:rPr>
-        <w:t>())</w:t>
-      </w:r>
-    </w:p>
-    <w:p>
-      <w:pPr>
-        <w:pStyle w:val="HTMLPreformatted"/>
-        <w:rPr>
-          <w:rStyle w:val="HTMLCode"/>
-        </w:rPr>
-      </w:pPr>
-      <w:r>
-        <w:rPr>
-          <w:rStyle w:val="HTMLCode"/>
-        </w:rPr>
-        <w:t xml:space="preserve">        {</w:t>
-      </w:r>
-    </w:p>
-    <w:p>
-      <w:pPr>
-        <w:pStyle w:val="HTMLPreformatted"/>
-        <w:rPr>
-          <w:rStyle w:val="HTMLCode"/>
-        </w:rPr>
-      </w:pPr>
-      <w:r>
-        <w:rPr>
-          <w:rStyle w:val="HTMLCode"/>
-        </w:rPr>
-        <w:t xml:space="preserve">            </w:t>
-      </w:r>
-      <w:proofErr w:type="gramStart"/>
-      <w:r>
-        <w:rPr>
-          <w:rStyle w:val="hljs-keyword"/>
-        </w:rPr>
-        <w:t>while</w:t>
-      </w:r>
-      <w:proofErr w:type="gramEnd"/>
-      <w:r>
-        <w:rPr>
-          <w:rStyle w:val="HTMLCode"/>
-        </w:rPr>
-        <w:t xml:space="preserve"> (</w:t>
-      </w:r>
-      <w:proofErr w:type="spellStart"/>
-      <w:r>
-        <w:rPr>
-          <w:rStyle w:val="HTMLCode"/>
-        </w:rPr>
-        <w:t>reader.Read</w:t>
-      </w:r>
-      <w:proofErr w:type="spellEnd"/>
-      <w:r>
-        <w:rPr>
-          <w:rStyle w:val="HTMLCode"/>
-        </w:rPr>
-        <w:t>())</w:t>
-      </w:r>
-    </w:p>
-    <w:p>
-      <w:pPr>
-        <w:pStyle w:val="HTMLPreformatted"/>
-        <w:rPr>
-          <w:rStyle w:val="HTMLCode"/>
-        </w:rPr>
-      </w:pPr>
-      <w:r>
-        <w:rPr>
-          <w:rStyle w:val="HTMLCode"/>
-        </w:rPr>
-        <w:t xml:space="preserve">            {</w:t>
-      </w:r>
-    </w:p>
-    <w:p>
-      <w:pPr>
-        <w:pStyle w:val="HTMLPreformatted"/>
-        <w:rPr>
-          <w:rStyle w:val="HTMLCode"/>
-        </w:rPr>
-      </w:pPr>
-      <w:r>
-        <w:rPr>
-          <w:rStyle w:val="HTMLCode"/>
-        </w:rPr>
-        <w:t xml:space="preserve">                </w:t>
-      </w:r>
-      <w:r>
-        <w:rPr>
-          <w:rStyle w:val="hljs-comment"/>
-        </w:rPr>
-        <w:t>// Access by column name or index</w:t>
-      </w:r>
-    </w:p>
-    <w:p>
-      <w:pPr>
-        <w:pStyle w:val="HTMLPreformatted"/>
-        <w:rPr>
-          <w:rStyle w:val="HTMLCode"/>
-        </w:rPr>
-      </w:pPr>
-      <w:r>
-        <w:rPr>
-          <w:rStyle w:val="HTMLCode"/>
-        </w:rPr>
-        <w:t xml:space="preserve">                </w:t>
-      </w:r>
-      <w:proofErr w:type="spellStart"/>
-      <w:proofErr w:type="gramStart"/>
-      <w:r>
-        <w:rPr>
-          <w:rStyle w:val="HTMLCode"/>
-        </w:rPr>
-        <w:t>Console.WriteLine</w:t>
-      </w:r>
-      <w:proofErr w:type="spellEnd"/>
-      <w:r>
-        <w:rPr>
-          <w:rStyle w:val="HTMLCode"/>
-        </w:rPr>
-        <w:t>(</w:t>
-      </w:r>
-      <w:proofErr w:type="gramEnd"/>
-      <w:r>
-        <w:rPr>
-          <w:rStyle w:val="hljs-string"/>
-        </w:rPr>
-        <w:t xml:space="preserve">$"ID: </w:t>
-      </w:r>
-      <w:r>
-        <w:rPr>
-          <w:rStyle w:val="hljs-subst"/>
-        </w:rPr>
-        <w:t>{reader[</w:t>
-      </w:r>
-      <w:r>
-        <w:rPr>
-          <w:rStyle w:val="hljs-string"/>
-        </w:rPr>
-        <w:t>"</w:t>
-      </w:r>
-      <w:proofErr w:type="spellStart"/>
-      <w:r>
-        <w:rPr>
-          <w:rStyle w:val="hljs-string"/>
-        </w:rPr>
-        <w:t>StudentID</w:t>
-      </w:r>
-      <w:proofErr w:type="spellEnd"/>
-      <w:r>
-        <w:rPr>
-          <w:rStyle w:val="hljs-string"/>
-        </w:rPr>
-        <w:t>"</w:t>
+        <w:t>"StudentID"</w:t>
       </w:r>
       <w:r>
         <w:rPr>
@@ -4327,14 +3492,12 @@
       <w:r>
         <w:t xml:space="preserve">Like the Create operation, we use </w:t>
       </w:r>
-      <w:proofErr w:type="spellStart"/>
       <w:r>
         <w:rPr>
           <w:rStyle w:val="HTMLCode"/>
         </w:rPr>
         <w:t>ExecuteNonQuery</w:t>
       </w:r>
-      <w:proofErr w:type="spellEnd"/>
       <w:r>
         <w:t xml:space="preserve">. We must include a </w:t>
       </w:r>
@@ -4363,14 +3526,12 @@
           <w:rStyle w:val="HTMLCode"/>
         </w:rPr>
       </w:pPr>
-      <w:proofErr w:type="gramStart"/>
       <w:r>
         <w:rPr>
           <w:rStyle w:val="hljs-keyword"/>
         </w:rPr>
         <w:t>public</w:t>
       </w:r>
-      <w:proofErr w:type="gramEnd"/>
       <w:r>
         <w:rPr>
           <w:rStyle w:val="hljs-function"/>
@@ -4389,28 +3550,24 @@
         </w:rPr>
         <w:t xml:space="preserve"> </w:t>
       </w:r>
-      <w:proofErr w:type="spellStart"/>
       <w:r>
         <w:rPr>
           <w:rStyle w:val="hljs-title"/>
         </w:rPr>
         <w:t>UpdateStudentEmail</w:t>
       </w:r>
-      <w:proofErr w:type="spellEnd"/>
       <w:r>
         <w:rPr>
           <w:rStyle w:val="hljs-function"/>
         </w:rPr>
         <w:t>(</w:t>
       </w:r>
-      <w:proofErr w:type="spellStart"/>
       <w:r>
         <w:rPr>
           <w:rStyle w:val="hljs-builtin"/>
         </w:rPr>
         <w:t>int</w:t>
       </w:r>
-      <w:proofErr w:type="spellEnd"/>
       <w:r>
         <w:rPr>
           <w:rStyle w:val="hljs-params"/>
@@ -4427,16 +3584,8 @@
         <w:rPr>
           <w:rStyle w:val="hljs-params"/>
         </w:rPr>
-        <w:t xml:space="preserve"> </w:t>
-      </w:r>
-      <w:proofErr w:type="spellStart"/>
-      <w:r>
-        <w:rPr>
-          <w:rStyle w:val="hljs-params"/>
-        </w:rPr>
-        <w:t>newEmail</w:t>
-      </w:r>
-      <w:proofErr w:type="spellEnd"/>
+        <w:t xml:space="preserve"> newEmail</w:t>
+      </w:r>
       <w:r>
         <w:rPr>
           <w:rStyle w:val="hljs-function"/>
@@ -4471,33 +3620,17 @@
         </w:rPr>
         <w:t xml:space="preserve">    </w:t>
       </w:r>
-      <w:proofErr w:type="gramStart"/>
       <w:r>
         <w:rPr>
           <w:rStyle w:val="hljs-keyword"/>
         </w:rPr>
         <w:t>using</w:t>
       </w:r>
-      <w:proofErr w:type="gramEnd"/>
-      <w:r>
-        <w:rPr>
-          <w:rStyle w:val="HTMLCode"/>
-        </w:rPr>
-        <w:t xml:space="preserve"> (</w:t>
-      </w:r>
-      <w:proofErr w:type="spellStart"/>
-      <w:r>
-        <w:rPr>
-          <w:rStyle w:val="HTMLCode"/>
-        </w:rPr>
-        <w:t>SqlConnection</w:t>
-      </w:r>
-      <w:proofErr w:type="spellEnd"/>
-      <w:r>
-        <w:rPr>
-          <w:rStyle w:val="HTMLCode"/>
-        </w:rPr>
-        <w:t xml:space="preserve"> conn = </w:t>
+      <w:r>
+        <w:rPr>
+          <w:rStyle w:val="HTMLCode"/>
+        </w:rPr>
+        <w:t xml:space="preserve"> (SqlConnection conn = </w:t>
       </w:r>
       <w:r>
         <w:rPr>
@@ -4509,35 +3642,7 @@
         <w:rPr>
           <w:rStyle w:val="HTMLCode"/>
         </w:rPr>
-        <w:t xml:space="preserve"> </w:t>
-      </w:r>
-      <w:proofErr w:type="spellStart"/>
-      <w:r>
-        <w:rPr>
-          <w:rStyle w:val="HTMLCode"/>
-        </w:rPr>
-        <w:t>SqlConnection</w:t>
-      </w:r>
-      <w:proofErr w:type="spellEnd"/>
-      <w:r>
-        <w:rPr>
-          <w:rStyle w:val="HTMLCode"/>
-        </w:rPr>
-        <w:t>(</w:t>
-      </w:r>
-      <w:proofErr w:type="spellStart"/>
-      <w:r>
-        <w:rPr>
-          <w:rStyle w:val="HTMLCode"/>
-        </w:rPr>
-        <w:t>connectionString</w:t>
-      </w:r>
-      <w:proofErr w:type="spellEnd"/>
-      <w:r>
-        <w:rPr>
-          <w:rStyle w:val="HTMLCode"/>
-        </w:rPr>
-        <w:t>))</w:t>
+        <w:t xml:space="preserve"> SqlConnection(connectionString))</w:t>
       </w:r>
     </w:p>
     <w:p>
@@ -4567,59 +3672,107 @@
         </w:rPr>
         <w:t xml:space="preserve">        </w:t>
       </w:r>
-      <w:proofErr w:type="gramStart"/>
       <w:r>
         <w:rPr>
           <w:rStyle w:val="hljs-builtin"/>
         </w:rPr>
         <w:t>string</w:t>
       </w:r>
-      <w:proofErr w:type="gramEnd"/>
-      <w:r>
-        <w:rPr>
-          <w:rStyle w:val="HTMLCode"/>
-        </w:rPr>
-        <w:t xml:space="preserve"> </w:t>
-      </w:r>
-      <w:proofErr w:type="spellStart"/>
-      <w:r>
-        <w:rPr>
-          <w:rStyle w:val="HTMLCode"/>
-        </w:rPr>
-        <w:t>sql</w:t>
-      </w:r>
-      <w:proofErr w:type="spellEnd"/>
-      <w:r>
-        <w:rPr>
-          <w:rStyle w:val="HTMLCode"/>
-        </w:rPr>
-        <w:t xml:space="preserve"> = </w:t>
+      <w:r>
+        <w:rPr>
+          <w:rStyle w:val="HTMLCode"/>
+        </w:rPr>
+        <w:t xml:space="preserve"> sql = </w:t>
       </w:r>
       <w:r>
         <w:rPr>
           <w:rStyle w:val="hljs-string"/>
         </w:rPr>
-        <w:t xml:space="preserve">"UPDATE Students SET Email = @email WHERE </w:t>
-      </w:r>
-      <w:proofErr w:type="spellStart"/>
+        <w:t>"UPDATE Students SET Email = @email WHERE StudentID = @id"</w:t>
+      </w:r>
+      <w:r>
+        <w:rPr>
+          <w:rStyle w:val="HTMLCode"/>
+        </w:rPr>
+        <w:t>;</w:t>
+      </w:r>
+    </w:p>
+    <w:p>
+      <w:pPr>
+        <w:pStyle w:val="HTMLPreformatted"/>
+        <w:rPr>
+          <w:rStyle w:val="HTMLCode"/>
+        </w:rPr>
+      </w:pPr>
+      <w:r>
+        <w:rPr>
+          <w:rStyle w:val="HTMLCode"/>
+        </w:rPr>
+        <w:t xml:space="preserve">        SqlCommand cmd = </w:t>
+      </w:r>
+      <w:r>
+        <w:rPr>
+          <w:rStyle w:val="hljs-keyword"/>
+        </w:rPr>
+        <w:t>new</w:t>
+      </w:r>
+      <w:r>
+        <w:rPr>
+          <w:rStyle w:val="HTMLCode"/>
+        </w:rPr>
+        <w:t xml:space="preserve"> SqlCommand(sql, conn);</w:t>
+      </w:r>
+    </w:p>
+    <w:p>
+      <w:pPr>
+        <w:pStyle w:val="HTMLPreformatted"/>
+        <w:rPr>
+          <w:rStyle w:val="HTMLCode"/>
+        </w:rPr>
+      </w:pPr>
+      <w:r>
+        <w:rPr>
+          <w:rStyle w:val="HTMLCode"/>
+        </w:rPr>
+        <w:t xml:space="preserve">        cmd.Parameters.AddWithValue(</w:t>
+      </w:r>
       <w:r>
         <w:rPr>
           <w:rStyle w:val="hljs-string"/>
         </w:rPr>
-        <w:t>StudentID</w:t>
-      </w:r>
-      <w:proofErr w:type="spellEnd"/>
+        <w:t>"@email"</w:t>
+      </w:r>
+      <w:r>
+        <w:rPr>
+          <w:rStyle w:val="HTMLCode"/>
+        </w:rPr>
+        <w:t>, newEmail);</w:t>
+      </w:r>
+    </w:p>
+    <w:p>
+      <w:pPr>
+        <w:pStyle w:val="HTMLPreformatted"/>
+        <w:rPr>
+          <w:rStyle w:val="HTMLCode"/>
+        </w:rPr>
+      </w:pPr>
+      <w:r>
+        <w:rPr>
+          <w:rStyle w:val="HTMLCode"/>
+        </w:rPr>
+        <w:t xml:space="preserve">        cmd.Parameters.AddWithValue(</w:t>
+      </w:r>
       <w:r>
         <w:rPr>
           <w:rStyle w:val="hljs-string"/>
         </w:rPr>
-        <w:t xml:space="preserve"> = @id"</w:t>
-      </w:r>
-      <w:r>
-        <w:rPr>
-          <w:rStyle w:val="HTMLCode"/>
-        </w:rPr>
-        <w:t>;</w:t>
+        <w:t>"@id"</w:t>
+      </w:r>
+      <w:r>
+        <w:rPr>
+          <w:rStyle w:val="HTMLCode"/>
+        </w:rPr>
+        <w:t>, id);</w:t>
       </w:r>
     </w:p>
     <w:p>
@@ -4629,82 +3782,6 @@
           <w:rStyle w:val="HTMLCode"/>
         </w:rPr>
       </w:pPr>
-      <w:r>
-        <w:rPr>
-          <w:rStyle w:val="HTMLCode"/>
-        </w:rPr>
-        <w:t xml:space="preserve">        </w:t>
-      </w:r>
-      <w:proofErr w:type="spellStart"/>
-      <w:r>
-        <w:rPr>
-          <w:rStyle w:val="HTMLCode"/>
-        </w:rPr>
-        <w:t>SqlCommand</w:t>
-      </w:r>
-      <w:proofErr w:type="spellEnd"/>
-      <w:r>
-        <w:rPr>
-          <w:rStyle w:val="HTMLCode"/>
-        </w:rPr>
-        <w:t xml:space="preserve"> </w:t>
-      </w:r>
-      <w:proofErr w:type="spellStart"/>
-      <w:r>
-        <w:rPr>
-          <w:rStyle w:val="HTMLCode"/>
-        </w:rPr>
-        <w:t>cmd</w:t>
-      </w:r>
-      <w:proofErr w:type="spellEnd"/>
-      <w:r>
-        <w:rPr>
-          <w:rStyle w:val="HTMLCode"/>
-        </w:rPr>
-        <w:t xml:space="preserve"> = </w:t>
-      </w:r>
-      <w:r>
-        <w:rPr>
-          <w:rStyle w:val="hljs-keyword"/>
-        </w:rPr>
-        <w:t>new</w:t>
-      </w:r>
-      <w:r>
-        <w:rPr>
-          <w:rStyle w:val="HTMLCode"/>
-        </w:rPr>
-        <w:t xml:space="preserve"> </w:t>
-      </w:r>
-      <w:proofErr w:type="spellStart"/>
-      <w:proofErr w:type="gramStart"/>
-      <w:r>
-        <w:rPr>
-          <w:rStyle w:val="HTMLCode"/>
-        </w:rPr>
-        <w:t>SqlCommand</w:t>
-      </w:r>
-      <w:proofErr w:type="spellEnd"/>
-      <w:r>
-        <w:rPr>
-          <w:rStyle w:val="HTMLCode"/>
-        </w:rPr>
-        <w:t>(</w:t>
-      </w:r>
-      <w:proofErr w:type="spellStart"/>
-      <w:proofErr w:type="gramEnd"/>
-      <w:r>
-        <w:rPr>
-          <w:rStyle w:val="HTMLCode"/>
-        </w:rPr>
-        <w:t>sql</w:t>
-      </w:r>
-      <w:proofErr w:type="spellEnd"/>
-      <w:r>
-        <w:rPr>
-          <w:rStyle w:val="HTMLCode"/>
-        </w:rPr>
-        <w:t>, conn);</w:t>
-      </w:r>
     </w:p>
     <w:p>
       <w:pPr>
@@ -4717,49 +3794,7 @@
         <w:rPr>
           <w:rStyle w:val="HTMLCode"/>
         </w:rPr>
-        <w:t xml:space="preserve">        </w:t>
-      </w:r>
-      <w:proofErr w:type="spellStart"/>
-      <w:proofErr w:type="gramStart"/>
-      <w:r>
-        <w:rPr>
-          <w:rStyle w:val="HTMLCode"/>
-        </w:rPr>
-        <w:t>cmd.Parameters.AddWithValue</w:t>
-      </w:r>
-      <w:proofErr w:type="spellEnd"/>
-      <w:r>
-        <w:rPr>
-          <w:rStyle w:val="HTMLCode"/>
-        </w:rPr>
-        <w:t>(</w:t>
-      </w:r>
-      <w:proofErr w:type="gramEnd"/>
-      <w:r>
-        <w:rPr>
-          <w:rStyle w:val="hljs-string"/>
-        </w:rPr>
-        <w:t>"@email"</w:t>
-      </w:r>
-      <w:r>
-        <w:rPr>
-          <w:rStyle w:val="HTMLCode"/>
-        </w:rPr>
-        <w:t xml:space="preserve">, </w:t>
-      </w:r>
-      <w:proofErr w:type="spellStart"/>
-      <w:r>
-        <w:rPr>
-          <w:rStyle w:val="HTMLCode"/>
-        </w:rPr>
-        <w:t>newEmail</w:t>
-      </w:r>
-      <w:proofErr w:type="spellEnd"/>
-      <w:r>
-        <w:rPr>
-          <w:rStyle w:val="HTMLCode"/>
-        </w:rPr>
-        <w:t>);</w:t>
+        <w:t xml:space="preserve">        conn.Open();</w:t>
       </w:r>
     </w:p>
     <w:p>
@@ -4773,115 +3808,7 @@
         <w:rPr>
           <w:rStyle w:val="HTMLCode"/>
         </w:rPr>
-        <w:t xml:space="preserve">        </w:t>
-      </w:r>
-      <w:proofErr w:type="spellStart"/>
-      <w:proofErr w:type="gramStart"/>
-      <w:r>
-        <w:rPr>
-          <w:rStyle w:val="HTMLCode"/>
-        </w:rPr>
-        <w:t>cmd.Parameters.AddWithValue</w:t>
-      </w:r>
-      <w:proofErr w:type="spellEnd"/>
-      <w:r>
-        <w:rPr>
-          <w:rStyle w:val="HTMLCode"/>
-        </w:rPr>
-        <w:t>(</w:t>
-      </w:r>
-      <w:proofErr w:type="gramEnd"/>
-      <w:r>
-        <w:rPr>
-          <w:rStyle w:val="hljs-string"/>
-        </w:rPr>
-        <w:t>"@id"</w:t>
-      </w:r>
-      <w:r>
-        <w:rPr>
-          <w:rStyle w:val="HTMLCode"/>
-        </w:rPr>
-        <w:t>, id);</w:t>
-      </w:r>
-    </w:p>
-    <w:p>
-      <w:pPr>
-        <w:pStyle w:val="HTMLPreformatted"/>
-        <w:rPr>
-          <w:rStyle w:val="HTMLCode"/>
-        </w:rPr>
-      </w:pPr>
-    </w:p>
-    <w:p>
-      <w:pPr>
-        <w:pStyle w:val="HTMLPreformatted"/>
-        <w:rPr>
-          <w:rStyle w:val="HTMLCode"/>
-        </w:rPr>
-      </w:pPr>
-      <w:r>
-        <w:rPr>
-          <w:rStyle w:val="HTMLCode"/>
-        </w:rPr>
-        <w:t xml:space="preserve">        </w:t>
-      </w:r>
-      <w:proofErr w:type="spellStart"/>
-      <w:proofErr w:type="gramStart"/>
-      <w:r>
-        <w:rPr>
-          <w:rStyle w:val="HTMLCode"/>
-        </w:rPr>
-        <w:t>conn.Open</w:t>
-      </w:r>
-      <w:proofErr w:type="spellEnd"/>
-      <w:r>
-        <w:rPr>
-          <w:rStyle w:val="HTMLCode"/>
-        </w:rPr>
-        <w:t>(</w:t>
-      </w:r>
-      <w:proofErr w:type="gramEnd"/>
-      <w:r>
-        <w:rPr>
-          <w:rStyle w:val="HTMLCode"/>
-        </w:rPr>
-        <w:t>);</w:t>
-      </w:r>
-    </w:p>
-    <w:p>
-      <w:pPr>
-        <w:pStyle w:val="HTMLPreformatted"/>
-        <w:rPr>
-          <w:rStyle w:val="HTMLCode"/>
-        </w:rPr>
-      </w:pPr>
-      <w:r>
-        <w:rPr>
-          <w:rStyle w:val="HTMLCode"/>
-        </w:rPr>
-        <w:t xml:space="preserve">        </w:t>
-      </w:r>
-      <w:proofErr w:type="spellStart"/>
-      <w:proofErr w:type="gramStart"/>
-      <w:r>
-        <w:rPr>
-          <w:rStyle w:val="HTMLCode"/>
-        </w:rPr>
-        <w:t>cmd.ExecuteNonQuery</w:t>
-      </w:r>
-      <w:proofErr w:type="spellEnd"/>
-      <w:r>
-        <w:rPr>
-          <w:rStyle w:val="HTMLCode"/>
-        </w:rPr>
-        <w:t>(</w:t>
-      </w:r>
-      <w:proofErr w:type="gramEnd"/>
-      <w:r>
-        <w:rPr>
-          <w:rStyle w:val="HTMLCode"/>
-        </w:rPr>
-        <w:t>);</w:t>
+        <w:t xml:space="preserve">        cmd.ExecuteNonQuery();</w:t>
       </w:r>
     </w:p>
     <w:p>
@@ -4960,14 +3887,12 @@
           <w:rStyle w:val="HTMLCode"/>
         </w:rPr>
       </w:pPr>
-      <w:proofErr w:type="gramStart"/>
       <w:r>
         <w:rPr>
           <w:rStyle w:val="hljs-keyword"/>
         </w:rPr>
         <w:t>public</w:t>
       </w:r>
-      <w:proofErr w:type="gramEnd"/>
       <w:r>
         <w:rPr>
           <w:rStyle w:val="hljs-function"/>
@@ -4986,28 +3911,24 @@
         </w:rPr>
         <w:t xml:space="preserve"> </w:t>
       </w:r>
-      <w:proofErr w:type="spellStart"/>
       <w:r>
         <w:rPr>
           <w:rStyle w:val="hljs-title"/>
         </w:rPr>
         <w:t>DeleteStudent</w:t>
       </w:r>
-      <w:proofErr w:type="spellEnd"/>
       <w:r>
         <w:rPr>
           <w:rStyle w:val="hljs-function"/>
         </w:rPr>
         <w:t>(</w:t>
       </w:r>
-      <w:proofErr w:type="spellStart"/>
       <w:r>
         <w:rPr>
           <w:rStyle w:val="hljs-builtin"/>
         </w:rPr>
         <w:t>int</w:t>
       </w:r>
-      <w:proofErr w:type="spellEnd"/>
       <w:r>
         <w:rPr>
           <w:rStyle w:val="hljs-params"/>
@@ -5048,33 +3969,17 @@
         </w:rPr>
         <w:t xml:space="preserve">    </w:t>
       </w:r>
-      <w:proofErr w:type="gramStart"/>
       <w:r>
         <w:rPr>
           <w:rStyle w:val="hljs-keyword"/>
         </w:rPr>
         <w:t>using</w:t>
       </w:r>
-      <w:proofErr w:type="gramEnd"/>
-      <w:r>
-        <w:rPr>
-          <w:rStyle w:val="HTMLCode"/>
-        </w:rPr>
-        <w:t xml:space="preserve"> (</w:t>
-      </w:r>
-      <w:proofErr w:type="spellStart"/>
-      <w:r>
-        <w:rPr>
-          <w:rStyle w:val="HTMLCode"/>
-        </w:rPr>
-        <w:t>SqlConnection</w:t>
-      </w:r>
-      <w:proofErr w:type="spellEnd"/>
-      <w:r>
-        <w:rPr>
-          <w:rStyle w:val="HTMLCode"/>
-        </w:rPr>
-        <w:t xml:space="preserve"> conn = </w:t>
+      <w:r>
+        <w:rPr>
+          <w:rStyle w:val="HTMLCode"/>
+        </w:rPr>
+        <w:t xml:space="preserve"> (SqlConnection conn = </w:t>
       </w:r>
       <w:r>
         <w:rPr>
@@ -5086,35 +3991,7 @@
         <w:rPr>
           <w:rStyle w:val="HTMLCode"/>
         </w:rPr>
-        <w:t xml:space="preserve"> </w:t>
-      </w:r>
-      <w:proofErr w:type="spellStart"/>
-      <w:r>
-        <w:rPr>
-          <w:rStyle w:val="HTMLCode"/>
-        </w:rPr>
-        <w:t>SqlConnection</w:t>
-      </w:r>
-      <w:proofErr w:type="spellEnd"/>
-      <w:r>
-        <w:rPr>
-          <w:rStyle w:val="HTMLCode"/>
-        </w:rPr>
-        <w:t>(</w:t>
-      </w:r>
-      <w:proofErr w:type="spellStart"/>
-      <w:r>
-        <w:rPr>
-          <w:rStyle w:val="HTMLCode"/>
-        </w:rPr>
-        <w:t>connectionString</w:t>
-      </w:r>
-      <w:proofErr w:type="spellEnd"/>
-      <w:r>
-        <w:rPr>
-          <w:rStyle w:val="HTMLCode"/>
-        </w:rPr>
-        <w:t>))</w:t>
+        <w:t xml:space="preserve"> SqlConnection(connectionString))</w:t>
       </w:r>
     </w:p>
     <w:p>
@@ -5144,59 +4021,81 @@
         </w:rPr>
         <w:t xml:space="preserve">        </w:t>
       </w:r>
-      <w:proofErr w:type="gramStart"/>
       <w:r>
         <w:rPr>
           <w:rStyle w:val="hljs-builtin"/>
         </w:rPr>
         <w:t>string</w:t>
       </w:r>
-      <w:proofErr w:type="gramEnd"/>
-      <w:r>
-        <w:rPr>
-          <w:rStyle w:val="HTMLCode"/>
-        </w:rPr>
-        <w:t xml:space="preserve"> </w:t>
-      </w:r>
-      <w:proofErr w:type="spellStart"/>
-      <w:r>
-        <w:rPr>
-          <w:rStyle w:val="HTMLCode"/>
-        </w:rPr>
-        <w:t>sql</w:t>
-      </w:r>
-      <w:proofErr w:type="spellEnd"/>
-      <w:r>
-        <w:rPr>
-          <w:rStyle w:val="HTMLCode"/>
-        </w:rPr>
-        <w:t xml:space="preserve"> = </w:t>
+      <w:r>
+        <w:rPr>
+          <w:rStyle w:val="HTMLCode"/>
+        </w:rPr>
+        <w:t xml:space="preserve"> sql = </w:t>
       </w:r>
       <w:r>
         <w:rPr>
           <w:rStyle w:val="hljs-string"/>
         </w:rPr>
-        <w:t xml:space="preserve">"DELETE FROM Students WHERE </w:t>
-      </w:r>
-      <w:proofErr w:type="spellStart"/>
+        <w:t>"DELETE FROM Students WHERE StudentID = @id"</w:t>
+      </w:r>
+      <w:r>
+        <w:rPr>
+          <w:rStyle w:val="HTMLCode"/>
+        </w:rPr>
+        <w:t>;</w:t>
+      </w:r>
+    </w:p>
+    <w:p>
+      <w:pPr>
+        <w:pStyle w:val="HTMLPreformatted"/>
+        <w:rPr>
+          <w:rStyle w:val="HTMLCode"/>
+        </w:rPr>
+      </w:pPr>
+      <w:r>
+        <w:rPr>
+          <w:rStyle w:val="HTMLCode"/>
+        </w:rPr>
+        <w:t xml:space="preserve">        SqlCommand cmd = </w:t>
+      </w:r>
+      <w:r>
+        <w:rPr>
+          <w:rStyle w:val="hljs-keyword"/>
+        </w:rPr>
+        <w:t>new</w:t>
+      </w:r>
+      <w:r>
+        <w:rPr>
+          <w:rStyle w:val="HTMLCode"/>
+        </w:rPr>
+        <w:t xml:space="preserve"> SqlCommand(sql, conn);</w:t>
+      </w:r>
+    </w:p>
+    <w:p>
+      <w:pPr>
+        <w:pStyle w:val="HTMLPreformatted"/>
+        <w:rPr>
+          <w:rStyle w:val="HTMLCode"/>
+        </w:rPr>
+      </w:pPr>
+      <w:r>
+        <w:rPr>
+          <w:rStyle w:val="HTMLCode"/>
+        </w:rPr>
+        <w:t xml:space="preserve">        cmd.Parameters.AddWithValue(</w:t>
+      </w:r>
       <w:r>
         <w:rPr>
           <w:rStyle w:val="hljs-string"/>
         </w:rPr>
-        <w:t>StudentID</w:t>
-      </w:r>
-      <w:proofErr w:type="spellEnd"/>
-      <w:r>
-        <w:rPr>
-          <w:rStyle w:val="hljs-string"/>
-        </w:rPr>
-        <w:t xml:space="preserve"> = @id"</w:t>
-      </w:r>
-      <w:r>
-        <w:rPr>
-          <w:rStyle w:val="HTMLCode"/>
-        </w:rPr>
-        <w:t>;</w:t>
+        <w:t>"@id"</w:t>
+      </w:r>
+      <w:r>
+        <w:rPr>
+          <w:rStyle w:val="HTMLCode"/>
+        </w:rPr>
+        <w:t>, id);</w:t>
       </w:r>
     </w:p>
     <w:p>
@@ -5206,82 +4105,6 @@
           <w:rStyle w:val="HTMLCode"/>
         </w:rPr>
       </w:pPr>
-      <w:r>
-        <w:rPr>
-          <w:rStyle w:val="HTMLCode"/>
-        </w:rPr>
-        <w:t xml:space="preserve">        </w:t>
-      </w:r>
-      <w:proofErr w:type="spellStart"/>
-      <w:r>
-        <w:rPr>
-          <w:rStyle w:val="HTMLCode"/>
-        </w:rPr>
-        <w:t>SqlCommand</w:t>
-      </w:r>
-      <w:proofErr w:type="spellEnd"/>
-      <w:r>
-        <w:rPr>
-          <w:rStyle w:val="HTMLCode"/>
-        </w:rPr>
-        <w:t xml:space="preserve"> </w:t>
-      </w:r>
-      <w:proofErr w:type="spellStart"/>
-      <w:r>
-        <w:rPr>
-          <w:rStyle w:val="HTMLCode"/>
-        </w:rPr>
-        <w:t>cmd</w:t>
-      </w:r>
-      <w:proofErr w:type="spellEnd"/>
-      <w:r>
-        <w:rPr>
-          <w:rStyle w:val="HTMLCode"/>
-        </w:rPr>
-        <w:t xml:space="preserve"> = </w:t>
-      </w:r>
-      <w:r>
-        <w:rPr>
-          <w:rStyle w:val="hljs-keyword"/>
-        </w:rPr>
-        <w:t>new</w:t>
-      </w:r>
-      <w:r>
-        <w:rPr>
-          <w:rStyle w:val="HTMLCode"/>
-        </w:rPr>
-        <w:t xml:space="preserve"> </w:t>
-      </w:r>
-      <w:proofErr w:type="spellStart"/>
-      <w:proofErr w:type="gramStart"/>
-      <w:r>
-        <w:rPr>
-          <w:rStyle w:val="HTMLCode"/>
-        </w:rPr>
-        <w:t>SqlCommand</w:t>
-      </w:r>
-      <w:proofErr w:type="spellEnd"/>
-      <w:r>
-        <w:rPr>
-          <w:rStyle w:val="HTMLCode"/>
-        </w:rPr>
-        <w:t>(</w:t>
-      </w:r>
-      <w:proofErr w:type="spellStart"/>
-      <w:proofErr w:type="gramEnd"/>
-      <w:r>
-        <w:rPr>
-          <w:rStyle w:val="HTMLCode"/>
-        </w:rPr>
-        <w:t>sql</w:t>
-      </w:r>
-      <w:proofErr w:type="spellEnd"/>
-      <w:r>
-        <w:rPr>
-          <w:rStyle w:val="HTMLCode"/>
-        </w:rPr>
-        <w:t>, conn);</w:t>
-      </w:r>
     </w:p>
     <w:p>
       <w:pPr>
@@ -5294,35 +4117,7 @@
         <w:rPr>
           <w:rStyle w:val="HTMLCode"/>
         </w:rPr>
-        <w:t xml:space="preserve">        </w:t>
-      </w:r>
-      <w:proofErr w:type="spellStart"/>
-      <w:proofErr w:type="gramStart"/>
-      <w:r>
-        <w:rPr>
-          <w:rStyle w:val="HTMLCode"/>
-        </w:rPr>
-        <w:t>cmd.Parameters.AddWithValue</w:t>
-      </w:r>
-      <w:proofErr w:type="spellEnd"/>
-      <w:r>
-        <w:rPr>
-          <w:rStyle w:val="HTMLCode"/>
-        </w:rPr>
-        <w:t>(</w:t>
-      </w:r>
-      <w:proofErr w:type="gramEnd"/>
-      <w:r>
-        <w:rPr>
-          <w:rStyle w:val="hljs-string"/>
-        </w:rPr>
-        <w:t>"@id"</w:t>
-      </w:r>
-      <w:r>
-        <w:rPr>
-          <w:rStyle w:val="HTMLCode"/>
-        </w:rPr>
-        <w:t>, id);</w:t>
+        <w:t xml:space="preserve">        conn.Open();</w:t>
       </w:r>
     </w:p>
     <w:p>
@@ -5332,77 +4127,11 @@
           <w:rStyle w:val="HTMLCode"/>
         </w:rPr>
       </w:pPr>
-    </w:p>
-    <w:p>
-      <w:pPr>
-        <w:pStyle w:val="HTMLPreformatted"/>
-        <w:rPr>
-          <w:rStyle w:val="HTMLCode"/>
-        </w:rPr>
-      </w:pPr>
-      <w:r>
-        <w:rPr>
-          <w:rStyle w:val="HTMLCode"/>
-        </w:rPr>
-        <w:t xml:space="preserve">        </w:t>
-      </w:r>
-      <w:proofErr w:type="spellStart"/>
-      <w:proofErr w:type="gramStart"/>
-      <w:r>
-        <w:rPr>
-          <w:rStyle w:val="HTMLCode"/>
-        </w:rPr>
-        <w:t>conn.Open</w:t>
-      </w:r>
-      <w:proofErr w:type="spellEnd"/>
-      <w:r>
-        <w:rPr>
-          <w:rStyle w:val="HTMLCode"/>
-        </w:rPr>
-        <w:t>(</w:t>
-      </w:r>
-      <w:proofErr w:type="gramEnd"/>
-      <w:r>
-        <w:rPr>
-          <w:rStyle w:val="HTMLCode"/>
-        </w:rPr>
-        <w:t>);</w:t>
-      </w:r>
-    </w:p>
-    <w:p>
-      <w:pPr>
-        <w:pStyle w:val="HTMLPreformatted"/>
-        <w:rPr>
-          <w:rStyle w:val="HTMLCode"/>
-        </w:rPr>
-      </w:pPr>
-      <w:r>
-        <w:rPr>
-          <w:rStyle w:val="HTMLCode"/>
-        </w:rPr>
-        <w:t xml:space="preserve">        </w:t>
-      </w:r>
-      <w:proofErr w:type="spellStart"/>
-      <w:proofErr w:type="gramStart"/>
-      <w:r>
-        <w:rPr>
-          <w:rStyle w:val="HTMLCode"/>
-        </w:rPr>
-        <w:t>cmd.ExecuteNonQuery</w:t>
-      </w:r>
-      <w:proofErr w:type="spellEnd"/>
-      <w:r>
-        <w:rPr>
-          <w:rStyle w:val="HTMLCode"/>
-        </w:rPr>
-        <w:t>(</w:t>
-      </w:r>
-      <w:proofErr w:type="gramEnd"/>
-      <w:r>
-        <w:rPr>
-          <w:rStyle w:val="HTMLCode"/>
-        </w:rPr>
-        <w:t>);</w:t>
+      <w:r>
+        <w:rPr>
+          <w:rStyle w:val="HTMLCode"/>
+        </w:rPr>
+        <w:t xml:space="preserve">        cmd.ExecuteNonQuery();</w:t>
       </w:r>
     </w:p>
     <w:p>
@@ -5641,7 +4370,6 @@
             <w:pPr>
               <w:spacing w:after="480"/>
             </w:pPr>
-            <w:proofErr w:type="spellStart"/>
             <w:r>
               <w:rPr>
                 <w:rStyle w:val="HTMLCode"/>
@@ -5649,7 +4377,6 @@
               </w:rPr>
               <w:t>ExecuteNonQuery</w:t>
             </w:r>
-            <w:proofErr w:type="spellEnd"/>
           </w:p>
         </w:tc>
         <w:tc>
@@ -5669,15 +4396,7 @@
               <w:spacing w:after="480"/>
             </w:pPr>
             <w:r>
-              <w:t>Rows Affected (</w:t>
-            </w:r>
-            <w:proofErr w:type="spellStart"/>
-            <w:r>
-              <w:t>int</w:t>
-            </w:r>
-            <w:proofErr w:type="spellEnd"/>
-            <w:r>
-              <w:t>)</w:t>
+              <w:t>Rows Affected (int)</w:t>
             </w:r>
           </w:p>
         </w:tc>
@@ -5755,7 +4474,6 @@
             <w:pPr>
               <w:spacing w:after="480"/>
             </w:pPr>
-            <w:proofErr w:type="spellStart"/>
             <w:r>
               <w:rPr>
                 <w:rStyle w:val="HTMLCode"/>
@@ -5763,7 +4481,6 @@
               </w:rPr>
               <w:t>ExecuteReader</w:t>
             </w:r>
-            <w:proofErr w:type="spellEnd"/>
           </w:p>
         </w:tc>
         <w:tc>
@@ -5783,15 +4500,7 @@
               <w:spacing w:after="480"/>
             </w:pPr>
             <w:r>
-              <w:t>Data Stream (</w:t>
-            </w:r>
-            <w:proofErr w:type="spellStart"/>
-            <w:r>
-              <w:t>SqlDataReader</w:t>
-            </w:r>
-            <w:proofErr w:type="spellEnd"/>
-            <w:r>
-              <w:t>)</w:t>
+              <w:t>Data Stream (SqlDataReader)</w:t>
             </w:r>
           </w:p>
         </w:tc>
@@ -5869,7 +4578,6 @@
             <w:pPr>
               <w:spacing w:after="480"/>
             </w:pPr>
-            <w:proofErr w:type="spellStart"/>
             <w:r>
               <w:rPr>
                 <w:rStyle w:val="HTMLCode"/>
@@ -5877,7 +4585,6 @@
               </w:rPr>
               <w:t>ExecuteNonQuery</w:t>
             </w:r>
-            <w:proofErr w:type="spellEnd"/>
           </w:p>
         </w:tc>
         <w:tc>
@@ -5897,15 +4604,7 @@
               <w:spacing w:after="480"/>
             </w:pPr>
             <w:r>
-              <w:t>Rows Affected (</w:t>
-            </w:r>
-            <w:proofErr w:type="spellStart"/>
-            <w:r>
-              <w:t>int</w:t>
-            </w:r>
-            <w:proofErr w:type="spellEnd"/>
-            <w:r>
-              <w:t>)</w:t>
+              <w:t>Rows Affected (int)</w:t>
             </w:r>
           </w:p>
         </w:tc>
@@ -5983,7 +4682,6 @@
             <w:pPr>
               <w:spacing w:after="480"/>
             </w:pPr>
-            <w:proofErr w:type="spellStart"/>
             <w:r>
               <w:rPr>
                 <w:rStyle w:val="HTMLCode"/>
@@ -5991,7 +4689,6 @@
               </w:rPr>
               <w:t>ExecuteNonQuery</w:t>
             </w:r>
-            <w:proofErr w:type="spellEnd"/>
           </w:p>
         </w:tc>
         <w:tc>
@@ -6011,15 +4708,7 @@
               <w:spacing w:after="480"/>
             </w:pPr>
             <w:r>
-              <w:t>Rows Affected (</w:t>
-            </w:r>
-            <w:proofErr w:type="spellStart"/>
-            <w:r>
-              <w:t>int</w:t>
-            </w:r>
-            <w:proofErr w:type="spellEnd"/>
-            <w:r>
-              <w:t>)</w:t>
+              <w:t>Rows Affected (int)</w:t>
             </w:r>
           </w:p>
         </w:tc>
@@ -6146,13 +4835,8 @@
       <w:pPr>
         <w:pStyle w:val="Heading1"/>
       </w:pPr>
-      <w:proofErr w:type="spellStart"/>
-      <w:r>
-        <w:t>ExecuteScalar</w:t>
-      </w:r>
-      <w:proofErr w:type="spellEnd"/>
-      <w:r>
-        <w:t>: The "Single Result" Specialist</w:t>
+      <w:r>
+        <w:t>ExecuteScalar: The "Single Result" Specialist</w:t>
       </w:r>
     </w:p>
     <w:p>
@@ -6162,29 +4846,24 @@
       <w:r>
         <w:t xml:space="preserve">While </w:t>
       </w:r>
-      <w:proofErr w:type="spellStart"/>
       <w:r>
         <w:rPr>
           <w:rStyle w:val="HTMLCode"/>
         </w:rPr>
         <w:t>ExecuteReader</w:t>
       </w:r>
-      <w:proofErr w:type="spellEnd"/>
       <w:r>
         <w:t xml:space="preserve"> is for lists and </w:t>
       </w:r>
-      <w:proofErr w:type="spellStart"/>
       <w:r>
         <w:rPr>
           <w:rStyle w:val="HTMLCode"/>
         </w:rPr>
         <w:t>ExecuteNonQuery</w:t>
       </w:r>
-      <w:proofErr w:type="spellEnd"/>
       <w:r>
         <w:t xml:space="preserve"> is for changes, </w:t>
       </w:r>
-      <w:proofErr w:type="spellStart"/>
       <w:r>
         <w:rPr>
           <w:b/>
@@ -6192,7 +4871,6 @@
         </w:rPr>
         <w:t>ExecuteScalar</w:t>
       </w:r>
-      <w:proofErr w:type="spellEnd"/>
       <w:r>
         <w:t xml:space="preserve"> is used when you want exactly </w:t>
       </w:r>
@@ -6241,19 +4919,11 @@
       <w:r>
         <w:t xml:space="preserve"> Getting a </w:t>
       </w:r>
-      <w:proofErr w:type="gramStart"/>
-      <w:r>
-        <w:rPr>
-          <w:rStyle w:val="HTMLCode"/>
-        </w:rPr>
-        <w:t>COUNT(</w:t>
-      </w:r>
-      <w:proofErr w:type="gramEnd"/>
-      <w:r>
-        <w:rPr>
-          <w:rStyle w:val="HTMLCode"/>
-        </w:rPr>
-        <w:t>*)</w:t>
+      <w:r>
+        <w:rPr>
+          <w:rStyle w:val="HTMLCode"/>
+        </w:rPr>
+        <w:t>COUNT(*)</w:t>
       </w:r>
       <w:r>
         <w:t xml:space="preserve">, </w:t>
@@ -6295,14 +4965,12 @@
       <w:r>
         <w:t xml:space="preserve"> Getting a specific </w:t>
       </w:r>
-      <w:proofErr w:type="spellStart"/>
       <w:r>
         <w:rPr>
           <w:rStyle w:val="HTMLCode"/>
         </w:rPr>
         <w:t>StudentName</w:t>
       </w:r>
-      <w:proofErr w:type="spellEnd"/>
       <w:r>
         <w:t xml:space="preserve"> based on an </w:t>
       </w:r>
@@ -6358,33 +5026,17 @@
           <w:rStyle w:val="HTMLCode"/>
         </w:rPr>
       </w:pPr>
-      <w:proofErr w:type="gramStart"/>
       <w:r>
         <w:rPr>
           <w:rStyle w:val="hljs-keyword"/>
         </w:rPr>
         <w:t>using</w:t>
       </w:r>
-      <w:proofErr w:type="gramEnd"/>
-      <w:r>
-        <w:rPr>
-          <w:rStyle w:val="HTMLCode"/>
-        </w:rPr>
-        <w:t xml:space="preserve"> (</w:t>
-      </w:r>
-      <w:proofErr w:type="spellStart"/>
-      <w:r>
-        <w:rPr>
-          <w:rStyle w:val="HTMLCode"/>
-        </w:rPr>
-        <w:t>SqlConnection</w:t>
-      </w:r>
-      <w:proofErr w:type="spellEnd"/>
-      <w:r>
-        <w:rPr>
-          <w:rStyle w:val="HTMLCode"/>
-        </w:rPr>
-        <w:t xml:space="preserve"> conn = </w:t>
+      <w:r>
+        <w:rPr>
+          <w:rStyle w:val="HTMLCode"/>
+        </w:rPr>
+        <w:t xml:space="preserve"> (SqlConnection conn = </w:t>
       </w:r>
       <w:r>
         <w:rPr>
@@ -6396,35 +5048,7 @@
         <w:rPr>
           <w:rStyle w:val="HTMLCode"/>
         </w:rPr>
-        <w:t xml:space="preserve"> </w:t>
-      </w:r>
-      <w:proofErr w:type="spellStart"/>
-      <w:r>
-        <w:rPr>
-          <w:rStyle w:val="HTMLCode"/>
-        </w:rPr>
-        <w:t>SqlConnection</w:t>
-      </w:r>
-      <w:proofErr w:type="spellEnd"/>
-      <w:r>
-        <w:rPr>
-          <w:rStyle w:val="HTMLCode"/>
-        </w:rPr>
-        <w:t>(</w:t>
-      </w:r>
-      <w:proofErr w:type="spellStart"/>
-      <w:r>
-        <w:rPr>
-          <w:rStyle w:val="HTMLCode"/>
-        </w:rPr>
-        <w:t>connString</w:t>
-      </w:r>
-      <w:proofErr w:type="spellEnd"/>
-      <w:r>
-        <w:rPr>
-          <w:rStyle w:val="HTMLCode"/>
-        </w:rPr>
-        <w:t>))</w:t>
+        <w:t xml:space="preserve"> SqlConnection(connString))</w:t>
       </w:r>
     </w:p>
     <w:p>
@@ -6454,33 +5078,17 @@
         </w:rPr>
         <w:t xml:space="preserve">    </w:t>
       </w:r>
-      <w:proofErr w:type="gramStart"/>
       <w:r>
         <w:rPr>
           <w:rStyle w:val="hljs-builtin"/>
         </w:rPr>
         <w:t>string</w:t>
       </w:r>
-      <w:proofErr w:type="gramEnd"/>
-      <w:r>
-        <w:rPr>
-          <w:rStyle w:val="HTMLCode"/>
-        </w:rPr>
-        <w:t xml:space="preserve"> </w:t>
-      </w:r>
-      <w:proofErr w:type="spellStart"/>
-      <w:r>
-        <w:rPr>
-          <w:rStyle w:val="HTMLCode"/>
-        </w:rPr>
-        <w:t>sql</w:t>
-      </w:r>
-      <w:proofErr w:type="spellEnd"/>
-      <w:r>
-        <w:rPr>
-          <w:rStyle w:val="HTMLCode"/>
-        </w:rPr>
-        <w:t xml:space="preserve"> = </w:t>
+      <w:r>
+        <w:rPr>
+          <w:rStyle w:val="HTMLCode"/>
+        </w:rPr>
+        <w:t xml:space="preserve"> sql = </w:t>
       </w:r>
       <w:r>
         <w:rPr>
@@ -6506,77 +5114,61 @@
         <w:rPr>
           <w:rStyle w:val="HTMLCode"/>
         </w:rPr>
+        <w:t xml:space="preserve">    SqlCommand cmd = </w:t>
+      </w:r>
+      <w:r>
+        <w:rPr>
+          <w:rStyle w:val="hljs-keyword"/>
+        </w:rPr>
+        <w:t>new</w:t>
+      </w:r>
+      <w:r>
+        <w:rPr>
+          <w:rStyle w:val="HTMLCode"/>
+        </w:rPr>
+        <w:t xml:space="preserve"> SqlCommand(sql, conn);</w:t>
+      </w:r>
+    </w:p>
+    <w:p>
+      <w:pPr>
+        <w:pStyle w:val="HTMLPreformatted"/>
+        <w:rPr>
+          <w:rStyle w:val="HTMLCode"/>
+        </w:rPr>
+      </w:pPr>
+    </w:p>
+    <w:p>
+      <w:pPr>
+        <w:pStyle w:val="HTMLPreformatted"/>
+        <w:rPr>
+          <w:rStyle w:val="HTMLCode"/>
+        </w:rPr>
+      </w:pPr>
+      <w:r>
+        <w:rPr>
+          <w:rStyle w:val="HTMLCode"/>
+        </w:rPr>
+        <w:t xml:space="preserve">    conn.Open();</w:t>
+      </w:r>
+    </w:p>
+    <w:p>
+      <w:pPr>
+        <w:pStyle w:val="HTMLPreformatted"/>
+        <w:rPr>
+          <w:rStyle w:val="HTMLCode"/>
+        </w:rPr>
+      </w:pPr>
+      <w:r>
+        <w:rPr>
+          <w:rStyle w:val="HTMLCode"/>
+        </w:rPr>
         <w:t xml:space="preserve">    </w:t>
       </w:r>
-      <w:proofErr w:type="spellStart"/>
-      <w:r>
-        <w:rPr>
-          <w:rStyle w:val="HTMLCode"/>
-        </w:rPr>
-        <w:t>SqlCommand</w:t>
-      </w:r>
-      <w:proofErr w:type="spellEnd"/>
-      <w:r>
-        <w:rPr>
-          <w:rStyle w:val="HTMLCode"/>
-        </w:rPr>
-        <w:t xml:space="preserve"> </w:t>
-      </w:r>
-      <w:proofErr w:type="spellStart"/>
-      <w:r>
-        <w:rPr>
-          <w:rStyle w:val="HTMLCode"/>
-        </w:rPr>
-        <w:t>cmd</w:t>
-      </w:r>
-      <w:proofErr w:type="spellEnd"/>
-      <w:r>
-        <w:rPr>
-          <w:rStyle w:val="HTMLCode"/>
-        </w:rPr>
-        <w:t xml:space="preserve"> = </w:t>
-      </w:r>
-      <w:r>
-        <w:rPr>
-          <w:rStyle w:val="hljs-keyword"/>
-        </w:rPr>
-        <w:t>new</w:t>
-      </w:r>
-      <w:r>
-        <w:rPr>
-          <w:rStyle w:val="HTMLCode"/>
-        </w:rPr>
-        <w:t xml:space="preserve"> </w:t>
-      </w:r>
-      <w:proofErr w:type="spellStart"/>
-      <w:proofErr w:type="gramStart"/>
-      <w:r>
-        <w:rPr>
-          <w:rStyle w:val="HTMLCode"/>
-        </w:rPr>
-        <w:t>SqlCommand</w:t>
-      </w:r>
-      <w:proofErr w:type="spellEnd"/>
-      <w:r>
-        <w:rPr>
-          <w:rStyle w:val="HTMLCode"/>
-        </w:rPr>
-        <w:t>(</w:t>
-      </w:r>
-      <w:proofErr w:type="spellStart"/>
-      <w:proofErr w:type="gramEnd"/>
-      <w:r>
-        <w:rPr>
-          <w:rStyle w:val="HTMLCode"/>
-        </w:rPr>
-        <w:t>sql</w:t>
-      </w:r>
-      <w:proofErr w:type="spellEnd"/>
-      <w:r>
-        <w:rPr>
-          <w:rStyle w:val="HTMLCode"/>
-        </w:rPr>
-        <w:t>, conn);</w:t>
+      <w:r>
+        <w:rPr>
+          <w:rStyle w:val="hljs-comment"/>
+        </w:rPr>
+        <w:t>// ExecuteScalar returns an 'object', so we must cast it to the correct type</w:t>
       </w:r>
     </w:p>
     <w:p>
@@ -6586,6 +5178,36 @@
           <w:rStyle w:val="HTMLCode"/>
         </w:rPr>
       </w:pPr>
+      <w:r>
+        <w:rPr>
+          <w:rStyle w:val="HTMLCode"/>
+        </w:rPr>
+        <w:t xml:space="preserve">    </w:t>
+      </w:r>
+      <w:r>
+        <w:rPr>
+          <w:rStyle w:val="hljs-builtin"/>
+        </w:rPr>
+        <w:t>int</w:t>
+      </w:r>
+      <w:r>
+        <w:rPr>
+          <w:rStyle w:val="HTMLCode"/>
+        </w:rPr>
+        <w:t xml:space="preserve"> studentCount = (</w:t>
+      </w:r>
+      <w:r>
+        <w:rPr>
+          <w:rStyle w:val="hljs-builtin"/>
+        </w:rPr>
+        <w:t>int</w:t>
+      </w:r>
+      <w:r>
+        <w:rPr>
+          <w:rStyle w:val="HTMLCode"/>
+        </w:rPr>
+        <w:t>)cmd.ExecuteScalar();</w:t>
+      </w:r>
     </w:p>
     <w:p>
       <w:pPr>
@@ -6594,34 +5216,6 @@
           <w:rStyle w:val="HTMLCode"/>
         </w:rPr>
       </w:pPr>
-      <w:r>
-        <w:rPr>
-          <w:rStyle w:val="HTMLCode"/>
-        </w:rPr>
-        <w:t xml:space="preserve">    </w:t>
-      </w:r>
-      <w:proofErr w:type="spellStart"/>
-      <w:proofErr w:type="gramStart"/>
-      <w:r>
-        <w:rPr>
-          <w:rStyle w:val="HTMLCode"/>
-        </w:rPr>
-        <w:t>conn.Open</w:t>
-      </w:r>
-      <w:proofErr w:type="spellEnd"/>
-      <w:r>
-        <w:rPr>
-          <w:rStyle w:val="HTMLCode"/>
-        </w:rPr>
-        <w:t>(</w:t>
-      </w:r>
-      <w:proofErr w:type="gramEnd"/>
-      <w:r>
-        <w:rPr>
-          <w:rStyle w:val="HTMLCode"/>
-        </w:rPr>
-        <w:t>);</w:t>
-      </w:r>
     </w:p>
     <w:p>
       <w:pPr>
@@ -6634,138 +5228,8 @@
         <w:rPr>
           <w:rStyle w:val="HTMLCode"/>
         </w:rPr>
-        <w:t xml:space="preserve">    </w:t>
-      </w:r>
-      <w:r>
-        <w:rPr>
-          <w:rStyle w:val="hljs-comment"/>
-        </w:rPr>
-        <w:t xml:space="preserve">// </w:t>
-      </w:r>
-      <w:proofErr w:type="spellStart"/>
-      <w:r>
-        <w:rPr>
-          <w:rStyle w:val="hljs-comment"/>
-        </w:rPr>
-        <w:t>ExecuteScalar</w:t>
-      </w:r>
-      <w:proofErr w:type="spellEnd"/>
-      <w:r>
-        <w:rPr>
-          <w:rStyle w:val="hljs-comment"/>
-        </w:rPr>
-        <w:t xml:space="preserve"> returns an 'object', so we must cast it to the correct type</w:t>
-      </w:r>
-    </w:p>
-    <w:p>
-      <w:pPr>
-        <w:pStyle w:val="HTMLPreformatted"/>
-        <w:rPr>
-          <w:rStyle w:val="HTMLCode"/>
-        </w:rPr>
-      </w:pPr>
-      <w:r>
-        <w:rPr>
-          <w:rStyle w:val="HTMLCode"/>
-        </w:rPr>
-        <w:t xml:space="preserve">    </w:t>
-      </w:r>
-      <w:proofErr w:type="spellStart"/>
-      <w:proofErr w:type="gramStart"/>
-      <w:r>
-        <w:rPr>
-          <w:rStyle w:val="hljs-builtin"/>
-        </w:rPr>
-        <w:t>int</w:t>
-      </w:r>
-      <w:proofErr w:type="spellEnd"/>
-      <w:proofErr w:type="gramEnd"/>
-      <w:r>
-        <w:rPr>
-          <w:rStyle w:val="HTMLCode"/>
-        </w:rPr>
-        <w:t xml:space="preserve"> </w:t>
-      </w:r>
-      <w:proofErr w:type="spellStart"/>
-      <w:r>
-        <w:rPr>
-          <w:rStyle w:val="HTMLCode"/>
-        </w:rPr>
-        <w:t>studentCount</w:t>
-      </w:r>
-      <w:proofErr w:type="spellEnd"/>
-      <w:r>
-        <w:rPr>
-          <w:rStyle w:val="HTMLCode"/>
-        </w:rPr>
-        <w:t xml:space="preserve"> = (</w:t>
-      </w:r>
-      <w:proofErr w:type="spellStart"/>
-      <w:r>
-        <w:rPr>
-          <w:rStyle w:val="hljs-builtin"/>
-        </w:rPr>
-        <w:t>int</w:t>
-      </w:r>
-      <w:proofErr w:type="spellEnd"/>
-      <w:r>
-        <w:rPr>
-          <w:rStyle w:val="HTMLCode"/>
-        </w:rPr>
-        <w:t>)</w:t>
-      </w:r>
-      <w:proofErr w:type="spellStart"/>
-      <w:r>
-        <w:rPr>
-          <w:rStyle w:val="HTMLCode"/>
-        </w:rPr>
-        <w:t>cmd.ExecuteScalar</w:t>
-      </w:r>
-      <w:proofErr w:type="spellEnd"/>
-      <w:r>
-        <w:rPr>
-          <w:rStyle w:val="HTMLCode"/>
-        </w:rPr>
-        <w:t>();</w:t>
-      </w:r>
-    </w:p>
-    <w:p>
-      <w:pPr>
-        <w:pStyle w:val="HTMLPreformatted"/>
-        <w:rPr>
-          <w:rStyle w:val="HTMLCode"/>
-        </w:rPr>
-      </w:pPr>
-    </w:p>
-    <w:p>
-      <w:pPr>
-        <w:pStyle w:val="HTMLPreformatted"/>
-        <w:rPr>
-          <w:rStyle w:val="HTMLCode"/>
-        </w:rPr>
-      </w:pPr>
-      <w:r>
-        <w:rPr>
-          <w:rStyle w:val="HTMLCode"/>
-        </w:rPr>
-        <w:t xml:space="preserve">    </w:t>
-      </w:r>
-      <w:proofErr w:type="spellStart"/>
-      <w:proofErr w:type="gramStart"/>
-      <w:r>
-        <w:rPr>
-          <w:rStyle w:val="HTMLCode"/>
-        </w:rPr>
-        <w:t>Console.WriteLine</w:t>
-      </w:r>
-      <w:proofErr w:type="spellEnd"/>
-      <w:r>
-        <w:rPr>
-          <w:rStyle w:val="HTMLCode"/>
-        </w:rPr>
-        <w:t>(</w:t>
-      </w:r>
-      <w:proofErr w:type="gramEnd"/>
+        <w:t xml:space="preserve">    Console.WriteLine(</w:t>
+      </w:r>
       <w:r>
         <w:rPr>
           <w:rStyle w:val="hljs-string"/>
@@ -6776,21 +5240,7 @@
         <w:rPr>
           <w:rStyle w:val="hljs-subst"/>
         </w:rPr>
-        <w:t>{</w:t>
-      </w:r>
-      <w:proofErr w:type="spellStart"/>
-      <w:r>
-        <w:rPr>
-          <w:rStyle w:val="hljs-subst"/>
-        </w:rPr>
-        <w:t>studentCount</w:t>
-      </w:r>
-      <w:proofErr w:type="spellEnd"/>
-      <w:r>
-        <w:rPr>
-          <w:rStyle w:val="hljs-subst"/>
-        </w:rPr>
-        <w:t>}</w:t>
+        <w:t>{studentCount}</w:t>
       </w:r>
       <w:r>
         <w:rPr>
@@ -6947,30 +5397,24 @@
           <w:rStyle w:val="HTMLCode"/>
         </w:rPr>
       </w:pPr>
-      <w:proofErr w:type="spellStart"/>
-      <w:proofErr w:type="gramStart"/>
       <w:r>
         <w:rPr>
           <w:rStyle w:val="hljs-builtin"/>
         </w:rPr>
         <w:t>bool</w:t>
       </w:r>
-      <w:proofErr w:type="spellEnd"/>
-      <w:proofErr w:type="gramEnd"/>
       <w:r>
         <w:rPr>
           <w:rStyle w:val="hljs-function"/>
         </w:rPr>
         <w:t xml:space="preserve"> </w:t>
       </w:r>
-      <w:proofErr w:type="spellStart"/>
       <w:r>
         <w:rPr>
           <w:rStyle w:val="hljs-title"/>
         </w:rPr>
         <w:t>IsAdult</w:t>
       </w:r>
-      <w:proofErr w:type="spellEnd"/>
       <w:r>
         <w:rPr>
           <w:rStyle w:val="hljs-function"/>
@@ -7005,21 +5449,7 @@
         <w:rPr>
           <w:rStyle w:val="HTMLCode"/>
         </w:rPr>
-        <w:t xml:space="preserve"> </w:t>
-      </w:r>
-      <w:proofErr w:type="spellStart"/>
-      <w:r>
-        <w:rPr>
-          <w:rStyle w:val="HTMLCode"/>
-        </w:rPr>
-        <w:t>s.Age</w:t>
-      </w:r>
-      <w:proofErr w:type="spellEnd"/>
-      <w:r>
-        <w:rPr>
-          <w:rStyle w:val="HTMLCode"/>
-        </w:rPr>
-        <w:t xml:space="preserve"> &gt;= </w:t>
+        <w:t xml:space="preserve"> s.Age &gt;= </w:t>
       </w:r>
       <w:r>
         <w:rPr>
@@ -7070,33 +5500,11 @@
           <w:rStyle w:val="HTMLCode"/>
         </w:rPr>
       </w:pPr>
-      <w:proofErr w:type="gramStart"/>
-      <w:r>
-        <w:rPr>
-          <w:rStyle w:val="HTMLCode"/>
-        </w:rPr>
-        <w:t>s</w:t>
-      </w:r>
-      <w:proofErr w:type="gramEnd"/>
-      <w:r>
-        <w:rPr>
-          <w:rStyle w:val="HTMLCode"/>
-        </w:rPr>
-        <w:t xml:space="preserve"> =&gt; </w:t>
-      </w:r>
-      <w:proofErr w:type="spellStart"/>
-      <w:r>
-        <w:rPr>
-          <w:rStyle w:val="HTMLCode"/>
-        </w:rPr>
-        <w:t>s.Age</w:t>
-      </w:r>
-      <w:proofErr w:type="spellEnd"/>
-      <w:r>
-        <w:rPr>
-          <w:rStyle w:val="HTMLCode"/>
-        </w:rPr>
-        <w:t xml:space="preserve"> &gt;= </w:t>
+      <w:r>
+        <w:rPr>
+          <w:rStyle w:val="HTMLCode"/>
+        </w:rPr>
+        <w:t xml:space="preserve">s =&gt; s.Age &gt;= </w:t>
       </w:r>
       <w:r>
         <w:rPr>
@@ -7136,16 +5544,12 @@
           <w:rStyle w:val="HTMLCode"/>
         </w:rPr>
       </w:pPr>
-      <w:proofErr w:type="spellStart"/>
-      <w:proofErr w:type="gramStart"/>
       <w:r>
         <w:rPr>
           <w:rStyle w:val="hljs-keyword"/>
         </w:rPr>
         <w:t>var</w:t>
       </w:r>
-      <w:proofErr w:type="spellEnd"/>
-      <w:proofErr w:type="gramEnd"/>
       <w:r>
         <w:rPr>
           <w:rStyle w:val="HTMLCode"/>
@@ -7244,21 +5648,7 @@
         <w:rPr>
           <w:rStyle w:val="hljs-comment"/>
         </w:rPr>
-        <w:t xml:space="preserve">// </w:t>
-      </w:r>
-      <w:proofErr w:type="gramStart"/>
-      <w:r>
-        <w:rPr>
-          <w:rStyle w:val="hljs-comment"/>
-        </w:rPr>
-        <w:t>Using</w:t>
-      </w:r>
-      <w:proofErr w:type="gramEnd"/>
-      <w:r>
-        <w:rPr>
-          <w:rStyle w:val="hljs-comment"/>
-        </w:rPr>
-        <w:t xml:space="preserve"> a Lambda to filter the list</w:t>
+        <w:t>// Using a Lambda to filter the list</w:t>
       </w:r>
     </w:p>
     <w:p>
@@ -7268,49 +5658,17 @@
           <w:rStyle w:val="HTMLCode"/>
         </w:rPr>
       </w:pPr>
-      <w:proofErr w:type="spellStart"/>
-      <w:proofErr w:type="gramStart"/>
       <w:r>
         <w:rPr>
           <w:rStyle w:val="hljs-keyword"/>
         </w:rPr>
         <w:t>var</w:t>
       </w:r>
-      <w:proofErr w:type="spellEnd"/>
-      <w:proofErr w:type="gramEnd"/>
-      <w:r>
-        <w:rPr>
-          <w:rStyle w:val="HTMLCode"/>
-        </w:rPr>
-        <w:t xml:space="preserve"> results = </w:t>
-      </w:r>
-      <w:proofErr w:type="spellStart"/>
-      <w:r>
-        <w:rPr>
-          <w:rStyle w:val="HTMLCode"/>
-        </w:rPr>
-        <w:t>students.Where</w:t>
-      </w:r>
-      <w:proofErr w:type="spellEnd"/>
-      <w:r>
-        <w:rPr>
-          <w:rStyle w:val="HTMLCode"/>
-        </w:rPr>
-        <w:t xml:space="preserve">(name =&gt; </w:t>
-      </w:r>
-      <w:proofErr w:type="spellStart"/>
-      <w:r>
-        <w:rPr>
-          <w:rStyle w:val="HTMLCode"/>
-        </w:rPr>
-        <w:t>name.StartsWith</w:t>
-      </w:r>
-      <w:proofErr w:type="spellEnd"/>
-      <w:r>
-        <w:rPr>
-          <w:rStyle w:val="HTMLCode"/>
-        </w:rPr>
-        <w:t>(</w:t>
+      <w:r>
+        <w:rPr>
+          <w:rStyle w:val="HTMLCode"/>
+        </w:rPr>
+        <w:t xml:space="preserve"> results = students.Where(name =&gt; name.StartsWith(</w:t>
       </w:r>
       <w:r>
         <w:rPr>
@@ -7322,21 +5680,7 @@
         <w:rPr>
           <w:rStyle w:val="HTMLCode"/>
         </w:rPr>
-        <w:t>)).</w:t>
-      </w:r>
-      <w:proofErr w:type="spellStart"/>
-      <w:r>
-        <w:rPr>
-          <w:rStyle w:val="HTMLCode"/>
-        </w:rPr>
-        <w:t>ToList</w:t>
-      </w:r>
-      <w:proofErr w:type="spellEnd"/>
-      <w:r>
-        <w:rPr>
-          <w:rStyle w:val="HTMLCode"/>
-        </w:rPr>
-        <w:t>();</w:t>
+        <w:t>)).ToList();</w:t>
       </w:r>
     </w:p>
     <w:p>
@@ -7354,30 +5698,24 @@
           <w:rStyle w:val="HTMLCode"/>
         </w:rPr>
       </w:pPr>
-      <w:proofErr w:type="spellStart"/>
-      <w:proofErr w:type="gramStart"/>
       <w:r>
         <w:rPr>
           <w:rStyle w:val="hljs-keyword"/>
         </w:rPr>
         <w:t>foreach</w:t>
       </w:r>
-      <w:proofErr w:type="spellEnd"/>
-      <w:proofErr w:type="gramEnd"/>
       <w:r>
         <w:rPr>
           <w:rStyle w:val="HTMLCode"/>
         </w:rPr>
         <w:t xml:space="preserve"> (</w:t>
       </w:r>
-      <w:proofErr w:type="spellStart"/>
       <w:r>
         <w:rPr>
           <w:rStyle w:val="hljs-keyword"/>
         </w:rPr>
         <w:t>var</w:t>
       </w:r>
-      <w:proofErr w:type="spellEnd"/>
       <w:r>
         <w:rPr>
           <w:rStyle w:val="HTMLCode"/>
@@ -7394,21 +5732,7 @@
         <w:rPr>
           <w:rStyle w:val="HTMLCode"/>
         </w:rPr>
-        <w:t xml:space="preserve"> results) { </w:t>
-      </w:r>
-      <w:proofErr w:type="spellStart"/>
-      <w:r>
-        <w:rPr>
-          <w:rStyle w:val="HTMLCode"/>
-        </w:rPr>
-        <w:t>Console.WriteLine</w:t>
-      </w:r>
-      <w:proofErr w:type="spellEnd"/>
-      <w:r>
-        <w:rPr>
-          <w:rStyle w:val="HTMLCode"/>
-        </w:rPr>
-        <w:t>(name); }</w:t>
+        <w:t xml:space="preserve"> results) { Console.WriteLine(name); }</w:t>
       </w:r>
     </w:p>
     <w:p>
@@ -7423,15 +5747,7 @@
         <w:pStyle w:val="Heading2"/>
       </w:pPr>
       <w:r>
-        <w:t>3. How they relate (The "</w:t>
-      </w:r>
-      <w:proofErr w:type="gramStart"/>
-      <w:r>
-        <w:t>Senior</w:t>
-      </w:r>
-      <w:proofErr w:type="gramEnd"/>
-      <w:r>
-        <w:t>" Connection)</w:t>
+        <w:t>3. How they relate (The "Senior" Connection)</w:t>
       </w:r>
     </w:p>
     <w:p>
@@ -7461,7 +5777,6 @@
       <w:r>
         <w:t xml:space="preserve"> to write your queries in C#, and under the hood, the system will often use </w:t>
       </w:r>
-      <w:proofErr w:type="spellStart"/>
       <w:r>
         <w:rPr>
           <w:b/>
@@ -7469,7 +5784,6 @@
         </w:rPr>
         <w:t>ExecuteScalar</w:t>
       </w:r>
-      <w:proofErr w:type="spellEnd"/>
       <w:r>
         <w:t xml:space="preserve"> to fetch the results for things like </w:t>
       </w:r>
@@ -7538,30 +5852,21 @@
           <w:numId w:val="18"/>
         </w:numPr>
       </w:pPr>
-      <w:proofErr w:type="spellStart"/>
       <w:r>
         <w:rPr>
           <w:b/>
           <w:bCs/>
         </w:rPr>
-        <w:t>ExecuteScalar</w:t>
-      </w:r>
-      <w:proofErr w:type="spellEnd"/>
+        <w:t>ExecuteScalar:</w:t>
+      </w:r>
+      <w:r>
+        <w:t xml:space="preserve"> Returns a single value. It is faster and uses less memory than a Reader when you only need one result. Always remember to </w:t>
+      </w:r>
       <w:r>
         <w:rPr>
           <w:b/>
           <w:bCs/>
         </w:rPr>
-        <w:t>:</w:t>
-      </w:r>
-      <w:r>
-        <w:t xml:space="preserve"> Returns a single value. It is faster and uses less memory than a Reader when you only need one result. Always remember to </w:t>
-      </w:r>
-      <w:r>
-        <w:rPr>
-          <w:b/>
-          <w:bCs/>
-        </w:rPr>
         <w:t>type-cast</w:t>
       </w:r>
       <w:r>
@@ -7571,21 +5876,7 @@
         <w:rPr>
           <w:rStyle w:val="HTMLCode"/>
         </w:rPr>
-        <w:t>(</w:t>
-      </w:r>
-      <w:proofErr w:type="spellStart"/>
-      <w:r>
-        <w:rPr>
-          <w:rStyle w:val="HTMLCode"/>
-        </w:rPr>
-        <w:t>int</w:t>
-      </w:r>
-      <w:proofErr w:type="spellEnd"/>
-      <w:r>
-        <w:rPr>
-          <w:rStyle w:val="HTMLCode"/>
-        </w:rPr>
-        <w:t>)</w:t>
+        <w:t>(int)</w:t>
       </w:r>
       <w:r>
         <w:t xml:space="preserve"> or </w:t>
@@ -7749,23 +6040,7 @@
         <w:rPr>
           <w:rStyle w:val="citation-153"/>
         </w:rPr>
-        <w:t xml:space="preserve">It evaluates a </w:t>
-      </w:r>
-      <w:proofErr w:type="spellStart"/>
-      <w:proofErr w:type="gramStart"/>
-      <w:r>
-        <w:rPr>
-          <w:rStyle w:val="citation-153"/>
-        </w:rPr>
-        <w:t>boolean</w:t>
-      </w:r>
-      <w:proofErr w:type="spellEnd"/>
-      <w:proofErr w:type="gramEnd"/>
-      <w:r>
-        <w:rPr>
-          <w:rStyle w:val="citation-153"/>
-        </w:rPr>
-        <w:t xml:space="preserve"> condition and returns one of two values.</w:t>
+        <w:t>It evaluates a boolean condition and returns one of two values.</w:t>
       </w:r>
       <w:r>
         <w:t xml:space="preserve"> </w:t>
@@ -7796,42 +6071,12 @@
       <w:r>
         <w:t xml:space="preserve"> </w:t>
       </w:r>
-      <w:proofErr w:type="gramStart"/>
-      <w:r>
-        <w:rPr>
-          <w:rStyle w:val="HTMLCode"/>
-        </w:rPr>
-        <w:t>condition ?</w:t>
-      </w:r>
-      <w:proofErr w:type="gramEnd"/>
-      <w:r>
-        <w:rPr>
-          <w:rStyle w:val="HTMLCode"/>
-        </w:rPr>
-        <w:t xml:space="preserve"> </w:t>
-      </w:r>
-      <w:proofErr w:type="spellStart"/>
-      <w:r>
-        <w:rPr>
-          <w:rStyle w:val="HTMLCode"/>
-        </w:rPr>
-        <w:t>value_if_true</w:t>
-      </w:r>
-      <w:proofErr w:type="spellEnd"/>
-      <w:r>
-        <w:rPr>
-          <w:rStyle w:val="HTMLCode"/>
-        </w:rPr>
-        <w:t xml:space="preserve"> : </w:t>
-      </w:r>
-      <w:proofErr w:type="spellStart"/>
-      <w:r>
-        <w:rPr>
-          <w:rStyle w:val="HTMLCode"/>
-        </w:rPr>
-        <w:t>value_if_false</w:t>
-      </w:r>
-      <w:proofErr w:type="spellEnd"/>
+      <w:r>
+        <w:rPr>
+          <w:rStyle w:val="HTMLCode"/>
+        </w:rPr>
+        <w:t>condition ? value_if_true : value_if_false</w:t>
+      </w:r>
     </w:p>
     <w:p>
       <w:pPr>
@@ -7882,16 +6127,12 @@
           <w:rStyle w:val="HTMLCode"/>
         </w:rPr>
       </w:pPr>
-      <w:proofErr w:type="spellStart"/>
-      <w:proofErr w:type="gramStart"/>
       <w:r>
         <w:rPr>
           <w:rStyle w:val="hljs-builtin"/>
         </w:rPr>
         <w:t>int</w:t>
       </w:r>
-      <w:proofErr w:type="spellEnd"/>
-      <w:proofErr w:type="gramEnd"/>
       <w:r>
         <w:rPr>
           <w:rStyle w:val="HTMLCode"/>
@@ -7932,14 +6173,12 @@
           <w:rStyle w:val="HTMLCode"/>
         </w:rPr>
       </w:pPr>
-      <w:proofErr w:type="gramStart"/>
       <w:r>
         <w:rPr>
           <w:rStyle w:val="hljs-builtin"/>
         </w:rPr>
         <w:t>string</w:t>
       </w:r>
-      <w:proofErr w:type="gramEnd"/>
       <w:r>
         <w:rPr>
           <w:rStyle w:val="HTMLCode"/>
@@ -7962,27 +6201,13 @@
         <w:rPr>
           <w:rStyle w:val="hljs-string"/>
         </w:rPr>
-        <w:t>"Adult</w:t>
-      </w:r>
-      <w:proofErr w:type="gramStart"/>
-      <w:r>
-        <w:rPr>
-          <w:rStyle w:val="hljs-string"/>
-        </w:rPr>
-        <w:t>"</w:t>
-      </w:r>
-      <w:r>
-        <w:rPr>
-          <w:rStyle w:val="HTMLCode"/>
-        </w:rPr>
-        <w:t xml:space="preserve"> :</w:t>
-      </w:r>
-      <w:proofErr w:type="gramEnd"/>
-      <w:r>
-        <w:rPr>
-          <w:rStyle w:val="HTMLCode"/>
-        </w:rPr>
-        <w:t xml:space="preserve"> </w:t>
+        <w:t>"Adult"</w:t>
+      </w:r>
+      <w:r>
+        <w:rPr>
+          <w:rStyle w:val="HTMLCode"/>
+        </w:rPr>
+        <w:t xml:space="preserve"> : </w:t>
       </w:r>
       <w:r>
         <w:rPr>
@@ -8014,25 +6239,7 @@
           <w:i/>
           <w:iCs/>
         </w:rPr>
-        <w:t>$\</w:t>
-      </w:r>
-      <w:proofErr w:type="spellStart"/>
-      <w:r>
-        <w:rPr>
-          <w:rStyle w:val="math-inline"/>
-          <w:i/>
-          <w:iCs/>
-        </w:rPr>
-        <w:t>ge</w:t>
-      </w:r>
-      <w:proofErr w:type="spellEnd"/>
-      <w:r>
-        <w:rPr>
-          <w:rStyle w:val="math-inline"/>
-          <w:i/>
-          <w:iCs/>
-        </w:rPr>
-        <w:t>$</w:t>
+        <w:t>$\ge$</w:t>
       </w:r>
       <w:r>
         <w:rPr>
@@ -8135,16 +6342,8 @@
         <w:rPr>
           <w:rStyle w:val="HTMLCode"/>
         </w:rPr>
-        <w:t xml:space="preserve">input =&gt; </w:t>
-      </w:r>
-      <w:proofErr w:type="spellStart"/>
-      <w:r>
-        <w:rPr>
-          <w:rStyle w:val="HTMLCode"/>
-        </w:rPr>
-        <w:t>expression_or_logic</w:t>
-      </w:r>
-      <w:proofErr w:type="spellEnd"/>
+        <w:t>input =&gt; expression_or_logic</w:t>
+      </w:r>
     </w:p>
     <w:p>
       <w:pPr>
@@ -8206,21 +6405,7 @@
         <w:rPr>
           <w:rStyle w:val="hljs-comment"/>
         </w:rPr>
-        <w:t xml:space="preserve">// </w:t>
-      </w:r>
-      <w:proofErr w:type="gramStart"/>
-      <w:r>
-        <w:rPr>
-          <w:rStyle w:val="hljs-comment"/>
-        </w:rPr>
-        <w:t>Using</w:t>
-      </w:r>
-      <w:proofErr w:type="gramEnd"/>
-      <w:r>
-        <w:rPr>
-          <w:rStyle w:val="hljs-comment"/>
-        </w:rPr>
-        <w:t xml:space="preserve"> Lambda to define a filter</w:t>
+        <w:t>// Using Lambda to define a filter</w:t>
       </w:r>
     </w:p>
     <w:p>
@@ -8230,49 +6415,17 @@
           <w:rStyle w:val="HTMLCode"/>
         </w:rPr>
       </w:pPr>
-      <w:proofErr w:type="spellStart"/>
-      <w:proofErr w:type="gramStart"/>
       <w:r>
         <w:rPr>
           <w:rStyle w:val="hljs-keyword"/>
         </w:rPr>
         <w:t>var</w:t>
       </w:r>
-      <w:proofErr w:type="spellEnd"/>
-      <w:proofErr w:type="gramEnd"/>
-      <w:r>
-        <w:rPr>
-          <w:rStyle w:val="HTMLCode"/>
-        </w:rPr>
-        <w:t xml:space="preserve"> adults = </w:t>
-      </w:r>
-      <w:proofErr w:type="spellStart"/>
-      <w:r>
-        <w:rPr>
-          <w:rStyle w:val="HTMLCode"/>
-        </w:rPr>
-        <w:t>students.Where</w:t>
-      </w:r>
-      <w:proofErr w:type="spellEnd"/>
-      <w:r>
-        <w:rPr>
-          <w:rStyle w:val="HTMLCode"/>
-        </w:rPr>
-        <w:t xml:space="preserve">(s =&gt; </w:t>
-      </w:r>
-      <w:proofErr w:type="spellStart"/>
-      <w:r>
-        <w:rPr>
-          <w:rStyle w:val="HTMLCode"/>
-        </w:rPr>
-        <w:t>s.Age</w:t>
-      </w:r>
-      <w:proofErr w:type="spellEnd"/>
-      <w:r>
-        <w:rPr>
-          <w:rStyle w:val="HTMLCode"/>
-        </w:rPr>
-        <w:t xml:space="preserve"> &gt;= </w:t>
+      <w:r>
+        <w:rPr>
+          <w:rStyle w:val="HTMLCode"/>
+        </w:rPr>
+        <w:t xml:space="preserve"> adults = students.Where(s =&gt; s.Age &gt;= </w:t>
       </w:r>
       <w:r>
         <w:rPr>
@@ -8296,23 +6449,7 @@
           <w:i/>
           <w:iCs/>
         </w:rPr>
-        <w:t xml:space="preserve">In plain English: "For every </w:t>
-      </w:r>
-      <w:proofErr w:type="gramStart"/>
-      <w:r>
-        <w:rPr>
-          <w:i/>
-          <w:iCs/>
-        </w:rPr>
-        <w:t>student 's'</w:t>
-      </w:r>
-      <w:proofErr w:type="gramEnd"/>
-      <w:r>
-        <w:rPr>
-          <w:i/>
-          <w:iCs/>
-        </w:rPr>
-        <w:t xml:space="preserve"> in the list, check if their age is </w:t>
+        <w:t xml:space="preserve">In plain English: "For every student 's' in the list, check if their age is </w:t>
       </w:r>
       <w:r>
         <w:rPr>
@@ -8320,25 +6457,7 @@
           <w:i/>
           <w:iCs/>
         </w:rPr>
-        <w:t>$\</w:t>
-      </w:r>
-      <w:proofErr w:type="spellStart"/>
-      <w:r>
-        <w:rPr>
-          <w:rStyle w:val="math-inline"/>
-          <w:i/>
-          <w:iCs/>
-        </w:rPr>
-        <w:t>ge</w:t>
-      </w:r>
-      <w:proofErr w:type="spellEnd"/>
-      <w:r>
-        <w:rPr>
-          <w:rStyle w:val="math-inline"/>
-          <w:i/>
-          <w:iCs/>
-        </w:rPr>
-        <w:t>$</w:t>
+        <w:t>$\ge$</w:t>
       </w:r>
       <w:r>
         <w:rPr>
@@ -8922,391 +7041,262 @@
           <w:b/>
           <w:bCs/>
         </w:rPr>
-        <w:t>The "</w:t>
-      </w:r>
-      <w:proofErr w:type="gramStart"/>
+        <w:t>The "Senior" Example:</w:t>
+      </w:r>
+    </w:p>
+    <w:p>
+      <w:pPr>
+        <w:pStyle w:val="NormalWeb"/>
+      </w:pPr>
+      <w:r>
+        <w:t>Imagine you want to print a list of students, but mark those who have failed.</w:t>
+      </w:r>
+    </w:p>
+    <w:p>
+      <w:r>
+        <w:rPr>
+          <w:rStyle w:val="ng-tns-c2543711336-369"/>
+        </w:rPr>
+        <w:t>C#</w:t>
+      </w:r>
+    </w:p>
+    <w:p>
+      <w:pPr>
+        <w:pStyle w:val="HTMLPreformatted"/>
+        <w:rPr>
+          <w:rStyle w:val="HTMLCode"/>
+        </w:rPr>
+      </w:pPr>
+      <w:r>
+        <w:rPr>
+          <w:rStyle w:val="hljs-keyword"/>
+        </w:rPr>
+        <w:t>var</w:t>
+      </w:r>
+      <w:r>
+        <w:rPr>
+          <w:rStyle w:val="HTMLCode"/>
+        </w:rPr>
+        <w:t xml:space="preserve"> studentReports = students.Select(s =&gt; s.Grade &gt;= </w:t>
+      </w:r>
+      <w:r>
+        <w:rPr>
+          <w:rStyle w:val="hljs-number"/>
+        </w:rPr>
+        <w:t>50</w:t>
+      </w:r>
+      <w:r>
+        <w:rPr>
+          <w:rStyle w:val="HTMLCode"/>
+        </w:rPr>
+        <w:t xml:space="preserve"> ? </w:t>
+      </w:r>
+      <w:r>
+        <w:rPr>
+          <w:rStyle w:val="hljs-string"/>
+        </w:rPr>
+        <w:t>$"</w:t>
+      </w:r>
+      <w:r>
+        <w:rPr>
+          <w:rStyle w:val="hljs-subst"/>
+        </w:rPr>
+        <w:t>{s.Name}</w:t>
+      </w:r>
+      <w:r>
+        <w:rPr>
+          <w:rStyle w:val="hljs-string"/>
+        </w:rPr>
+        <w:t>: Pass"</w:t>
+      </w:r>
+      <w:r>
+        <w:rPr>
+          <w:rStyle w:val="HTMLCode"/>
+        </w:rPr>
+        <w:t xml:space="preserve"> : </w:t>
+      </w:r>
+      <w:r>
+        <w:rPr>
+          <w:rStyle w:val="hljs-string"/>
+        </w:rPr>
+        <w:t>$"</w:t>
+      </w:r>
+      <w:r>
+        <w:rPr>
+          <w:rStyle w:val="hljs-subst"/>
+        </w:rPr>
+        <w:t>{s.Name}</w:t>
+      </w:r>
+      <w:r>
+        <w:rPr>
+          <w:rStyle w:val="hljs-string"/>
+        </w:rPr>
+        <w:t>: Fail"</w:t>
+      </w:r>
+      <w:r>
+        <w:rPr>
+          <w:rStyle w:val="HTMLCode"/>
+        </w:rPr>
+        <w:t>);</w:t>
+      </w:r>
+    </w:p>
+    <w:p>
+      <w:pPr>
+        <w:pStyle w:val="NormalWeb"/>
+      </w:pPr>
+      <w:r>
+        <w:lastRenderedPageBreak/>
+        <w:t xml:space="preserve">Here, </w:t>
+      </w:r>
+      <w:r>
+        <w:rPr>
+          <w:rStyle w:val="HTMLCode"/>
+        </w:rPr>
+        <w:t>s =&gt; ...</w:t>
+      </w:r>
+      <w:r>
+        <w:t xml:space="preserve"> is the </w:t>
+      </w:r>
       <w:r>
         <w:rPr>
           <w:b/>
           <w:bCs/>
         </w:rPr>
-        <w:t>Senior</w:t>
-      </w:r>
-      <w:proofErr w:type="gramEnd"/>
+        <w:t>Lambda</w:t>
+      </w:r>
+      <w:r>
+        <w:t xml:space="preserve">, and </w:t>
+      </w:r>
+      <w:r>
+        <w:rPr>
+          <w:rStyle w:val="HTMLCode"/>
+        </w:rPr>
+        <w:t>? :</w:t>
+      </w:r>
+      <w:r>
+        <w:t xml:space="preserve"> is the </w:t>
+      </w:r>
       <w:r>
         <w:rPr>
           <w:b/>
           <w:bCs/>
         </w:rPr>
-        <w:t>" Example:</w:t>
+        <w:t>Ternary</w:t>
+      </w:r>
+      <w:r>
+        <w:t xml:space="preserve"> inside it.</w:t>
+      </w:r>
+    </w:p>
+    <w:p>
+      <w:pPr>
+        <w:pStyle w:val="Heading3"/>
+      </w:pPr>
+      <w:r>
+        <w:t>1. "What happens if ExecuteScalar returns no results from the database?"</w:t>
       </w:r>
     </w:p>
     <w:p>
       <w:pPr>
         <w:pStyle w:val="NormalWeb"/>
       </w:pPr>
-      <w:r>
-        <w:t>Imagine you want to print a list of students, but mark those who have failed.</w:t>
-      </w:r>
-    </w:p>
-    <w:p>
-      <w:r>
-        <w:rPr>
-          <w:rStyle w:val="ng-tns-c2543711336-369"/>
-        </w:rPr>
-        <w:t>C#</w:t>
-      </w:r>
-    </w:p>
-    <w:p>
-      <w:pPr>
-        <w:pStyle w:val="HTMLPreformatted"/>
-        <w:rPr>
-          <w:rStyle w:val="HTMLCode"/>
-        </w:rPr>
-      </w:pPr>
-      <w:proofErr w:type="spellStart"/>
-      <w:proofErr w:type="gramStart"/>
-      <w:r>
-        <w:rPr>
-          <w:rStyle w:val="hljs-keyword"/>
-        </w:rPr>
-        <w:t>var</w:t>
-      </w:r>
-      <w:proofErr w:type="spellEnd"/>
-      <w:proofErr w:type="gramEnd"/>
-      <w:r>
-        <w:rPr>
-          <w:rStyle w:val="HTMLCode"/>
-        </w:rPr>
-        <w:t xml:space="preserve"> </w:t>
-      </w:r>
-      <w:proofErr w:type="spellStart"/>
-      <w:r>
-        <w:rPr>
-          <w:rStyle w:val="HTMLCode"/>
-        </w:rPr>
-        <w:t>studentReports</w:t>
-      </w:r>
-      <w:proofErr w:type="spellEnd"/>
-      <w:r>
-        <w:rPr>
-          <w:rStyle w:val="HTMLCode"/>
-        </w:rPr>
-        <w:t xml:space="preserve"> = </w:t>
-      </w:r>
-      <w:proofErr w:type="spellStart"/>
-      <w:r>
-        <w:rPr>
-          <w:rStyle w:val="HTMLCode"/>
-        </w:rPr>
-        <w:t>students.Select</w:t>
-      </w:r>
-      <w:proofErr w:type="spellEnd"/>
-      <w:r>
-        <w:rPr>
-          <w:rStyle w:val="HTMLCode"/>
-        </w:rPr>
-        <w:t xml:space="preserve">(s =&gt; </w:t>
-      </w:r>
-      <w:proofErr w:type="spellStart"/>
-      <w:r>
-        <w:rPr>
-          <w:rStyle w:val="HTMLCode"/>
-        </w:rPr>
-        <w:t>s.Grade</w:t>
-      </w:r>
-      <w:proofErr w:type="spellEnd"/>
-      <w:r>
-        <w:rPr>
-          <w:rStyle w:val="HTMLCode"/>
-        </w:rPr>
-        <w:t xml:space="preserve"> &gt;= </w:t>
-      </w:r>
-      <w:r>
-        <w:rPr>
-          <w:rStyle w:val="hljs-number"/>
-        </w:rPr>
-        <w:t>50</w:t>
-      </w:r>
-      <w:r>
-        <w:rPr>
-          <w:rStyle w:val="HTMLCode"/>
-        </w:rPr>
-        <w:t xml:space="preserve"> ? </w:t>
-      </w:r>
-      <w:r>
-        <w:rPr>
-          <w:rStyle w:val="hljs-string"/>
-        </w:rPr>
-        <w:t>$"</w:t>
-      </w:r>
-      <w:r>
-        <w:rPr>
-          <w:rStyle w:val="hljs-subst"/>
-        </w:rPr>
-        <w:t>{</w:t>
-      </w:r>
-      <w:proofErr w:type="spellStart"/>
-      <w:r>
-        <w:rPr>
-          <w:rStyle w:val="hljs-subst"/>
-        </w:rPr>
-        <w:t>s.Name</w:t>
-      </w:r>
-      <w:proofErr w:type="spellEnd"/>
-      <w:r>
-        <w:rPr>
-          <w:rStyle w:val="hljs-subst"/>
-        </w:rPr>
-        <w:t>}</w:t>
-      </w:r>
-      <w:r>
-        <w:rPr>
-          <w:rStyle w:val="hljs-string"/>
-        </w:rPr>
-        <w:t>: Pass</w:t>
-      </w:r>
-      <w:proofErr w:type="gramStart"/>
-      <w:r>
-        <w:rPr>
-          <w:rStyle w:val="hljs-string"/>
-        </w:rPr>
-        <w:t>"</w:t>
-      </w:r>
-      <w:r>
-        <w:rPr>
-          <w:rStyle w:val="HTMLCode"/>
-        </w:rPr>
-        <w:t xml:space="preserve"> :</w:t>
-      </w:r>
-      <w:proofErr w:type="gramEnd"/>
-      <w:r>
-        <w:rPr>
-          <w:rStyle w:val="HTMLCode"/>
-        </w:rPr>
-        <w:t xml:space="preserve"> </w:t>
-      </w:r>
-      <w:r>
-        <w:rPr>
-          <w:rStyle w:val="hljs-string"/>
-        </w:rPr>
-        <w:t>$"</w:t>
-      </w:r>
-      <w:r>
-        <w:rPr>
-          <w:rStyle w:val="hljs-subst"/>
-        </w:rPr>
-        <w:t>{</w:t>
-      </w:r>
-      <w:proofErr w:type="spellStart"/>
-      <w:r>
-        <w:rPr>
-          <w:rStyle w:val="hljs-subst"/>
-        </w:rPr>
-        <w:t>s.Name</w:t>
-      </w:r>
-      <w:proofErr w:type="spellEnd"/>
-      <w:r>
-        <w:rPr>
-          <w:rStyle w:val="hljs-subst"/>
-        </w:rPr>
-        <w:t>}</w:t>
-      </w:r>
-      <w:r>
-        <w:rPr>
-          <w:rStyle w:val="hljs-string"/>
-        </w:rPr>
-        <w:t>: Fail"</w:t>
-      </w:r>
-      <w:r>
-        <w:rPr>
-          <w:rStyle w:val="HTMLCode"/>
-        </w:rPr>
-        <w:t>);</w:t>
-      </w:r>
-    </w:p>
-    <w:p>
-      <w:pPr>
-        <w:pStyle w:val="NormalWeb"/>
-      </w:pPr>
-      <w:r>
-        <w:lastRenderedPageBreak/>
-        <w:t xml:space="preserve">Here, </w:t>
-      </w:r>
-      <w:r>
-        <w:rPr>
-          <w:rStyle w:val="HTMLCode"/>
-        </w:rPr>
-        <w:t>s =&gt; ...</w:t>
-      </w:r>
-      <w:r>
-        <w:t xml:space="preserve"> is the </w:t>
-      </w:r>
       <w:r>
         <w:rPr>
           <w:b/>
           <w:bCs/>
         </w:rPr>
-        <w:t>Lambda</w:t>
-      </w:r>
-      <w:r>
-        <w:t xml:space="preserve">, </w:t>
-      </w:r>
-      <w:proofErr w:type="gramStart"/>
-      <w:r>
-        <w:t xml:space="preserve">and </w:t>
-      </w:r>
-      <w:r>
-        <w:rPr>
-          <w:rStyle w:val="HTMLCode"/>
-        </w:rPr>
-        <w:t>?</w:t>
-      </w:r>
-      <w:proofErr w:type="gramEnd"/>
-      <w:r>
-        <w:rPr>
-          <w:rStyle w:val="HTMLCode"/>
-        </w:rPr>
-        <w:t xml:space="preserve"> :</w:t>
-      </w:r>
-      <w:r>
-        <w:t xml:space="preserve"> is the </w:t>
-      </w:r>
+        <w:t>The Trap:</w:t>
+      </w:r>
+      <w:r>
+        <w:t xml:space="preserve"> Many beginners assume it returns </w:t>
+      </w:r>
+      <w:r>
+        <w:rPr>
+          <w:rStyle w:val="HTMLCode"/>
+        </w:rPr>
+        <w:t>0</w:t>
+      </w:r>
+      <w:r>
+        <w:t xml:space="preserve"> or </w:t>
+      </w:r>
+      <w:r>
+        <w:rPr>
+          <w:rStyle w:val="HTMLCode"/>
+        </w:rPr>
+        <w:t>null</w:t>
+      </w:r>
+      <w:r>
+        <w:t xml:space="preserve">. </w:t>
+      </w:r>
+    </w:p>
+    <w:p>
+      <w:pPr>
+        <w:pStyle w:val="NormalWeb"/>
+      </w:pPr>
       <w:r>
         <w:rPr>
           <w:b/>
           <w:bCs/>
         </w:rPr>
-        <w:t>Ternary</w:t>
-      </w:r>
-      <w:r>
-        <w:t xml:space="preserve"> inside it.</w:t>
-      </w:r>
-    </w:p>
-    <w:p>
-      <w:pPr>
-        <w:pStyle w:val="Heading3"/>
-      </w:pPr>
-      <w:r>
-        <w:t xml:space="preserve">1. "What happens if </w:t>
-      </w:r>
-      <w:proofErr w:type="spellStart"/>
-      <w:r>
+        <w:t>The Answer:</w:t>
+      </w:r>
+      <w:r>
+        <w:t xml:space="preserve"> &gt; "If the query returns no rows, </w:t>
+      </w:r>
+      <w:r>
+        <w:rPr>
+          <w:rStyle w:val="HTMLCode"/>
+        </w:rPr>
         <w:t>ExecuteScalar</w:t>
       </w:r>
-      <w:proofErr w:type="spellEnd"/>
-      <w:r>
-        <w:t xml:space="preserve"> returns no results from the database?"</w:t>
-      </w:r>
-    </w:p>
-    <w:p>
-      <w:pPr>
-        <w:pStyle w:val="NormalWeb"/>
-      </w:pPr>
-      <w:r>
-        <w:rPr>
+      <w:r>
+        <w:t xml:space="preserve"> returns </w:t>
+      </w:r>
+      <w:r>
+        <w:rPr>
+          <w:rStyle w:val="HTMLCode"/>
           <w:b/>
           <w:bCs/>
         </w:rPr>
-        <w:t>The Trap:</w:t>
-      </w:r>
-      <w:r>
-        <w:t xml:space="preserve"> Many beginners assume it returns </w:t>
-      </w:r>
-      <w:r>
-        <w:rPr>
-          <w:rStyle w:val="HTMLCode"/>
-        </w:rPr>
-        <w:t>0</w:t>
-      </w:r>
-      <w:r>
-        <w:t xml:space="preserve"> or </w:t>
-      </w:r>
-      <w:r>
-        <w:rPr>
-          <w:rStyle w:val="HTMLCode"/>
-        </w:rPr>
         <w:t>null</w:t>
       </w:r>
       <w:r>
-        <w:t xml:space="preserve">. </w:t>
-      </w:r>
-    </w:p>
-    <w:p>
-      <w:pPr>
-        <w:pStyle w:val="NormalWeb"/>
-      </w:pPr>
-      <w:r>
-        <w:rPr>
+        <w:t xml:space="preserve">. However, if the query returns a result that is empty (like a </w:t>
+      </w:r>
+      <w:r>
+        <w:rPr>
+          <w:rStyle w:val="HTMLCode"/>
+        </w:rPr>
+        <w:t>NULL</w:t>
+      </w:r>
+      <w:r>
+        <w:t xml:space="preserve"> value in a SQL column), it returns </w:t>
+      </w:r>
+      <w:r>
+        <w:rPr>
+          <w:rStyle w:val="HTMLCode"/>
           <w:b/>
           <w:bCs/>
         </w:rPr>
-        <w:t>The Answer:</w:t>
-      </w:r>
-      <w:r>
-        <w:t xml:space="preserve"> &gt; "If the query returns no rows, </w:t>
-      </w:r>
-      <w:proofErr w:type="spellStart"/>
-      <w:r>
-        <w:rPr>
-          <w:rStyle w:val="HTMLCode"/>
-        </w:rPr>
-        <w:t>ExecuteScalar</w:t>
-      </w:r>
-      <w:proofErr w:type="spellEnd"/>
-      <w:r>
-        <w:t xml:space="preserve"> returns </w:t>
-      </w:r>
-      <w:r>
-        <w:rPr>
-          <w:rStyle w:val="HTMLCode"/>
-          <w:b/>
-          <w:bCs/>
+        <w:t>DBNull.Value</w:t>
+      </w:r>
+      <w:r>
+        <w:t xml:space="preserve">. To be safe, you should always check for </w:t>
+      </w:r>
+      <w:r>
+        <w:rPr>
+          <w:rStyle w:val="HTMLCode"/>
         </w:rPr>
         <w:t>null</w:t>
       </w:r>
       <w:r>
-        <w:t xml:space="preserve">. However, if the query returns a result that is empty (like a </w:t>
-      </w:r>
-      <w:r>
-        <w:rPr>
-          <w:rStyle w:val="HTMLCode"/>
-        </w:rPr>
-        <w:t>NULL</w:t>
-      </w:r>
-      <w:r>
-        <w:t xml:space="preserve"> value in a SQL column), it returns </w:t>
-      </w:r>
-      <w:proofErr w:type="spellStart"/>
-      <w:r>
-        <w:rPr>
-          <w:rStyle w:val="HTMLCode"/>
-          <w:b/>
-          <w:bCs/>
-        </w:rPr>
-        <w:t>DBNull.Value</w:t>
-      </w:r>
-      <w:proofErr w:type="spellEnd"/>
-      <w:r>
-        <w:t xml:space="preserve">. To be safe, you should always check for </w:t>
-      </w:r>
-      <w:r>
-        <w:rPr>
-          <w:rStyle w:val="HTMLCode"/>
-        </w:rPr>
-        <w:t>null</w:t>
-      </w:r>
-      <w:r>
         <w:t xml:space="preserve"> before casting the result to a value type like </w:t>
       </w:r>
-      <w:proofErr w:type="spellStart"/>
       <w:r>
         <w:rPr>
           <w:rStyle w:val="HTMLCode"/>
         </w:rPr>
         <w:t>int</w:t>
       </w:r>
-      <w:proofErr w:type="spellEnd"/>
       <w:r>
         <w:t xml:space="preserve">, or use the </w:t>
       </w:r>
@@ -9488,21 +7478,7 @@
         <w:rPr>
           <w:rStyle w:val="HTMLCode"/>
         </w:rPr>
-        <w:t xml:space="preserve">(x, y) =&gt; { </w:t>
-      </w:r>
-      <w:proofErr w:type="spellStart"/>
-      <w:r>
-        <w:rPr>
-          <w:rStyle w:val="HTMLCode"/>
-        </w:rPr>
-        <w:t>int</w:t>
-      </w:r>
-      <w:proofErr w:type="spellEnd"/>
-      <w:r>
-        <w:rPr>
-          <w:rStyle w:val="HTMLCode"/>
-        </w:rPr>
-        <w:t xml:space="preserve"> sum = x + y; return sum; }</w:t>
+        <w:t>(x, y) =&gt; { int sum = x + y; return sum; }</w:t>
       </w:r>
     </w:p>
     <w:p>
@@ -9517,15 +7493,7 @@
         <w:pStyle w:val="Heading3"/>
       </w:pPr>
       <w:r>
-        <w:t xml:space="preserve">4. "How does </w:t>
-      </w:r>
-      <w:proofErr w:type="spellStart"/>
-      <w:r>
-        <w:t>ExecuteScalar</w:t>
-      </w:r>
-      <w:proofErr w:type="spellEnd"/>
-      <w:r>
-        <w:t xml:space="preserve"> handle a query that returns multiple columns and multiple rows?"</w:t>
+        <w:t>4. "How does ExecuteScalar handle a query that returns multiple columns and multiple rows?"</w:t>
       </w:r>
     </w:p>
     <w:p>
@@ -9547,14 +7515,12 @@
       <w:r>
         <w:t>"</w:t>
       </w:r>
-      <w:proofErr w:type="spellStart"/>
       <w:r>
         <w:rPr>
           <w:rStyle w:val="HTMLCode"/>
         </w:rPr>
         <w:t>ExecuteScalar</w:t>
       </w:r>
-      <w:proofErr w:type="spellEnd"/>
       <w:r>
         <w:t xml:space="preserve"> is programmed to be very specific: it only grabs the </w:t>
       </w:r>
@@ -9568,14 +7534,12 @@
       <w:r>
         <w:t xml:space="preserve">. It ignores all other columns and rows entirely. This makes it more efficient than </w:t>
       </w:r>
-      <w:proofErr w:type="spellStart"/>
       <w:r>
         <w:rPr>
           <w:rStyle w:val="HTMLCode"/>
         </w:rPr>
         <w:t>ExecuteReader</w:t>
       </w:r>
-      <w:proofErr w:type="spellEnd"/>
       <w:r>
         <w:t xml:space="preserve"> because it doesn't create a stream for data it doesn't intend to use."</w:t>
       </w:r>
@@ -9648,23 +7612,7 @@
         <w:pStyle w:val="Heading3"/>
       </w:pPr>
       <w:r>
-        <w:t xml:space="preserve">6. "When would you use </w:t>
-      </w:r>
-      <w:proofErr w:type="spellStart"/>
-      <w:r>
-        <w:t>ExecuteScalar</w:t>
-      </w:r>
-      <w:proofErr w:type="spellEnd"/>
-      <w:r>
-        <w:t xml:space="preserve"> instead of </w:t>
-      </w:r>
-      <w:proofErr w:type="spellStart"/>
-      <w:r>
-        <w:t>ExecuteReader</w:t>
-      </w:r>
-      <w:proofErr w:type="spellEnd"/>
-      <w:r>
-        <w:t>?"</w:t>
+        <w:t>6. "When would you use ExecuteScalar instead of ExecuteReader?"</w:t>
       </w:r>
     </w:p>
     <w:p>
@@ -9686,14 +7634,12 @@
       <w:r>
         <w:t xml:space="preserve">"Use </w:t>
       </w:r>
-      <w:proofErr w:type="spellStart"/>
       <w:r>
         <w:rPr>
           <w:rStyle w:val="HTMLCode"/>
         </w:rPr>
         <w:t>ExecuteScalar</w:t>
       </w:r>
-      <w:proofErr w:type="spellEnd"/>
       <w:r>
         <w:t xml:space="preserve"> for </w:t>
       </w:r>
@@ -9717,14 +7663,12 @@
       <w:r>
         <w:t xml:space="preserve">. Use </w:t>
       </w:r>
-      <w:proofErr w:type="spellStart"/>
       <w:r>
         <w:rPr>
           <w:rStyle w:val="HTMLCode"/>
         </w:rPr>
         <w:t>ExecuteReader</w:t>
       </w:r>
-      <w:proofErr w:type="spellEnd"/>
       <w:r>
         <w:t xml:space="preserve"> when you need to iterate through </w:t>
       </w:r>
@@ -9738,14 +7682,12 @@
       <w:r>
         <w:t xml:space="preserve"> or multiple columns. </w:t>
       </w:r>
-      <w:proofErr w:type="spellStart"/>
       <w:r>
         <w:rPr>
           <w:rStyle w:val="HTMLCode"/>
         </w:rPr>
         <w:t>ExecuteScalar</w:t>
       </w:r>
-      <w:proofErr w:type="spellEnd"/>
       <w:r>
         <w:t xml:space="preserve"> has less overhead because it doesn't maintain a cursor or a data stream."</w:t>
       </w:r>
@@ -9780,14 +7722,12 @@
       <w:r>
         <w:t xml:space="preserve">LINQ allows you to filter, sort, and transform data directly in C# without writing complex </w:t>
       </w:r>
-      <w:proofErr w:type="spellStart"/>
       <w:r>
         <w:rPr>
           <w:rStyle w:val="HTMLCode"/>
         </w:rPr>
         <w:t>foreach</w:t>
       </w:r>
-      <w:proofErr w:type="spellEnd"/>
       <w:r>
         <w:t xml:space="preserve"> loops or raw SQL strings.</w:t>
       </w:r>
@@ -9869,15 +7809,7 @@
         <w:pStyle w:val="NormalWeb"/>
       </w:pPr>
       <w:r>
-        <w:t>There are two ways to write LINQ. Most "</w:t>
-      </w:r>
-      <w:proofErr w:type="gramStart"/>
-      <w:r>
-        <w:t>Seniors</w:t>
-      </w:r>
-      <w:proofErr w:type="gramEnd"/>
-      <w:r>
-        <w:t xml:space="preserve">" prefer </w:t>
+        <w:t xml:space="preserve">There are two ways to write LINQ. Most "Seniors" prefer </w:t>
       </w:r>
       <w:r>
         <w:rPr>
@@ -9913,16 +7845,12 @@
           <w:rStyle w:val="HTMLCode"/>
         </w:rPr>
       </w:pPr>
-      <w:proofErr w:type="spellStart"/>
-      <w:proofErr w:type="gramStart"/>
       <w:r>
         <w:rPr>
           <w:rStyle w:val="hljs-keyword"/>
         </w:rPr>
         <w:t>var</w:t>
       </w:r>
-      <w:proofErr w:type="spellEnd"/>
-      <w:proofErr w:type="gramEnd"/>
       <w:r>
         <w:rPr>
           <w:rStyle w:val="HTMLCode"/>
@@ -9967,33 +7895,17 @@
         </w:rPr>
         <w:t xml:space="preserve">              </w:t>
       </w:r>
-      <w:proofErr w:type="gramStart"/>
       <w:r>
         <w:rPr>
           <w:rStyle w:val="hljs-keyword"/>
         </w:rPr>
         <w:t>where</w:t>
       </w:r>
-      <w:proofErr w:type="gramEnd"/>
-      <w:r>
-        <w:rPr>
-          <w:rStyle w:val="HTMLCode"/>
-        </w:rPr>
-        <w:t xml:space="preserve"> </w:t>
-      </w:r>
-      <w:proofErr w:type="spellStart"/>
-      <w:r>
-        <w:rPr>
-          <w:rStyle w:val="HTMLCode"/>
-        </w:rPr>
-        <w:t>s.Age</w:t>
-      </w:r>
-      <w:proofErr w:type="spellEnd"/>
-      <w:r>
-        <w:rPr>
-          <w:rStyle w:val="HTMLCode"/>
-        </w:rPr>
-        <w:t xml:space="preserve"> &gt; </w:t>
+      <w:r>
+        <w:rPr>
+          <w:rStyle w:val="HTMLCode"/>
+        </w:rPr>
+        <w:t xml:space="preserve"> s.Age &gt; </w:t>
       </w:r>
       <w:r>
         <w:rPr>
@@ -10016,30 +7928,18 @@
         <w:lastRenderedPageBreak/>
         <w:t xml:space="preserve">              </w:t>
       </w:r>
-      <w:proofErr w:type="spellStart"/>
-      <w:proofErr w:type="gramStart"/>
       <w:r>
         <w:rPr>
           <w:rStyle w:val="hljs-keyword"/>
         </w:rPr>
         <w:t>orderby</w:t>
       </w:r>
-      <w:proofErr w:type="spellEnd"/>
-      <w:proofErr w:type="gramEnd"/>
-      <w:r>
-        <w:rPr>
-          <w:rStyle w:val="HTMLCode"/>
-        </w:rPr>
-        <w:t xml:space="preserve"> </w:t>
-      </w:r>
-      <w:proofErr w:type="spellStart"/>
-      <w:r>
-        <w:rPr>
-          <w:rStyle w:val="HTMLCode"/>
-        </w:rPr>
-        <w:t>s.Name</w:t>
-      </w:r>
-      <w:proofErr w:type="spellEnd"/>
+      <w:r>
+        <w:rPr>
+          <w:rStyle w:val="HTMLCode"/>
+        </w:rPr>
+        <w:t xml:space="preserve"> s.Name</w:t>
+      </w:r>
     </w:p>
     <w:p>
       <w:pPr>
@@ -10054,14 +7954,12 @@
         </w:rPr>
         <w:t xml:space="preserve">              </w:t>
       </w:r>
-      <w:proofErr w:type="gramStart"/>
       <w:r>
         <w:rPr>
           <w:rStyle w:val="hljs-keyword"/>
         </w:rPr>
         <w:t>select</w:t>
       </w:r>
-      <w:proofErr w:type="gramEnd"/>
       <w:r>
         <w:rPr>
           <w:rStyle w:val="HTMLCode"/>
@@ -10092,49 +7990,17 @@
           <w:rStyle w:val="HTMLCode"/>
         </w:rPr>
       </w:pPr>
-      <w:proofErr w:type="spellStart"/>
-      <w:proofErr w:type="gramStart"/>
       <w:r>
         <w:rPr>
           <w:rStyle w:val="hljs-keyword"/>
         </w:rPr>
         <w:t>var</w:t>
       </w:r>
-      <w:proofErr w:type="spellEnd"/>
-      <w:proofErr w:type="gramEnd"/>
-      <w:r>
-        <w:rPr>
-          <w:rStyle w:val="HTMLCode"/>
-        </w:rPr>
-        <w:t xml:space="preserve"> results = </w:t>
-      </w:r>
-      <w:proofErr w:type="spellStart"/>
-      <w:r>
-        <w:rPr>
-          <w:rStyle w:val="HTMLCode"/>
-        </w:rPr>
-        <w:t>students.Where</w:t>
-      </w:r>
-      <w:proofErr w:type="spellEnd"/>
-      <w:r>
-        <w:rPr>
-          <w:rStyle w:val="HTMLCode"/>
-        </w:rPr>
-        <w:t xml:space="preserve">(s =&gt; </w:t>
-      </w:r>
-      <w:proofErr w:type="spellStart"/>
-      <w:r>
-        <w:rPr>
-          <w:rStyle w:val="HTMLCode"/>
-        </w:rPr>
-        <w:t>s.Age</w:t>
-      </w:r>
-      <w:proofErr w:type="spellEnd"/>
-      <w:r>
-        <w:rPr>
-          <w:rStyle w:val="HTMLCode"/>
-        </w:rPr>
-        <w:t xml:space="preserve"> &gt; </w:t>
+      <w:r>
+        <w:rPr>
+          <w:rStyle w:val="HTMLCode"/>
+        </w:rPr>
+        <w:t xml:space="preserve"> results = students.Where(s =&gt; s.Age &gt; </w:t>
       </w:r>
       <w:r>
         <w:rPr>
@@ -10160,35 +8026,7 @@
         <w:rPr>
           <w:rStyle w:val="HTMLCode"/>
         </w:rPr>
-        <w:t xml:space="preserve">                      .</w:t>
-      </w:r>
-      <w:proofErr w:type="spellStart"/>
-      <w:r>
-        <w:rPr>
-          <w:rStyle w:val="HTMLCode"/>
-        </w:rPr>
-        <w:t>OrderBy</w:t>
-      </w:r>
-      <w:proofErr w:type="spellEnd"/>
-      <w:r>
-        <w:rPr>
-          <w:rStyle w:val="HTMLCode"/>
-        </w:rPr>
-        <w:t xml:space="preserve">(s =&gt; </w:t>
-      </w:r>
-      <w:proofErr w:type="spellStart"/>
-      <w:r>
-        <w:rPr>
-          <w:rStyle w:val="HTMLCode"/>
-        </w:rPr>
-        <w:t>s.Name</w:t>
-      </w:r>
-      <w:proofErr w:type="spellEnd"/>
-      <w:r>
-        <w:rPr>
-          <w:rStyle w:val="HTMLCode"/>
-        </w:rPr>
-        <w:t>);</w:t>
+        <w:t xml:space="preserve">                      .OrderBy(s =&gt; s.Name);</w:t>
       </w:r>
     </w:p>
     <w:p>
@@ -10203,15 +8041,7 @@
         <w:pStyle w:val="Heading3"/>
       </w:pPr>
       <w:r>
-        <w:t xml:space="preserve">3. </w:t>
-      </w:r>
-      <w:proofErr w:type="gramStart"/>
-      <w:r>
-        <w:t>The</w:t>
-      </w:r>
-      <w:proofErr w:type="gramEnd"/>
-      <w:r>
-        <w:t xml:space="preserve"> "Big Five" LINQ Operators</w:t>
+        <w:t>3. The "Big Five" LINQ Operators</w:t>
       </w:r>
     </w:p>
     <w:p>
@@ -10418,23 +8248,7 @@
                 <w:b/>
                 <w:bCs/>
               </w:rPr>
-              <w:t>.</w:t>
-            </w:r>
-            <w:proofErr w:type="spellStart"/>
-            <w:r>
-              <w:rPr>
-                <w:b/>
-                <w:bCs/>
-              </w:rPr>
-              <w:t>OrderBy</w:t>
-            </w:r>
-            <w:proofErr w:type="spellEnd"/>
-            <w:r>
-              <w:rPr>
-                <w:b/>
-                <w:bCs/>
-              </w:rPr>
-              <w:t>()</w:t>
+              <w:t>.OrderBy()</w:t>
             </w:r>
           </w:p>
         </w:tc>
@@ -10586,23 +8400,7 @@
                 <w:b/>
                 <w:bCs/>
               </w:rPr>
-              <w:t>.</w:t>
-            </w:r>
-            <w:proofErr w:type="spellStart"/>
-            <w:r>
-              <w:rPr>
-                <w:b/>
-                <w:bCs/>
-              </w:rPr>
-              <w:t>FirstOrDefault</w:t>
-            </w:r>
-            <w:proofErr w:type="spellEnd"/>
-            <w:r>
-              <w:rPr>
-                <w:b/>
-                <w:bCs/>
-              </w:rPr>
-              <w:t>()</w:t>
+              <w:t>.FirstOrDefault()</w:t>
             </w:r>
           </w:p>
         </w:tc>
@@ -10678,23 +8476,7 @@
                 <w:b/>
                 <w:bCs/>
               </w:rPr>
-              <w:t>.</w:t>
-            </w:r>
-            <w:proofErr w:type="spellStart"/>
-            <w:r>
-              <w:rPr>
-                <w:b/>
-                <w:bCs/>
-              </w:rPr>
-              <w:t>ToList</w:t>
-            </w:r>
-            <w:proofErr w:type="spellEnd"/>
-            <w:r>
-              <w:rPr>
-                <w:b/>
-                <w:bCs/>
-              </w:rPr>
-              <w:t>()</w:t>
+              <w:t>.ToList()</w:t>
             </w:r>
           </w:p>
         </w:tc>
@@ -10757,15 +8539,7 @@
         <w:pStyle w:val="Heading3"/>
       </w:pPr>
       <w:r>
-        <w:t>4. The "</w:t>
-      </w:r>
-      <w:proofErr w:type="gramStart"/>
-      <w:r>
-        <w:t>Senior</w:t>
-      </w:r>
-      <w:proofErr w:type="gramEnd"/>
-      <w:r>
-        <w:t>" Secret: Deferred Execution</w:t>
+        <w:t>4. The "Senior" Secret: Deferred Execution</w:t>
       </w:r>
     </w:p>
     <w:p>
@@ -10790,14 +8564,12 @@
       <w:r>
         <w:t xml:space="preserve"> They only run when you actually try to look at the data (like in a </w:t>
       </w:r>
-      <w:proofErr w:type="spellStart"/>
       <w:r>
         <w:rPr>
           <w:rStyle w:val="HTMLCode"/>
         </w:rPr>
         <w:t>foreach</w:t>
       </w:r>
-      <w:proofErr w:type="spellEnd"/>
       <w:r>
         <w:t xml:space="preserve"> loop or by calling </w:t>
       </w:r>
@@ -10805,29 +8577,7 @@
         <w:rPr>
           <w:rStyle w:val="HTMLCode"/>
         </w:rPr>
-        <w:t>.</w:t>
-      </w:r>
-      <w:proofErr w:type="spellStart"/>
-      <w:proofErr w:type="gramStart"/>
-      <w:r>
-        <w:rPr>
-          <w:rStyle w:val="HTMLCode"/>
-        </w:rPr>
-        <w:t>ToList</w:t>
-      </w:r>
-      <w:proofErr w:type="spellEnd"/>
-      <w:r>
-        <w:rPr>
-          <w:rStyle w:val="HTMLCode"/>
-        </w:rPr>
-        <w:t>(</w:t>
-      </w:r>
-      <w:proofErr w:type="gramEnd"/>
-      <w:r>
-        <w:rPr>
-          <w:rStyle w:val="HTMLCode"/>
-        </w:rPr>
-        <w:t>)</w:t>
+        <w:t>.ToList()</w:t>
       </w:r>
       <w:r>
         <w:t>).</w:t>
@@ -10848,49 +8598,17 @@
           <w:rStyle w:val="HTMLCode"/>
         </w:rPr>
       </w:pPr>
-      <w:proofErr w:type="spellStart"/>
-      <w:proofErr w:type="gramStart"/>
       <w:r>
         <w:rPr>
           <w:rStyle w:val="hljs-keyword"/>
         </w:rPr>
         <w:t>var</w:t>
       </w:r>
-      <w:proofErr w:type="spellEnd"/>
-      <w:proofErr w:type="gramEnd"/>
-      <w:r>
-        <w:rPr>
-          <w:rStyle w:val="HTMLCode"/>
-        </w:rPr>
-        <w:t xml:space="preserve"> query = </w:t>
-      </w:r>
-      <w:proofErr w:type="spellStart"/>
-      <w:r>
-        <w:rPr>
-          <w:rStyle w:val="HTMLCode"/>
-        </w:rPr>
-        <w:t>students.Where</w:t>
-      </w:r>
-      <w:proofErr w:type="spellEnd"/>
-      <w:r>
-        <w:rPr>
-          <w:rStyle w:val="HTMLCode"/>
-        </w:rPr>
-        <w:t xml:space="preserve">(s =&gt; </w:t>
-      </w:r>
-      <w:proofErr w:type="spellStart"/>
-      <w:r>
-        <w:rPr>
-          <w:rStyle w:val="HTMLCode"/>
-        </w:rPr>
-        <w:t>s.Age</w:t>
-      </w:r>
-      <w:proofErr w:type="spellEnd"/>
-      <w:r>
-        <w:rPr>
-          <w:rStyle w:val="HTMLCode"/>
-        </w:rPr>
-        <w:t xml:space="preserve"> &gt; </w:t>
+      <w:r>
+        <w:rPr>
+          <w:rStyle w:val="HTMLCode"/>
+        </w:rPr>
+        <w:t xml:space="preserve"> query = students.Where(s =&gt; s.Age &gt; </w:t>
       </w:r>
       <w:r>
         <w:rPr>
@@ -10922,16 +8640,8 @@
         <w:rPr>
           <w:rStyle w:val="hljs-comment"/>
         </w:rPr>
-        <w:t xml:space="preserve">// ... more </w:t>
-      </w:r>
-      <w:proofErr w:type="gramStart"/>
-      <w:r>
-        <w:rPr>
-          <w:rStyle w:val="hljs-comment"/>
-        </w:rPr>
-        <w:t>code ...</w:t>
-      </w:r>
-      <w:proofErr w:type="gramEnd"/>
+        <w:t>// ... more code ...</w:t>
+      </w:r>
     </w:p>
     <w:p>
       <w:pPr>
@@ -10940,35 +8650,17 @@
           <w:rStyle w:val="HTMLCode"/>
         </w:rPr>
       </w:pPr>
-      <w:proofErr w:type="spellStart"/>
-      <w:proofErr w:type="gramStart"/>
       <w:r>
         <w:rPr>
           <w:rStyle w:val="hljs-keyword"/>
         </w:rPr>
         <w:t>var</w:t>
       </w:r>
-      <w:proofErr w:type="spellEnd"/>
-      <w:proofErr w:type="gramEnd"/>
-      <w:r>
-        <w:rPr>
-          <w:rStyle w:val="HTMLCode"/>
-        </w:rPr>
-        <w:t xml:space="preserve"> list = </w:t>
-      </w:r>
-      <w:proofErr w:type="spellStart"/>
-      <w:r>
-        <w:rPr>
-          <w:rStyle w:val="HTMLCode"/>
-        </w:rPr>
-        <w:t>query.ToList</w:t>
-      </w:r>
-      <w:proofErr w:type="spellEnd"/>
-      <w:r>
-        <w:rPr>
-          <w:rStyle w:val="HTMLCode"/>
-        </w:rPr>
-        <w:t xml:space="preserve">(); </w:t>
+      <w:r>
+        <w:rPr>
+          <w:rStyle w:val="HTMLCode"/>
+        </w:rPr>
+        <w:t xml:space="preserve"> list = query.ToList(); </w:t>
       </w:r>
       <w:r>
         <w:rPr>
@@ -11031,63 +8723,17 @@
           <w:rStyle w:val="HTMLCode"/>
         </w:rPr>
       </w:pPr>
-      <w:proofErr w:type="spellStart"/>
-      <w:proofErr w:type="gramStart"/>
       <w:r>
         <w:rPr>
           <w:rStyle w:val="hljs-keyword"/>
         </w:rPr>
         <w:t>var</w:t>
       </w:r>
-      <w:proofErr w:type="spellEnd"/>
-      <w:proofErr w:type="gramEnd"/>
-      <w:r>
-        <w:rPr>
-          <w:rStyle w:val="HTMLCode"/>
-        </w:rPr>
-        <w:t xml:space="preserve"> oldest = </w:t>
-      </w:r>
-      <w:proofErr w:type="spellStart"/>
-      <w:r>
-        <w:rPr>
-          <w:rStyle w:val="HTMLCode"/>
-        </w:rPr>
-        <w:t>students.OrderByDescending</w:t>
-      </w:r>
-      <w:proofErr w:type="spellEnd"/>
-      <w:r>
-        <w:rPr>
-          <w:rStyle w:val="HTMLCode"/>
-        </w:rPr>
-        <w:t xml:space="preserve">(s =&gt; </w:t>
-      </w:r>
-      <w:proofErr w:type="spellStart"/>
-      <w:r>
-        <w:rPr>
-          <w:rStyle w:val="HTMLCode"/>
-        </w:rPr>
-        <w:t>s.Age</w:t>
-      </w:r>
-      <w:proofErr w:type="spellEnd"/>
-      <w:r>
-        <w:rPr>
-          <w:rStyle w:val="HTMLCode"/>
-        </w:rPr>
-        <w:t>).</w:t>
-      </w:r>
-      <w:proofErr w:type="spellStart"/>
-      <w:r>
-        <w:rPr>
-          <w:rStyle w:val="HTMLCode"/>
-        </w:rPr>
-        <w:t>FirstOrDefault</w:t>
-      </w:r>
-      <w:proofErr w:type="spellEnd"/>
-      <w:r>
-        <w:rPr>
-          <w:rStyle w:val="HTMLCode"/>
-        </w:rPr>
-        <w:t>();</w:t>
+      <w:r>
+        <w:rPr>
+          <w:rStyle w:val="HTMLCode"/>
+        </w:rPr>
+        <w:t xml:space="preserve"> oldest = students.OrderByDescending(s =&gt; s.Age).FirstOrDefault();</w:t>
       </w:r>
     </w:p>
     <w:p>
@@ -11098,21 +8744,12 @@
           <w:numId w:val="25"/>
         </w:numPr>
       </w:pPr>
-      <w:proofErr w:type="spellStart"/>
       <w:r>
         <w:rPr>
           <w:b/>
           <w:bCs/>
         </w:rPr>
-        <w:t>OrderByDescending</w:t>
-      </w:r>
-      <w:proofErr w:type="spellEnd"/>
-      <w:r>
-        <w:rPr>
-          <w:b/>
-          <w:bCs/>
-        </w:rPr>
-        <w:t>:</w:t>
+        <w:t>OrderByDescending:</w:t>
       </w:r>
       <w:r>
         <w:t xml:space="preserve"> Puts the highest age at the top.</w:t>
@@ -11126,21 +8763,12 @@
           <w:numId w:val="25"/>
         </w:numPr>
       </w:pPr>
-      <w:proofErr w:type="spellStart"/>
       <w:r>
         <w:rPr>
           <w:b/>
           <w:bCs/>
         </w:rPr>
-        <w:t>FirstOrDefault</w:t>
-      </w:r>
-      <w:proofErr w:type="spellEnd"/>
-      <w:r>
-        <w:rPr>
-          <w:b/>
-          <w:bCs/>
-        </w:rPr>
-        <w:t>:</w:t>
+        <w:t>FirstOrDefault:</w:t>
       </w:r>
       <w:r>
         <w:t xml:space="preserve"> Picks that top person.</w:t>
@@ -11185,14 +8813,12 @@
       <w:r>
         <w:t xml:space="preserve"> replaces messy </w:t>
       </w:r>
-      <w:proofErr w:type="spellStart"/>
       <w:r>
         <w:rPr>
           <w:rStyle w:val="HTMLCode"/>
         </w:rPr>
         <w:t>foreach</w:t>
       </w:r>
-      <w:proofErr w:type="spellEnd"/>
       <w:r>
         <w:t xml:space="preserve"> loops with clean, readable logic.</w:t>
       </w:r>
@@ -11219,16 +8845,8 @@
         <w:rPr>
           <w:rStyle w:val="HTMLCode"/>
         </w:rPr>
-        <w:t xml:space="preserve">s =&gt; </w:t>
-      </w:r>
-      <w:proofErr w:type="spellStart"/>
-      <w:r>
-        <w:rPr>
-          <w:rStyle w:val="HTMLCode"/>
-        </w:rPr>
-        <w:t>s.Age</w:t>
-      </w:r>
-      <w:proofErr w:type="spellEnd"/>
+        <w:t>s =&gt; s.Age</w:t>
+      </w:r>
       <w:r>
         <w:t>) are the "fuel" that makes LINQ methods work.</w:t>
       </w:r>
@@ -11273,29 +8891,8 @@
         <w:t>💡</w:t>
       </w:r>
       <w:r>
-        <w:t xml:space="preserve"> </w:t>
-      </w:r>
-      <w:proofErr w:type="gramStart"/>
-      <w:r>
-        <w:t>The</w:t>
-      </w:r>
-      <w:proofErr w:type="gramEnd"/>
-      <w:r>
-        <w:t xml:space="preserve"> "Senior" Insight: </w:t>
-      </w:r>
-      <w:proofErr w:type="spellStart"/>
-      <w:r>
-        <w:t>SingleOrDefault</w:t>
-      </w:r>
-      <w:proofErr w:type="spellEnd"/>
-      <w:r>
-        <w:t xml:space="preserve"> vs. </w:t>
-      </w:r>
-      <w:proofErr w:type="spellStart"/>
-      <w:r>
-        <w:t>FirstOrDefault</w:t>
-      </w:r>
-      <w:proofErr w:type="spellEnd"/>
+        <w:t xml:space="preserve"> The "Senior" Insight: SingleOrDefault vs. FirstOrDefault</w:t>
+      </w:r>
     </w:p>
     <w:p>
       <w:pPr>
@@ -11317,68 +8914,22 @@
           <w:i/>
           <w:iCs/>
         </w:rPr>
-        <w:t>.</w:t>
-      </w:r>
-      <w:proofErr w:type="spellStart"/>
-      <w:proofErr w:type="gramStart"/>
-      <w:r>
-        <w:rPr>
-          <w:rStyle w:val="HTMLCode"/>
+        <w:t>.FirstOrDefault()</w:t>
+      </w:r>
+      <w:r>
+        <w:rPr>
           <w:i/>
           <w:iCs/>
         </w:rPr>
-        <w:t>FirstOrDefault</w:t>
-      </w:r>
-      <w:proofErr w:type="spellEnd"/>
+        <w:t xml:space="preserve"> instead of </w:t>
+      </w:r>
       <w:r>
         <w:rPr>
           <w:rStyle w:val="HTMLCode"/>
           <w:i/>
           <w:iCs/>
         </w:rPr>
-        <w:t>(</w:t>
-      </w:r>
-      <w:proofErr w:type="gramEnd"/>
-      <w:r>
-        <w:rPr>
-          <w:rStyle w:val="HTMLCode"/>
-          <w:i/>
-          <w:iCs/>
-        </w:rPr>
-        <w:t>)</w:t>
-      </w:r>
-      <w:r>
-        <w:rPr>
-          <w:i/>
-          <w:iCs/>
-        </w:rPr>
-        <w:t xml:space="preserve"> instead of </w:t>
-      </w:r>
-      <w:r>
-        <w:rPr>
-          <w:rStyle w:val="HTMLCode"/>
-          <w:i/>
-          <w:iCs/>
-        </w:rPr>
-        <w:t>.</w:t>
-      </w:r>
-      <w:proofErr w:type="spellStart"/>
-      <w:r>
-        <w:rPr>
-          <w:rStyle w:val="HTMLCode"/>
-          <w:i/>
-          <w:iCs/>
-        </w:rPr>
-        <w:t>SingleOrDefault</w:t>
-      </w:r>
-      <w:proofErr w:type="spellEnd"/>
-      <w:r>
-        <w:rPr>
-          <w:rStyle w:val="HTMLCode"/>
-          <w:i/>
-          <w:iCs/>
-        </w:rPr>
-        <w:t>()</w:t>
+        <w:t>.SingleOrDefault()</w:t>
       </w:r>
       <w:r>
         <w:rPr>
@@ -11402,35 +8953,7 @@
           <w:b/>
           <w:bCs/>
         </w:rPr>
-        <w:t>.</w:t>
-      </w:r>
-      <w:proofErr w:type="spellStart"/>
-      <w:proofErr w:type="gramStart"/>
-      <w:r>
-        <w:rPr>
-          <w:rStyle w:val="HTMLCode"/>
-          <w:b/>
-          <w:bCs/>
-        </w:rPr>
-        <w:t>FirstOrDefault</w:t>
-      </w:r>
-      <w:proofErr w:type="spellEnd"/>
-      <w:r>
-        <w:rPr>
-          <w:rStyle w:val="HTMLCode"/>
-          <w:b/>
-          <w:bCs/>
-        </w:rPr>
-        <w:t>(</w:t>
-      </w:r>
-      <w:proofErr w:type="gramEnd"/>
-      <w:r>
-        <w:rPr>
-          <w:rStyle w:val="HTMLCode"/>
-          <w:b/>
-          <w:bCs/>
-        </w:rPr>
-        <w:t>)</w:t>
+        <w:t>.FirstOrDefault()</w:t>
       </w:r>
       <w:r>
         <w:t>: Returns the first match it finds. It's efficient because it stops looking once it finds one.</w:t>
@@ -11450,35 +8973,7 @@
           <w:b/>
           <w:bCs/>
         </w:rPr>
-        <w:t>.</w:t>
-      </w:r>
-      <w:proofErr w:type="spellStart"/>
-      <w:proofErr w:type="gramStart"/>
-      <w:r>
-        <w:rPr>
-          <w:rStyle w:val="HTMLCode"/>
-          <w:b/>
-          <w:bCs/>
-        </w:rPr>
-        <w:t>SingleOrDefault</w:t>
-      </w:r>
-      <w:proofErr w:type="spellEnd"/>
-      <w:r>
-        <w:rPr>
-          <w:rStyle w:val="HTMLCode"/>
-          <w:b/>
-          <w:bCs/>
-        </w:rPr>
-        <w:t>(</w:t>
-      </w:r>
-      <w:proofErr w:type="gramEnd"/>
-      <w:r>
-        <w:rPr>
-          <w:rStyle w:val="HTMLCode"/>
-          <w:b/>
-          <w:bCs/>
-        </w:rPr>
-        <w:t>)</w:t>
+        <w:t>.SingleOrDefault()</w:t>
       </w:r>
       <w:r>
         <w:t xml:space="preserve">: Checks the </w:t>
@@ -11522,14 +9017,12 @@
       <w:r>
         <w:t xml:space="preserve"> Use </w:t>
       </w:r>
-      <w:proofErr w:type="spellStart"/>
       <w:r>
         <w:rPr>
           <w:rStyle w:val="HTMLCode"/>
         </w:rPr>
         <w:t>FirstOrDefault</w:t>
       </w:r>
-      <w:proofErr w:type="spellEnd"/>
       <w:r>
         <w:t xml:space="preserve"> for better performance unless you want the code to crash if duplicates exist.</w:t>
       </w:r>
@@ -11558,14 +9051,12 @@
       <w:r>
         <w:t xml:space="preserve"> using LINQ and the </w:t>
       </w:r>
-      <w:proofErr w:type="spellStart"/>
       <w:r>
         <w:rPr>
           <w:rStyle w:val="HTMLCode"/>
         </w:rPr>
         <w:t>DbContext</w:t>
       </w:r>
-      <w:proofErr w:type="spellEnd"/>
       <w:r>
         <w:t>.</w:t>
       </w:r>
@@ -11593,14 +9084,12 @@
       <w:r>
         <w:t xml:space="preserve">To add a record, you create a new C# object and add it to the </w:t>
       </w:r>
-      <w:proofErr w:type="spellStart"/>
       <w:r>
         <w:rPr>
           <w:rStyle w:val="HTMLCode"/>
         </w:rPr>
         <w:t>DbSet</w:t>
       </w:r>
-      <w:proofErr w:type="spellEnd"/>
       <w:r>
         <w:t>. LINQ doesn't "filter" here; it simply maps the object to a new row.</w:t>
       </w:r>
@@ -11620,14 +9109,12 @@
           <w:rStyle w:val="HTMLCode"/>
         </w:rPr>
       </w:pPr>
-      <w:proofErr w:type="gramStart"/>
       <w:r>
         <w:rPr>
           <w:rStyle w:val="hljs-keyword"/>
         </w:rPr>
         <w:t>public</w:t>
       </w:r>
-      <w:proofErr w:type="gramEnd"/>
       <w:r>
         <w:rPr>
           <w:rStyle w:val="hljs-function"/>
@@ -11646,14 +9133,12 @@
         </w:rPr>
         <w:t xml:space="preserve"> </w:t>
       </w:r>
-      <w:proofErr w:type="spellStart"/>
       <w:r>
         <w:rPr>
           <w:rStyle w:val="hljs-title"/>
         </w:rPr>
         <w:t>AddStudent</w:t>
       </w:r>
-      <w:proofErr w:type="spellEnd"/>
       <w:r>
         <w:rPr>
           <w:rStyle w:val="hljs-function"/>
@@ -11664,16 +9149,8 @@
         <w:rPr>
           <w:rStyle w:val="hljs-params"/>
         </w:rPr>
-        <w:t xml:space="preserve">Student </w:t>
-      </w:r>
-      <w:proofErr w:type="spellStart"/>
-      <w:r>
-        <w:rPr>
-          <w:rStyle w:val="hljs-params"/>
-        </w:rPr>
-        <w:t>newStudent</w:t>
-      </w:r>
-      <w:proofErr w:type="spellEnd"/>
+        <w:t>Student newStudent</w:t>
+      </w:r>
       <w:r>
         <w:rPr>
           <w:rStyle w:val="hljs-function"/>
@@ -11712,21 +9189,7 @@
         <w:rPr>
           <w:rStyle w:val="hljs-comment"/>
         </w:rPr>
-        <w:t>// _context is your Database Class (</w:t>
-      </w:r>
-      <w:proofErr w:type="spellStart"/>
-      <w:r>
-        <w:rPr>
-          <w:rStyle w:val="hljs-comment"/>
-        </w:rPr>
-        <w:t>DbContext</w:t>
-      </w:r>
-      <w:proofErr w:type="spellEnd"/>
-      <w:r>
-        <w:rPr>
-          <w:rStyle w:val="hljs-comment"/>
-        </w:rPr>
-        <w:t>)</w:t>
+        <w:t>// _context is your Database Class (DbContext)</w:t>
       </w:r>
     </w:p>
     <w:p>
@@ -11740,37 +9203,7 @@
         <w:rPr>
           <w:rStyle w:val="HTMLCode"/>
         </w:rPr>
-        <w:t xml:space="preserve">    _</w:t>
-      </w:r>
-      <w:proofErr w:type="spellStart"/>
-      <w:proofErr w:type="gramStart"/>
-      <w:r>
-        <w:rPr>
-          <w:rStyle w:val="HTMLCode"/>
-        </w:rPr>
-        <w:t>context.Students.Add</w:t>
-      </w:r>
-      <w:proofErr w:type="spellEnd"/>
-      <w:r>
-        <w:rPr>
-          <w:rStyle w:val="HTMLCode"/>
-        </w:rPr>
-        <w:t>(</w:t>
-      </w:r>
-      <w:proofErr w:type="spellStart"/>
-      <w:proofErr w:type="gramEnd"/>
-      <w:r>
-        <w:rPr>
-          <w:rStyle w:val="HTMLCode"/>
-        </w:rPr>
-        <w:t>newStudent</w:t>
-      </w:r>
-      <w:proofErr w:type="spellEnd"/>
-      <w:r>
-        <w:rPr>
-          <w:rStyle w:val="HTMLCode"/>
-        </w:rPr>
-        <w:t xml:space="preserve">); </w:t>
+        <w:t xml:space="preserve">    _context.Students.Add(newStudent); </w:t>
       </w:r>
     </w:p>
     <w:p>
@@ -11784,29 +9217,7 @@
         <w:rPr>
           <w:rStyle w:val="HTMLCode"/>
         </w:rPr>
-        <w:t xml:space="preserve">    _</w:t>
-      </w:r>
-      <w:proofErr w:type="spellStart"/>
-      <w:proofErr w:type="gramStart"/>
-      <w:r>
-        <w:rPr>
-          <w:rStyle w:val="HTMLCode"/>
-        </w:rPr>
-        <w:t>context.SaveChanges</w:t>
-      </w:r>
-      <w:proofErr w:type="spellEnd"/>
-      <w:r>
-        <w:rPr>
-          <w:rStyle w:val="HTMLCode"/>
-        </w:rPr>
-        <w:t>(</w:t>
-      </w:r>
-      <w:proofErr w:type="gramEnd"/>
-      <w:r>
-        <w:rPr>
-          <w:rStyle w:val="HTMLCode"/>
-        </w:rPr>
-        <w:t xml:space="preserve">); </w:t>
+        <w:t xml:space="preserve">    _context.SaveChanges(); </w:t>
       </w:r>
       <w:r>
         <w:rPr>
@@ -11884,21 +9295,7 @@
         <w:rPr>
           <w:rStyle w:val="HTMLCode"/>
         </w:rPr>
-        <w:t>_</w:t>
-      </w:r>
-      <w:proofErr w:type="spellStart"/>
-      <w:r>
-        <w:rPr>
-          <w:rStyle w:val="HTMLCode"/>
-        </w:rPr>
-        <w:t>context.Students.ToList</w:t>
-      </w:r>
-      <w:proofErr w:type="spellEnd"/>
-      <w:r>
-        <w:rPr>
-          <w:rStyle w:val="HTMLCode"/>
-        </w:rPr>
-        <w:t>();</w:t>
+        <w:t>_context.Students.ToList();</w:t>
       </w:r>
     </w:p>
     <w:p>
@@ -11923,29 +9320,7 @@
         <w:rPr>
           <w:rStyle w:val="HTMLCode"/>
         </w:rPr>
-        <w:t>.</w:t>
-      </w:r>
-      <w:proofErr w:type="spellStart"/>
-      <w:proofErr w:type="gramStart"/>
-      <w:r>
-        <w:rPr>
-          <w:rStyle w:val="HTMLCode"/>
-        </w:rPr>
-        <w:t>FirstOrDefault</w:t>
-      </w:r>
-      <w:proofErr w:type="spellEnd"/>
-      <w:r>
-        <w:rPr>
-          <w:rStyle w:val="HTMLCode"/>
-        </w:rPr>
-        <w:t>(</w:t>
-      </w:r>
-      <w:proofErr w:type="gramEnd"/>
-      <w:r>
-        <w:rPr>
-          <w:rStyle w:val="HTMLCode"/>
-        </w:rPr>
-        <w:t>)</w:t>
+        <w:t>.FirstOrDefault()</w:t>
       </w:r>
       <w:r>
         <w:t xml:space="preserve"> or </w:t>
@@ -12005,44 +9380,18 @@
           <w:rStyle w:val="HTMLCode"/>
         </w:rPr>
       </w:pPr>
-      <w:proofErr w:type="spellStart"/>
-      <w:proofErr w:type="gramStart"/>
       <w:r>
         <w:rPr>
           <w:rStyle w:val="hljs-keyword"/>
         </w:rPr>
         <w:t>var</w:t>
       </w:r>
-      <w:proofErr w:type="spellEnd"/>
-      <w:proofErr w:type="gramEnd"/>
-      <w:r>
-        <w:rPr>
-          <w:rStyle w:val="HTMLCode"/>
-        </w:rPr>
-        <w:t xml:space="preserve"> </w:t>
-      </w:r>
-      <w:proofErr w:type="spellStart"/>
-      <w:r>
-        <w:rPr>
-          <w:rStyle w:val="HTMLCode"/>
-        </w:rPr>
-        <w:t>adultStudents</w:t>
-      </w:r>
-      <w:proofErr w:type="spellEnd"/>
-      <w:r>
-        <w:rPr>
-          <w:rStyle w:val="HTMLCode"/>
-        </w:rPr>
-        <w:t xml:space="preserve"> = _</w:t>
-      </w:r>
-      <w:proofErr w:type="spellStart"/>
-      <w:r>
-        <w:rPr>
-          <w:rStyle w:val="HTMLCode"/>
-        </w:rPr>
-        <w:t>context.Students</w:t>
-      </w:r>
-      <w:proofErr w:type="spellEnd"/>
+      <w:r>
+        <w:rPr>
+          <w:rStyle w:val="HTMLCode"/>
+        </w:rPr>
+        <w:t xml:space="preserve"> adultStudents = _context.Students</w:t>
+      </w:r>
     </w:p>
     <w:p>
       <w:pPr>
@@ -12055,21 +9404,7 @@
         <w:rPr>
           <w:rStyle w:val="HTMLCode"/>
         </w:rPr>
-        <w:t xml:space="preserve">                            .Where(s =&gt; </w:t>
-      </w:r>
-      <w:proofErr w:type="spellStart"/>
-      <w:r>
-        <w:rPr>
-          <w:rStyle w:val="HTMLCode"/>
-        </w:rPr>
-        <w:t>s.Age</w:t>
-      </w:r>
-      <w:proofErr w:type="spellEnd"/>
-      <w:r>
-        <w:rPr>
-          <w:rStyle w:val="HTMLCode"/>
-        </w:rPr>
-        <w:t xml:space="preserve"> &gt; </w:t>
+        <w:t xml:space="preserve">                            .Where(s =&gt; s.Age &gt; </w:t>
       </w:r>
       <w:r>
         <w:rPr>
@@ -12095,35 +9430,7 @@
         <w:rPr>
           <w:rStyle w:val="HTMLCode"/>
         </w:rPr>
-        <w:t xml:space="preserve">                            .</w:t>
-      </w:r>
-      <w:proofErr w:type="spellStart"/>
-      <w:r>
-        <w:rPr>
-          <w:rStyle w:val="HTMLCode"/>
-        </w:rPr>
-        <w:t>OrderBy</w:t>
-      </w:r>
-      <w:proofErr w:type="spellEnd"/>
-      <w:r>
-        <w:rPr>
-          <w:rStyle w:val="HTMLCode"/>
-        </w:rPr>
-        <w:t xml:space="preserve">(s =&gt; </w:t>
-      </w:r>
-      <w:proofErr w:type="spellStart"/>
-      <w:r>
-        <w:rPr>
-          <w:rStyle w:val="HTMLCode"/>
-        </w:rPr>
-        <w:t>s.Name</w:t>
-      </w:r>
-      <w:proofErr w:type="spellEnd"/>
-      <w:r>
-        <w:rPr>
-          <w:rStyle w:val="HTMLCode"/>
-        </w:rPr>
-        <w:t>)</w:t>
+        <w:t xml:space="preserve">                            .OrderBy(s =&gt; s.Name)</w:t>
       </w:r>
     </w:p>
     <w:p>
@@ -12137,29 +9444,7 @@
         <w:rPr>
           <w:rStyle w:val="HTMLCode"/>
         </w:rPr>
-        <w:t xml:space="preserve">                            .</w:t>
-      </w:r>
-      <w:proofErr w:type="spellStart"/>
-      <w:proofErr w:type="gramStart"/>
-      <w:r>
-        <w:rPr>
-          <w:rStyle w:val="HTMLCode"/>
-        </w:rPr>
-        <w:t>ToList</w:t>
-      </w:r>
-      <w:proofErr w:type="spellEnd"/>
-      <w:r>
-        <w:rPr>
-          <w:rStyle w:val="HTMLCode"/>
-        </w:rPr>
-        <w:t>(</w:t>
-      </w:r>
-      <w:proofErr w:type="gramEnd"/>
-      <w:r>
-        <w:rPr>
-          <w:rStyle w:val="HTMLCode"/>
-        </w:rPr>
-        <w:t>);</w:t>
+        <w:t xml:space="preserve">                            .ToList();</w:t>
       </w:r>
     </w:p>
     <w:p>
@@ -12238,14 +9523,12 @@
           <w:rStyle w:val="HTMLCode"/>
         </w:rPr>
       </w:pPr>
-      <w:proofErr w:type="gramStart"/>
       <w:r>
         <w:rPr>
           <w:rStyle w:val="hljs-keyword"/>
         </w:rPr>
         <w:t>public</w:t>
       </w:r>
-      <w:proofErr w:type="gramEnd"/>
       <w:r>
         <w:rPr>
           <w:rStyle w:val="hljs-function"/>
@@ -12264,28 +9547,24 @@
         </w:rPr>
         <w:t xml:space="preserve"> </w:t>
       </w:r>
-      <w:proofErr w:type="spellStart"/>
       <w:r>
         <w:rPr>
           <w:rStyle w:val="hljs-title"/>
         </w:rPr>
         <w:t>UpdateEmail</w:t>
       </w:r>
-      <w:proofErr w:type="spellEnd"/>
       <w:r>
         <w:rPr>
           <w:rStyle w:val="hljs-function"/>
         </w:rPr>
         <w:t>(</w:t>
       </w:r>
-      <w:proofErr w:type="spellStart"/>
       <w:r>
         <w:rPr>
           <w:rStyle w:val="hljs-builtin"/>
         </w:rPr>
         <w:t>int</w:t>
       </w:r>
-      <w:proofErr w:type="spellEnd"/>
       <w:r>
         <w:rPr>
           <w:rStyle w:val="hljs-params"/>
@@ -12302,16 +9581,8 @@
         <w:rPr>
           <w:rStyle w:val="hljs-params"/>
         </w:rPr>
-        <w:t xml:space="preserve"> </w:t>
-      </w:r>
-      <w:proofErr w:type="spellStart"/>
-      <w:r>
-        <w:rPr>
-          <w:rStyle w:val="hljs-params"/>
-        </w:rPr>
-        <w:t>newEmail</w:t>
-      </w:r>
-      <w:proofErr w:type="spellEnd"/>
+        <w:t xml:space="preserve"> newEmail</w:t>
+      </w:r>
       <w:r>
         <w:rPr>
           <w:rStyle w:val="hljs-function"/>
@@ -12366,49 +9637,17 @@
         </w:rPr>
         <w:t xml:space="preserve">    </w:t>
       </w:r>
-      <w:proofErr w:type="spellStart"/>
-      <w:proofErr w:type="gramStart"/>
       <w:r>
         <w:rPr>
           <w:rStyle w:val="hljs-keyword"/>
         </w:rPr>
         <w:t>var</w:t>
       </w:r>
-      <w:proofErr w:type="spellEnd"/>
-      <w:proofErr w:type="gramEnd"/>
-      <w:r>
-        <w:rPr>
-          <w:rStyle w:val="HTMLCode"/>
-        </w:rPr>
-        <w:t xml:space="preserve"> student = _</w:t>
-      </w:r>
-      <w:proofErr w:type="spellStart"/>
-      <w:r>
-        <w:rPr>
-          <w:rStyle w:val="HTMLCode"/>
-        </w:rPr>
-        <w:t>context.Students.FirstOrDefault</w:t>
-      </w:r>
-      <w:proofErr w:type="spellEnd"/>
-      <w:r>
-        <w:rPr>
-          <w:rStyle w:val="HTMLCode"/>
-        </w:rPr>
-        <w:t xml:space="preserve">(s =&gt; </w:t>
-      </w:r>
-      <w:proofErr w:type="spellStart"/>
-      <w:r>
-        <w:rPr>
-          <w:rStyle w:val="HTMLCode"/>
-        </w:rPr>
-        <w:t>s.Id</w:t>
-      </w:r>
-      <w:proofErr w:type="spellEnd"/>
-      <w:r>
-        <w:rPr>
-          <w:rStyle w:val="HTMLCode"/>
-        </w:rPr>
-        <w:t xml:space="preserve"> == id);</w:t>
+      <w:r>
+        <w:rPr>
+          <w:rStyle w:val="HTMLCode"/>
+        </w:rPr>
+        <w:t xml:space="preserve"> student = _context.Students.FirstOrDefault(s =&gt; s.Id == id);</w:t>
       </w:r>
     </w:p>
     <w:p>
@@ -12432,14 +9671,12 @@
         </w:rPr>
         <w:t xml:space="preserve">    </w:t>
       </w:r>
-      <w:proofErr w:type="gramStart"/>
       <w:r>
         <w:rPr>
           <w:rStyle w:val="hljs-keyword"/>
         </w:rPr>
         <w:t>if</w:t>
       </w:r>
-      <w:proofErr w:type="gramEnd"/>
       <w:r>
         <w:rPr>
           <w:rStyle w:val="HTMLCode"/>
@@ -12504,35 +9741,7 @@
         <w:rPr>
           <w:rStyle w:val="HTMLCode"/>
         </w:rPr>
-        <w:t xml:space="preserve">        </w:t>
-      </w:r>
-      <w:proofErr w:type="spellStart"/>
-      <w:r>
-        <w:rPr>
-          <w:rStyle w:val="HTMLCode"/>
-        </w:rPr>
-        <w:t>student.Email</w:t>
-      </w:r>
-      <w:proofErr w:type="spellEnd"/>
-      <w:r>
-        <w:rPr>
-          <w:rStyle w:val="HTMLCode"/>
-        </w:rPr>
-        <w:t xml:space="preserve"> = </w:t>
-      </w:r>
-      <w:proofErr w:type="spellStart"/>
-      <w:r>
-        <w:rPr>
-          <w:rStyle w:val="HTMLCode"/>
-        </w:rPr>
-        <w:t>newEmail</w:t>
-      </w:r>
-      <w:proofErr w:type="spellEnd"/>
-      <w:r>
-        <w:rPr>
-          <w:rStyle w:val="HTMLCode"/>
-        </w:rPr>
-        <w:t>;</w:t>
+        <w:t xml:space="preserve">        student.Email = newEmail;</w:t>
       </w:r>
     </w:p>
     <w:p>
@@ -12581,29 +9790,7 @@
         <w:rPr>
           <w:rStyle w:val="HTMLCode"/>
         </w:rPr>
-        <w:t xml:space="preserve">        _</w:t>
-      </w:r>
-      <w:proofErr w:type="spellStart"/>
-      <w:proofErr w:type="gramStart"/>
-      <w:r>
-        <w:rPr>
-          <w:rStyle w:val="HTMLCode"/>
-        </w:rPr>
-        <w:t>context.SaveChanges</w:t>
-      </w:r>
-      <w:proofErr w:type="spellEnd"/>
-      <w:r>
-        <w:rPr>
-          <w:rStyle w:val="HTMLCode"/>
-        </w:rPr>
-        <w:t>(</w:t>
-      </w:r>
-      <w:proofErr w:type="gramEnd"/>
-      <w:r>
-        <w:rPr>
-          <w:rStyle w:val="HTMLCode"/>
-        </w:rPr>
-        <w:t xml:space="preserve">); </w:t>
+        <w:t xml:space="preserve">        _context.SaveChanges(); </w:t>
       </w:r>
       <w:r>
         <w:rPr>
@@ -12660,15 +9847,7 @@
         <w:pStyle w:val="NormalWeb"/>
       </w:pPr>
       <w:r>
-        <w:t xml:space="preserve">Similar to </w:t>
-      </w:r>
-      <w:proofErr w:type="gramStart"/>
-      <w:r>
-        <w:t>Update</w:t>
-      </w:r>
-      <w:proofErr w:type="gramEnd"/>
-      <w:r>
-        <w:t>, you must first locate the entity you wish to destroy.</w:t>
+        <w:t>Similar to Update, you must first locate the entity you wish to destroy.</w:t>
       </w:r>
     </w:p>
     <w:p>
@@ -12686,14 +9865,12 @@
           <w:rStyle w:val="HTMLCode"/>
         </w:rPr>
       </w:pPr>
-      <w:proofErr w:type="gramStart"/>
       <w:r>
         <w:rPr>
           <w:rStyle w:val="hljs-keyword"/>
         </w:rPr>
         <w:t>public</w:t>
       </w:r>
-      <w:proofErr w:type="gramEnd"/>
       <w:r>
         <w:rPr>
           <w:rStyle w:val="hljs-function"/>
@@ -12712,28 +9889,24 @@
         </w:rPr>
         <w:t xml:space="preserve"> </w:t>
       </w:r>
-      <w:proofErr w:type="spellStart"/>
       <w:r>
         <w:rPr>
           <w:rStyle w:val="hljs-title"/>
         </w:rPr>
         <w:t>DeleteStudent</w:t>
       </w:r>
-      <w:proofErr w:type="spellEnd"/>
       <w:r>
         <w:rPr>
           <w:rStyle w:val="hljs-function"/>
         </w:rPr>
         <w:t>(</w:t>
       </w:r>
-      <w:proofErr w:type="spellStart"/>
       <w:r>
         <w:rPr>
           <w:rStyle w:val="hljs-builtin"/>
         </w:rPr>
         <w:t>int</w:t>
       </w:r>
-      <w:proofErr w:type="spellEnd"/>
       <w:r>
         <w:rPr>
           <w:rStyle w:val="hljs-params"/>
@@ -12774,49 +9947,17 @@
         </w:rPr>
         <w:t xml:space="preserve">    </w:t>
       </w:r>
-      <w:proofErr w:type="spellStart"/>
-      <w:proofErr w:type="gramStart"/>
       <w:r>
         <w:rPr>
           <w:rStyle w:val="hljs-keyword"/>
         </w:rPr>
         <w:t>var</w:t>
       </w:r>
-      <w:proofErr w:type="spellEnd"/>
-      <w:proofErr w:type="gramEnd"/>
-      <w:r>
-        <w:rPr>
-          <w:rStyle w:val="HTMLCode"/>
-        </w:rPr>
-        <w:t xml:space="preserve"> student = _</w:t>
-      </w:r>
-      <w:proofErr w:type="spellStart"/>
-      <w:r>
-        <w:rPr>
-          <w:rStyle w:val="HTMLCode"/>
-        </w:rPr>
-        <w:t>context.Students.FirstOrDefault</w:t>
-      </w:r>
-      <w:proofErr w:type="spellEnd"/>
-      <w:r>
-        <w:rPr>
-          <w:rStyle w:val="HTMLCode"/>
-        </w:rPr>
-        <w:t xml:space="preserve">(s =&gt; </w:t>
-      </w:r>
-      <w:proofErr w:type="spellStart"/>
-      <w:r>
-        <w:rPr>
-          <w:rStyle w:val="HTMLCode"/>
-        </w:rPr>
-        <w:t>s.Id</w:t>
-      </w:r>
-      <w:proofErr w:type="spellEnd"/>
-      <w:r>
-        <w:rPr>
-          <w:rStyle w:val="HTMLCode"/>
-        </w:rPr>
-        <w:t xml:space="preserve"> == id);</w:t>
+      <w:r>
+        <w:rPr>
+          <w:rStyle w:val="HTMLCode"/>
+        </w:rPr>
+        <w:t xml:space="preserve"> student = _context.Students.FirstOrDefault(s =&gt; s.Id == id);</w:t>
       </w:r>
     </w:p>
     <w:p>
@@ -12840,14 +9981,12 @@
         </w:rPr>
         <w:t xml:space="preserve">    </w:t>
       </w:r>
-      <w:proofErr w:type="gramStart"/>
       <w:r>
         <w:rPr>
           <w:rStyle w:val="hljs-keyword"/>
         </w:rPr>
         <w:t>if</w:t>
       </w:r>
-      <w:proofErr w:type="gramEnd"/>
       <w:r>
         <w:rPr>
           <w:rStyle w:val="HTMLCode"/>
@@ -12892,29 +10031,7 @@
         <w:rPr>
           <w:rStyle w:val="HTMLCode"/>
         </w:rPr>
-        <w:t xml:space="preserve">        _</w:t>
-      </w:r>
-      <w:proofErr w:type="spellStart"/>
-      <w:proofErr w:type="gramStart"/>
-      <w:r>
-        <w:rPr>
-          <w:rStyle w:val="HTMLCode"/>
-        </w:rPr>
-        <w:t>context.Students.Remove</w:t>
-      </w:r>
-      <w:proofErr w:type="spellEnd"/>
-      <w:r>
-        <w:rPr>
-          <w:rStyle w:val="HTMLCode"/>
-        </w:rPr>
-        <w:t>(</w:t>
-      </w:r>
-      <w:proofErr w:type="gramEnd"/>
-      <w:r>
-        <w:rPr>
-          <w:rStyle w:val="HTMLCode"/>
-        </w:rPr>
-        <w:t>student);</w:t>
+        <w:t xml:space="preserve">        _context.Students.Remove(student);</w:t>
       </w:r>
     </w:p>
     <w:p>
@@ -12928,29 +10045,7 @@
         <w:rPr>
           <w:rStyle w:val="HTMLCode"/>
         </w:rPr>
-        <w:t xml:space="preserve">        _</w:t>
-      </w:r>
-      <w:proofErr w:type="spellStart"/>
-      <w:proofErr w:type="gramStart"/>
-      <w:r>
-        <w:rPr>
-          <w:rStyle w:val="HTMLCode"/>
-        </w:rPr>
-        <w:t>context.SaveChanges</w:t>
-      </w:r>
-      <w:proofErr w:type="spellEnd"/>
-      <w:r>
-        <w:rPr>
-          <w:rStyle w:val="HTMLCode"/>
-        </w:rPr>
-        <w:t>(</w:t>
-      </w:r>
-      <w:proofErr w:type="gramEnd"/>
-      <w:r>
-        <w:rPr>
-          <w:rStyle w:val="HTMLCode"/>
-        </w:rPr>
-        <w:t xml:space="preserve">); </w:t>
+        <w:t xml:space="preserve">        _context.SaveChanges(); </w:t>
       </w:r>
       <w:r>
         <w:rPr>
@@ -13175,39 +10270,7 @@
                 <w:rStyle w:val="HTMLCode"/>
                 <w:rFonts w:eastAsiaTheme="minorHAnsi"/>
               </w:rPr>
-              <w:t>.</w:t>
-            </w:r>
-            <w:proofErr w:type="spellStart"/>
-            <w:r>
-              <w:rPr>
-                <w:rStyle w:val="HTMLCode"/>
-                <w:rFonts w:eastAsiaTheme="minorHAnsi"/>
-              </w:rPr>
-              <w:t>FirstOrDefault</w:t>
-            </w:r>
-            <w:proofErr w:type="spellEnd"/>
-            <w:r>
-              <w:rPr>
-                <w:rStyle w:val="HTMLCode"/>
-                <w:rFonts w:eastAsiaTheme="minorHAnsi"/>
-              </w:rPr>
-              <w:t xml:space="preserve">(s =&gt; </w:t>
-            </w:r>
-            <w:proofErr w:type="spellStart"/>
-            <w:r>
-              <w:rPr>
-                <w:rStyle w:val="HTMLCode"/>
-                <w:rFonts w:eastAsiaTheme="minorHAnsi"/>
-              </w:rPr>
-              <w:t>s.Id</w:t>
-            </w:r>
-            <w:proofErr w:type="spellEnd"/>
-            <w:r>
-              <w:rPr>
-                <w:rStyle w:val="HTMLCode"/>
-                <w:rFonts w:eastAsiaTheme="minorHAnsi"/>
-              </w:rPr>
-              <w:t xml:space="preserve"> == id)</w:t>
+              <w:t>.FirstOrDefault(s =&gt; s.Id == id)</w:t>
             </w:r>
             <w:r>
               <w:t xml:space="preserve"> (Type-safe)</w:t>
@@ -13332,21 +10395,12 @@
             <w:pPr>
               <w:spacing w:after="480"/>
             </w:pPr>
-            <w:proofErr w:type="spellStart"/>
             <w:r>
               <w:rPr>
                 <w:rStyle w:val="HTMLCode"/>
                 <w:rFonts w:eastAsiaTheme="minorHAnsi"/>
               </w:rPr>
-              <w:t>ExecuteNonQuery</w:t>
-            </w:r>
-            <w:proofErr w:type="spellEnd"/>
-            <w:r>
-              <w:rPr>
-                <w:rStyle w:val="HTMLCode"/>
-                <w:rFonts w:eastAsiaTheme="minorHAnsi"/>
-              </w:rPr>
-              <w:t>()</w:t>
+              <w:t>ExecuteNonQuery()</w:t>
             </w:r>
           </w:p>
         </w:tc>
@@ -13366,21 +10420,12 @@
             <w:pPr>
               <w:spacing w:after="480"/>
             </w:pPr>
-            <w:proofErr w:type="spellStart"/>
             <w:r>
               <w:rPr>
                 <w:rStyle w:val="HTMLCode"/>
                 <w:rFonts w:eastAsiaTheme="minorHAnsi"/>
               </w:rPr>
-              <w:t>SaveChanges</w:t>
-            </w:r>
-            <w:proofErr w:type="spellEnd"/>
-            <w:r>
-              <w:rPr>
-                <w:rStyle w:val="HTMLCode"/>
-                <w:rFonts w:eastAsiaTheme="minorHAnsi"/>
-              </w:rPr>
-              <w:t>()</w:t>
+              <w:t>SaveChanges()</w:t>
             </w:r>
           </w:p>
         </w:tc>
@@ -13531,19 +10576,11 @@
       <w:r>
         <w:t xml:space="preserve"> + </w:t>
       </w:r>
-      <w:proofErr w:type="spellStart"/>
-      <w:r>
-        <w:rPr>
-          <w:rStyle w:val="HTMLCode"/>
-        </w:rPr>
-        <w:t>SaveChanges</w:t>
-      </w:r>
-      <w:proofErr w:type="spellEnd"/>
-      <w:r>
-        <w:rPr>
-          <w:rStyle w:val="HTMLCode"/>
-        </w:rPr>
-        <w:t>()</w:t>
+      <w:r>
+        <w:rPr>
+          <w:rStyle w:val="HTMLCode"/>
+        </w:rPr>
+        <w:t>SaveChanges()</w:t>
       </w:r>
     </w:p>
     <w:p>
@@ -13573,36 +10610,20 @@
       <w:r>
         <w:t xml:space="preserve">, </w:t>
       </w:r>
-      <w:proofErr w:type="spellStart"/>
-      <w:r>
-        <w:rPr>
-          <w:rStyle w:val="HTMLCode"/>
-        </w:rPr>
-        <w:t>ToList</w:t>
-      </w:r>
-      <w:proofErr w:type="spellEnd"/>
-      <w:r>
-        <w:rPr>
-          <w:rStyle w:val="HTMLCode"/>
-        </w:rPr>
-        <w:t>()</w:t>
+      <w:r>
+        <w:rPr>
+          <w:rStyle w:val="HTMLCode"/>
+        </w:rPr>
+        <w:t>ToList()</w:t>
       </w:r>
       <w:r>
         <w:t xml:space="preserve">, </w:t>
       </w:r>
-      <w:proofErr w:type="spellStart"/>
-      <w:r>
-        <w:rPr>
-          <w:rStyle w:val="HTMLCode"/>
-        </w:rPr>
-        <w:t>FirstOrDefault</w:t>
-      </w:r>
-      <w:proofErr w:type="spellEnd"/>
-      <w:r>
-        <w:rPr>
-          <w:rStyle w:val="HTMLCode"/>
-        </w:rPr>
-        <w:t>()</w:t>
+      <w:r>
+        <w:rPr>
+          <w:rStyle w:val="HTMLCode"/>
+        </w:rPr>
+        <w:t>FirstOrDefault()</w:t>
       </w:r>
     </w:p>
     <w:p>
@@ -13632,19 +10653,11 @@
       <w:r>
         <w:sym w:font="Wingdings" w:char="F0E0"/>
       </w:r>
-      <w:proofErr w:type="spellStart"/>
-      <w:r>
-        <w:rPr>
-          <w:rStyle w:val="HTMLCode"/>
-        </w:rPr>
-        <w:t>SaveChanges</w:t>
-      </w:r>
-      <w:proofErr w:type="spellEnd"/>
-      <w:r>
-        <w:rPr>
-          <w:rStyle w:val="HTMLCode"/>
-        </w:rPr>
-        <w:t>()</w:t>
+      <w:r>
+        <w:rPr>
+          <w:rStyle w:val="HTMLCode"/>
+        </w:rPr>
+        <w:t>SaveChanges()</w:t>
       </w:r>
     </w:p>
     <w:p>
@@ -13674,25 +10687,14 @@
       <w:r>
         <w:t xml:space="preserve"> + </w:t>
       </w:r>
-      <w:proofErr w:type="spellStart"/>
-      <w:r>
-        <w:rPr>
-          <w:rStyle w:val="HTMLCode"/>
-        </w:rPr>
-        <w:t>SaveChanges</w:t>
-      </w:r>
-      <w:proofErr w:type="spellEnd"/>
-      <w:r>
-        <w:rPr>
-          <w:rStyle w:val="HTMLCode"/>
-        </w:rPr>
-        <w:t>()</w:t>
-      </w:r>
-    </w:p>
-    <w:p>
-      <w:bookmarkStart w:id="0" w:name="_GoBack"/>
-      <w:bookmarkEnd w:id="0"/>
-    </w:p>
+      <w:r>
+        <w:rPr>
+          <w:rStyle w:val="HTMLCode"/>
+        </w:rPr>
+        <w:t>SaveChanges()</w:t>
+      </w:r>
+    </w:p>
+    <w:p/>
     <w:sectPr>
       <w:pgSz w:w="12240" w:h="15840"/>
       <w:pgMar w:top="1440" w:right="1440" w:bottom="1440" w:left="1440" w:header="720" w:footer="720" w:gutter="0"/>
